--- a/jsx-basic-NguyenHoangBaoAn.docx
+++ b/jsx-basic-NguyenHoangBaoAn.docx
@@ -2,11 +2,8985 @@
 <file path=word/document.xml><?xml version="1.0" encoding="utf-8"?>
 <w:document xmlns:wpc="http://schemas.microsoft.com/office/word/2010/wordprocessingCanvas" xmlns:cx="http://schemas.microsoft.com/office/drawing/2014/chartex" xmlns:cx1="http://schemas.microsoft.com/office/drawing/2015/9/8/chartex" xmlns:cx2="http://schemas.microsoft.com/office/drawing/2015/10/21/chartex" xmlns:cx3="http://schemas.microsoft.com/office/drawing/2016/5/9/chartex" xmlns:cx4="http://schemas.microsoft.com/office/drawing/2016/5/10/chartex" xmlns:cx5="http://schemas.microsoft.com/office/drawing/2016/5/11/chartex" xmlns:cx6="http://schemas.microsoft.com/office/drawing/2016/5/12/chartex" xmlns:cx7="http://schemas.microsoft.com/office/drawing/2016/5/13/chartex" xmlns:cx8="http://schemas.microsoft.com/office/drawing/2016/5/14/chartex" xmlns:mc="http://schemas.openxmlformats.org/markup-compatibility/2006" xmlns:aink="http://schemas.microsoft.com/office/drawing/2016/ink" xmlns:am3d="http://schemas.microsoft.com/office/drawing/2017/model3d" xmlns:o="urn:schemas-microsoft-com:office:office" xmlns:oel="http://schemas.microsoft.com/office/2019/extlst" xmlns:r="http://schemas.openxmlformats.org/officeDocument/2006/relationships" xmlns:m="http://schemas.openxmlformats.org/officeDocument/2006/math" xmlns:v="urn:schemas-microsoft-com:vml" xmlns:wp14="http://schemas.microsoft.com/office/word/2010/wordprocessingDrawing" xmlns:wp="http://schemas.openxmlformats.org/drawingml/2006/wordprocessingDrawing" xmlns:w10="urn:schemas-microsoft-com:office:word" xmlns:w="http://schemas.openxmlformats.org/wordprocessingml/2006/main" xmlns:w14="http://schemas.microsoft.com/office/word/2010/wordml" xmlns:w15="http://schemas.microsoft.com/office/word/2012/wordml" xmlns:w16cex="http://schemas.microsoft.com/office/word/2018/wordml/cex" xmlns:w16cid="http://schemas.microsoft.com/office/word/2016/wordml/cid" xmlns:w16="http://schemas.microsoft.com/office/word/2018/wordml" xmlns:w16du="http://schemas.microsoft.com/office/word/2023/wordml/word16du" xmlns:w16sdtdh="http://schemas.microsoft.com/office/word/2020/wordml/sdtdatahash" xmlns:w16sdtfl="http://schemas.microsoft.com/office/word/2024/wordml/sdtformatlock" xmlns:w16se="http://schemas.microsoft.com/office/word/2015/wordml/symex" xmlns:wpg="http://schemas.microsoft.com/office/word/2010/wordprocessingGroup" xmlns:wpi="http://schemas.microsoft.com/office/word/2010/wordprocessingInk" xmlns:wne="http://schemas.microsoft.com/office/word/2006/wordml" xmlns:wps="http://schemas.microsoft.com/office/word/2010/wordprocessingShape" mc:Ignorable="w14 w15 w16se w16cid w16 w16cex w16sdtdh w16sdtfl w16du wp14">
   <w:body>
+    <w:p>
+      <w:pPr>
+        <w:jc w:val="center"/>
+        <w:rPr>
+          <w:b/>
+          <w:bCs/>
+        </w:rPr>
+      </w:pPr>
+      <w:r>
+        <w:rPr>
+          <w:b/>
+          <w:bCs/>
+        </w:rPr>
+        <w:t xml:space="preserve">Basic </w:t>
+      </w:r>
+      <w:r>
+        <w:rPr>
+          <w:b/>
+          <w:bCs/>
+        </w:rPr>
+        <w:t xml:space="preserve">exercises </w:t>
+      </w:r>
+      <w:proofErr w:type="spellStart"/>
+      <w:r>
+        <w:rPr>
+          <w:b/>
+          <w:bCs/>
+        </w:rPr>
+        <w:t>jsx</w:t>
+      </w:r>
+      <w:proofErr w:type="spellEnd"/>
+    </w:p>
+    <w:p>
+      <w:pPr>
+        <w:jc w:val="center"/>
+        <w:rPr>
+          <w:b/>
+          <w:bCs/>
+        </w:rPr>
+      </w:pPr>
+      <w:r>
+        <w:rPr>
+          <w:b/>
+          <w:bCs/>
+        </w:rPr>
+        <w:t xml:space="preserve">Slot 1-2-3-4 </w:t>
+      </w:r>
+    </w:p>
+    <w:p>
+      <w:pPr>
+        <w:jc w:val="right"/>
+        <w:rPr>
+          <w:b/>
+          <w:bCs/>
+        </w:rPr>
+      </w:pPr>
+      <w:r>
+        <w:rPr>
+          <w:b/>
+          <w:bCs/>
+        </w:rPr>
+        <w:tab/>
+        <w:t>Created by traltb@fe.edu.vn</w:t>
+      </w:r>
+    </w:p>
+    <w:p>
+      <w:pPr>
+        <w:rPr>
+          <w:b/>
+          <w:bCs/>
+        </w:rPr>
+      </w:pPr>
+      <w:proofErr w:type="spellStart"/>
+      <w:r>
+        <w:rPr>
+          <w:b/>
+          <w:bCs/>
+        </w:rPr>
+        <w:t>Bước</w:t>
+      </w:r>
+      <w:proofErr w:type="spellEnd"/>
+      <w:r>
+        <w:rPr>
+          <w:b/>
+          <w:bCs/>
+        </w:rPr>
+        <w:t xml:space="preserve"> 1: Cài </w:t>
+      </w:r>
+      <w:proofErr w:type="spellStart"/>
+      <w:r>
+        <w:rPr>
+          <w:b/>
+          <w:bCs/>
+        </w:rPr>
+        <w:t>đặt</w:t>
+      </w:r>
+      <w:proofErr w:type="spellEnd"/>
+      <w:r>
+        <w:rPr>
+          <w:b/>
+          <w:bCs/>
+        </w:rPr>
+        <w:t xml:space="preserve"> </w:t>
+      </w:r>
+      <w:proofErr w:type="spellStart"/>
+      <w:r>
+        <w:rPr>
+          <w:b/>
+          <w:bCs/>
+        </w:rPr>
+        <w:t>nodejs</w:t>
+      </w:r>
+      <w:proofErr w:type="spellEnd"/>
+      <w:r>
+        <w:rPr>
+          <w:b/>
+          <w:bCs/>
+        </w:rPr>
+        <w:t>:</w:t>
+      </w:r>
+    </w:p>
+    <w:p>
+      <w:hyperlink r:id="rId4" w:history="1">
+        <w:r>
+          <w:rPr>
+            <w:rStyle w:val="Siuktni"/>
+            <w:szCs w:val="24"/>
+          </w:rPr>
+          <w:t>https://nodejs.org</w:t>
+        </w:r>
+      </w:hyperlink>
+    </w:p>
+    <w:p>
+      <w:r>
+        <w:t xml:space="preserve">Cài </w:t>
+      </w:r>
+      <w:proofErr w:type="spellStart"/>
+      <w:r>
+        <w:t>đặt</w:t>
+      </w:r>
+      <w:proofErr w:type="spellEnd"/>
+      <w:r>
+        <w:t xml:space="preserve"> </w:t>
+      </w:r>
+      <w:proofErr w:type="spellStart"/>
+      <w:r>
+        <w:t>xong</w:t>
+      </w:r>
+      <w:proofErr w:type="spellEnd"/>
+      <w:r>
+        <w:t xml:space="preserve"> </w:t>
+      </w:r>
+      <w:proofErr w:type="spellStart"/>
+      <w:r>
+        <w:t>kiểm</w:t>
+      </w:r>
+      <w:proofErr w:type="spellEnd"/>
+      <w:r>
+        <w:t xml:space="preserve"> </w:t>
+      </w:r>
+      <w:proofErr w:type="spellStart"/>
+      <w:r>
+        <w:t>tra</w:t>
+      </w:r>
+      <w:proofErr w:type="spellEnd"/>
+      <w:r>
+        <w:t xml:space="preserve"> </w:t>
+      </w:r>
+      <w:proofErr w:type="spellStart"/>
+      <w:r>
+        <w:t>thử</w:t>
+      </w:r>
+      <w:proofErr w:type="spellEnd"/>
+      <w:r>
+        <w:t xml:space="preserve"> node </w:t>
+      </w:r>
+      <w:proofErr w:type="spellStart"/>
+      <w:r>
+        <w:t>đã</w:t>
+      </w:r>
+      <w:proofErr w:type="spellEnd"/>
+      <w:r>
+        <w:t xml:space="preserve"> </w:t>
+      </w:r>
+      <w:proofErr w:type="spellStart"/>
+      <w:r>
+        <w:t>cài</w:t>
+      </w:r>
+      <w:proofErr w:type="spellEnd"/>
+      <w:r>
+        <w:t xml:space="preserve"> </w:t>
+      </w:r>
+      <w:proofErr w:type="spellStart"/>
+      <w:r>
+        <w:t>đặt</w:t>
+      </w:r>
+      <w:proofErr w:type="spellEnd"/>
+      <w:r>
+        <w:t xml:space="preserve"> ok,</w:t>
+      </w:r>
+    </w:p>
+    <w:p>
+      <w:proofErr w:type="spellStart"/>
+      <w:r>
+        <w:t>Mở</w:t>
+      </w:r>
+      <w:proofErr w:type="spellEnd"/>
+      <w:r>
+        <w:t xml:space="preserve"> command line, </w:t>
+      </w:r>
+      <w:proofErr w:type="spellStart"/>
+      <w:r>
+        <w:t>gõ</w:t>
+      </w:r>
+      <w:proofErr w:type="spellEnd"/>
+      <w:r>
+        <w:t xml:space="preserve"> node -v</w:t>
+      </w:r>
+    </w:p>
+    <w:p>
+      <w:r>
+        <w:t xml:space="preserve">Xem </w:t>
+      </w:r>
+      <w:proofErr w:type="spellStart"/>
+      <w:r>
+        <w:t>phiên</w:t>
+      </w:r>
+      <w:proofErr w:type="spellEnd"/>
+      <w:r>
+        <w:t xml:space="preserve"> </w:t>
+      </w:r>
+      <w:proofErr w:type="spellStart"/>
+      <w:r>
+        <w:t>bản</w:t>
+      </w:r>
+      <w:proofErr w:type="spellEnd"/>
+      <w:r>
+        <w:t xml:space="preserve"> node</w:t>
+      </w:r>
+    </w:p>
+    <w:p>
+      <w:proofErr w:type="spellStart"/>
+      <w:r>
+        <w:t>Tiếp</w:t>
+      </w:r>
+      <w:proofErr w:type="spellEnd"/>
+      <w:r>
+        <w:t xml:space="preserve"> </w:t>
+      </w:r>
+      <w:proofErr w:type="spellStart"/>
+      <w:r>
+        <w:t>tục</w:t>
+      </w:r>
+      <w:proofErr w:type="spellEnd"/>
+      <w:r>
+        <w:t xml:space="preserve"> </w:t>
+      </w:r>
+      <w:proofErr w:type="spellStart"/>
+      <w:r>
+        <w:t>gõ</w:t>
+      </w:r>
+      <w:proofErr w:type="spellEnd"/>
+      <w:r>
+        <w:t xml:space="preserve">: </w:t>
+      </w:r>
+      <w:proofErr w:type="spellStart"/>
+      <w:r>
+        <w:t>npm</w:t>
+      </w:r>
+      <w:proofErr w:type="spellEnd"/>
+      <w:r>
+        <w:t xml:space="preserve"> -v </w:t>
+      </w:r>
+    </w:p>
+    <w:p>
+      <w:r>
+        <w:t xml:space="preserve">Xem </w:t>
+      </w:r>
+      <w:proofErr w:type="spellStart"/>
+      <w:r>
+        <w:t>phiên</w:t>
+      </w:r>
+      <w:proofErr w:type="spellEnd"/>
+      <w:r>
+        <w:t xml:space="preserve"> </w:t>
+      </w:r>
+      <w:proofErr w:type="spellStart"/>
+      <w:r>
+        <w:t>bản</w:t>
+      </w:r>
+      <w:proofErr w:type="spellEnd"/>
+      <w:r>
+        <w:t xml:space="preserve"> </w:t>
+      </w:r>
+      <w:proofErr w:type="spellStart"/>
+      <w:r>
+        <w:t>của</w:t>
+      </w:r>
+      <w:proofErr w:type="spellEnd"/>
+      <w:r>
+        <w:t xml:space="preserve"> </w:t>
+      </w:r>
+      <w:proofErr w:type="spellStart"/>
+      <w:r>
+        <w:t>npm</w:t>
+      </w:r>
+      <w:proofErr w:type="spellEnd"/>
+      <w:r>
+        <w:t xml:space="preserve"> (</w:t>
+      </w:r>
+      <w:r>
+        <w:t>Node Package Manager</w:t>
+      </w:r>
+      <w:r>
+        <w:t>)</w:t>
+      </w:r>
+    </w:p>
+    <w:p>
+      <w:r>
+        <w:t xml:space="preserve">Node </w:t>
+      </w:r>
+      <w:proofErr w:type="spellStart"/>
+      <w:r>
+        <w:t>và</w:t>
+      </w:r>
+      <w:proofErr w:type="spellEnd"/>
+      <w:r>
+        <w:t xml:space="preserve"> </w:t>
+      </w:r>
+      <w:proofErr w:type="spellStart"/>
+      <w:r>
+        <w:t>npm</w:t>
+      </w:r>
+      <w:proofErr w:type="spellEnd"/>
+      <w:r>
+        <w:t xml:space="preserve"> </w:t>
+      </w:r>
+      <w:proofErr w:type="spellStart"/>
+      <w:r>
+        <w:t>là</w:t>
+      </w:r>
+      <w:proofErr w:type="spellEnd"/>
+      <w:r>
+        <w:t xml:space="preserve"> 2 tool </w:t>
+      </w:r>
+      <w:proofErr w:type="spellStart"/>
+      <w:proofErr w:type="gramStart"/>
+      <w:r>
+        <w:t>để</w:t>
+      </w:r>
+      <w:proofErr w:type="spellEnd"/>
+      <w:r>
+        <w:t xml:space="preserve">  </w:t>
+      </w:r>
+      <w:proofErr w:type="spellStart"/>
+      <w:r>
+        <w:t>phát</w:t>
+      </w:r>
+      <w:proofErr w:type="spellEnd"/>
+      <w:proofErr w:type="gramEnd"/>
+      <w:r>
+        <w:t xml:space="preserve"> </w:t>
+      </w:r>
+      <w:proofErr w:type="spellStart"/>
+      <w:r>
+        <w:t>triển</w:t>
+      </w:r>
+      <w:proofErr w:type="spellEnd"/>
+      <w:r>
+        <w:t xml:space="preserve">, </w:t>
+      </w:r>
+      <w:proofErr w:type="spellStart"/>
+      <w:r>
+        <w:t>chạy</w:t>
+      </w:r>
+      <w:proofErr w:type="spellEnd"/>
+      <w:r>
+        <w:t xml:space="preserve"> </w:t>
+      </w:r>
+      <w:proofErr w:type="spellStart"/>
+      <w:r>
+        <w:t>ứng</w:t>
+      </w:r>
+      <w:proofErr w:type="spellEnd"/>
+      <w:r>
+        <w:t xml:space="preserve"> </w:t>
+      </w:r>
+      <w:proofErr w:type="spellStart"/>
+      <w:r>
+        <w:t>dụng</w:t>
+      </w:r>
+      <w:proofErr w:type="spellEnd"/>
+      <w:r>
+        <w:t xml:space="preserve"> </w:t>
+      </w:r>
+      <w:proofErr w:type="spellStart"/>
+      <w:r>
+        <w:t>javascript</w:t>
+      </w:r>
+      <w:proofErr w:type="spellEnd"/>
+      <w:r>
+        <w:t xml:space="preserve">, </w:t>
+      </w:r>
+      <w:proofErr w:type="spellStart"/>
+      <w:r>
+        <w:t>nodejs</w:t>
+      </w:r>
+      <w:proofErr w:type="spellEnd"/>
+    </w:p>
+    <w:p>
+      <w:pPr>
+        <w:rPr>
+          <w:b/>
+          <w:bCs/>
+        </w:rPr>
+      </w:pPr>
+      <w:proofErr w:type="spellStart"/>
+      <w:r>
+        <w:rPr>
+          <w:b/>
+          <w:bCs/>
+        </w:rPr>
+        <w:t>Bước</w:t>
+      </w:r>
+      <w:proofErr w:type="spellEnd"/>
+      <w:r>
+        <w:rPr>
+          <w:b/>
+          <w:bCs/>
+        </w:rPr>
+        <w:t xml:space="preserve"> 2: </w:t>
+      </w:r>
+      <w:proofErr w:type="spellStart"/>
+      <w:r>
+        <w:rPr>
+          <w:b/>
+          <w:bCs/>
+        </w:rPr>
+        <w:t>Tạo</w:t>
+      </w:r>
+      <w:proofErr w:type="spellEnd"/>
+      <w:r>
+        <w:rPr>
+          <w:b/>
+          <w:bCs/>
+        </w:rPr>
+        <w:t xml:space="preserve"> </w:t>
+      </w:r>
+      <w:proofErr w:type="spellStart"/>
+      <w:r>
+        <w:rPr>
+          <w:b/>
+          <w:bCs/>
+        </w:rPr>
+        <w:t>ứng</w:t>
+      </w:r>
+      <w:proofErr w:type="spellEnd"/>
+      <w:r>
+        <w:rPr>
+          <w:b/>
+          <w:bCs/>
+        </w:rPr>
+        <w:t xml:space="preserve"> </w:t>
+      </w:r>
+      <w:proofErr w:type="spellStart"/>
+      <w:r>
+        <w:rPr>
+          <w:b/>
+          <w:bCs/>
+        </w:rPr>
+        <w:t>dụng</w:t>
+      </w:r>
+      <w:proofErr w:type="spellEnd"/>
+      <w:r>
+        <w:rPr>
+          <w:b/>
+          <w:bCs/>
+        </w:rPr>
+        <w:t xml:space="preserve"> react</w:t>
+      </w:r>
+    </w:p>
+    <w:p>
+      <w:proofErr w:type="spellStart"/>
+      <w:r>
+        <w:t>Mở</w:t>
+      </w:r>
+      <w:proofErr w:type="spellEnd"/>
+      <w:r>
+        <w:t xml:space="preserve"> command line, </w:t>
+      </w:r>
+      <w:proofErr w:type="spellStart"/>
+      <w:r>
+        <w:t>gõ</w:t>
+      </w:r>
+      <w:proofErr w:type="spellEnd"/>
+      <w:r>
+        <w:t xml:space="preserve"> </w:t>
+      </w:r>
+      <w:proofErr w:type="spellStart"/>
+      <w:r>
+        <w:t>lệnh</w:t>
+      </w:r>
+      <w:proofErr w:type="spellEnd"/>
+      <w:r>
+        <w:t>:</w:t>
+      </w:r>
+    </w:p>
+    <w:p>
+      <w:pPr>
+        <w:rPr>
+          <w:rFonts w:ascii="Courier New" w:hAnsi="Courier New" w:cs="Courier New"/>
+        </w:rPr>
+      </w:pPr>
+      <w:proofErr w:type="spellStart"/>
+      <w:r>
+        <w:rPr>
+          <w:rFonts w:ascii="Courier New" w:hAnsi="Courier New" w:cs="Courier New"/>
+        </w:rPr>
+        <w:t>npm</w:t>
+      </w:r>
+      <w:proofErr w:type="spellEnd"/>
+      <w:r>
+        <w:rPr>
+          <w:rFonts w:ascii="Courier New" w:hAnsi="Courier New" w:cs="Courier New"/>
+        </w:rPr>
+        <w:t xml:space="preserve"> install -g create-react-app</w:t>
+      </w:r>
+    </w:p>
+    <w:p>
+      <w:proofErr w:type="spellStart"/>
+      <w:r>
+        <w:t>Lệnh</w:t>
+      </w:r>
+      <w:proofErr w:type="spellEnd"/>
+      <w:r>
+        <w:t xml:space="preserve"> </w:t>
+      </w:r>
+      <w:proofErr w:type="spellStart"/>
+      <w:r>
+        <w:t>này</w:t>
+      </w:r>
+      <w:proofErr w:type="spellEnd"/>
+      <w:r>
+        <w:t xml:space="preserve"> </w:t>
+      </w:r>
+      <w:proofErr w:type="spellStart"/>
+      <w:r>
+        <w:t>gõ</w:t>
+      </w:r>
+      <w:proofErr w:type="spellEnd"/>
+      <w:r>
+        <w:t xml:space="preserve"> 1 </w:t>
+      </w:r>
+      <w:proofErr w:type="spellStart"/>
+      <w:r>
+        <w:t>lần</w:t>
+      </w:r>
+      <w:proofErr w:type="spellEnd"/>
+      <w:r>
+        <w:t xml:space="preserve"> </w:t>
+      </w:r>
+      <w:proofErr w:type="spellStart"/>
+      <w:r>
+        <w:t>thôi</w:t>
+      </w:r>
+      <w:proofErr w:type="spellEnd"/>
+      <w:r>
+        <w:t xml:space="preserve">, </w:t>
+      </w:r>
+      <w:proofErr w:type="spellStart"/>
+      <w:r>
+        <w:t>để</w:t>
+      </w:r>
+      <w:proofErr w:type="spellEnd"/>
+      <w:r>
+        <w:t xml:space="preserve"> </w:t>
+      </w:r>
+      <w:proofErr w:type="spellStart"/>
+      <w:r>
+        <w:t>tạo</w:t>
+      </w:r>
+      <w:proofErr w:type="spellEnd"/>
+      <w:r>
+        <w:t xml:space="preserve"> </w:t>
+      </w:r>
+      <w:proofErr w:type="spellStart"/>
+      <w:r>
+        <w:t>ứng</w:t>
+      </w:r>
+      <w:proofErr w:type="spellEnd"/>
+      <w:r>
+        <w:t xml:space="preserve"> </w:t>
+      </w:r>
+      <w:proofErr w:type="spellStart"/>
+      <w:r>
+        <w:t>dụng</w:t>
+      </w:r>
+      <w:proofErr w:type="spellEnd"/>
+      <w:r>
+        <w:t xml:space="preserve"> react.</w:t>
+      </w:r>
+    </w:p>
+    <w:p>
+      <w:pPr>
+        <w:rPr>
+          <w:b/>
+          <w:bCs/>
+        </w:rPr>
+      </w:pPr>
+      <w:proofErr w:type="spellStart"/>
+      <w:r>
+        <w:rPr>
+          <w:b/>
+          <w:bCs/>
+        </w:rPr>
+        <w:t>Bước</w:t>
+      </w:r>
+      <w:proofErr w:type="spellEnd"/>
+      <w:r>
+        <w:rPr>
+          <w:b/>
+          <w:bCs/>
+        </w:rPr>
+        <w:t xml:space="preserve"> 3: </w:t>
+      </w:r>
+      <w:proofErr w:type="spellStart"/>
+      <w:r>
+        <w:rPr>
+          <w:b/>
+          <w:bCs/>
+        </w:rPr>
+        <w:t>Bắt</w:t>
+      </w:r>
+      <w:proofErr w:type="spellEnd"/>
+      <w:r>
+        <w:rPr>
+          <w:b/>
+          <w:bCs/>
+        </w:rPr>
+        <w:t xml:space="preserve"> </w:t>
+      </w:r>
+      <w:proofErr w:type="spellStart"/>
+      <w:r>
+        <w:rPr>
+          <w:b/>
+          <w:bCs/>
+        </w:rPr>
+        <w:t>đầu</w:t>
+      </w:r>
+      <w:proofErr w:type="spellEnd"/>
+      <w:r>
+        <w:rPr>
+          <w:b/>
+          <w:bCs/>
+        </w:rPr>
+        <w:t xml:space="preserve"> </w:t>
+      </w:r>
+      <w:proofErr w:type="spellStart"/>
+      <w:r>
+        <w:rPr>
+          <w:b/>
+          <w:bCs/>
+        </w:rPr>
+        <w:t>xây</w:t>
+      </w:r>
+      <w:proofErr w:type="spellEnd"/>
+      <w:r>
+        <w:rPr>
+          <w:b/>
+          <w:bCs/>
+        </w:rPr>
+        <w:t xml:space="preserve"> </w:t>
+      </w:r>
+      <w:proofErr w:type="spellStart"/>
+      <w:r>
+        <w:rPr>
+          <w:b/>
+          <w:bCs/>
+        </w:rPr>
+        <w:t>dựng</w:t>
+      </w:r>
+      <w:proofErr w:type="spellEnd"/>
+      <w:r>
+        <w:rPr>
+          <w:b/>
+          <w:bCs/>
+        </w:rPr>
+        <w:t xml:space="preserve"> </w:t>
+      </w:r>
+      <w:proofErr w:type="spellStart"/>
+      <w:r>
+        <w:rPr>
+          <w:b/>
+          <w:bCs/>
+        </w:rPr>
+        <w:t>ứng</w:t>
+      </w:r>
+      <w:proofErr w:type="spellEnd"/>
+      <w:r>
+        <w:rPr>
+          <w:b/>
+          <w:bCs/>
+        </w:rPr>
+        <w:t xml:space="preserve"> </w:t>
+      </w:r>
+      <w:proofErr w:type="spellStart"/>
+      <w:r>
+        <w:rPr>
+          <w:b/>
+          <w:bCs/>
+        </w:rPr>
+        <w:t>dụng</w:t>
+      </w:r>
+      <w:proofErr w:type="spellEnd"/>
+      <w:r>
+        <w:rPr>
+          <w:b/>
+          <w:bCs/>
+        </w:rPr>
+        <w:t xml:space="preserve"> react</w:t>
+      </w:r>
+    </w:p>
+    <w:p>
+      <w:proofErr w:type="spellStart"/>
+      <w:r>
+        <w:t>Vào</w:t>
+      </w:r>
+      <w:proofErr w:type="spellEnd"/>
+      <w:r>
+        <w:t xml:space="preserve"> ổ D:\, </w:t>
+      </w:r>
+      <w:proofErr w:type="spellStart"/>
+      <w:r>
+        <w:t>tạo</w:t>
+      </w:r>
+      <w:proofErr w:type="spellEnd"/>
+      <w:r>
+        <w:t xml:space="preserve"> </w:t>
+      </w:r>
+      <w:proofErr w:type="spellStart"/>
+      <w:r>
+        <w:t>thư</w:t>
+      </w:r>
+      <w:proofErr w:type="spellEnd"/>
+      <w:r>
+        <w:t xml:space="preserve"> </w:t>
+      </w:r>
+      <w:proofErr w:type="spellStart"/>
+      <w:r>
+        <w:t>mục</w:t>
+      </w:r>
+      <w:proofErr w:type="spellEnd"/>
+      <w:r>
+        <w:t xml:space="preserve"> FER202, Code, Exercises </w:t>
+      </w:r>
+      <w:proofErr w:type="spellStart"/>
+      <w:r>
+        <w:t>để</w:t>
+      </w:r>
+      <w:proofErr w:type="spellEnd"/>
+      <w:r>
+        <w:t xml:space="preserve"> </w:t>
+      </w:r>
+      <w:proofErr w:type="spellStart"/>
+      <w:r>
+        <w:t>tạo</w:t>
+      </w:r>
+      <w:proofErr w:type="spellEnd"/>
+      <w:r>
+        <w:t xml:space="preserve"> </w:t>
+      </w:r>
+      <w:proofErr w:type="spellStart"/>
+      <w:r>
+        <w:t>ra</w:t>
+      </w:r>
+      <w:proofErr w:type="spellEnd"/>
+      <w:r>
+        <w:t xml:space="preserve"> </w:t>
+      </w:r>
+      <w:proofErr w:type="spellStart"/>
+      <w:r>
+        <w:t>đường</w:t>
+      </w:r>
+      <w:proofErr w:type="spellEnd"/>
+      <w:r>
+        <w:t xml:space="preserve"> </w:t>
+      </w:r>
+      <w:proofErr w:type="spellStart"/>
+      <w:r>
+        <w:t>dẫn</w:t>
+      </w:r>
+      <w:proofErr w:type="spellEnd"/>
+      <w:r>
+        <w:t xml:space="preserve"> </w:t>
+      </w:r>
+      <w:proofErr w:type="spellStart"/>
+      <w:r>
+        <w:t>trên</w:t>
+      </w:r>
+      <w:proofErr w:type="spellEnd"/>
+      <w:r>
+        <w:t xml:space="preserve"> </w:t>
+      </w:r>
+      <w:proofErr w:type="spellStart"/>
+      <w:r>
+        <w:t>máy</w:t>
+      </w:r>
+      <w:proofErr w:type="spellEnd"/>
+      <w:r>
+        <w:t xml:space="preserve"> </w:t>
+      </w:r>
+      <w:proofErr w:type="spellStart"/>
+      <w:r>
+        <w:t>tính</w:t>
+      </w:r>
+      <w:proofErr w:type="spellEnd"/>
+      <w:r>
+        <w:t xml:space="preserve"> </w:t>
+      </w:r>
+      <w:proofErr w:type="spellStart"/>
+      <w:r>
+        <w:t>như</w:t>
+      </w:r>
+      <w:proofErr w:type="spellEnd"/>
+      <w:r>
+        <w:t xml:space="preserve"> </w:t>
+      </w:r>
+      <w:proofErr w:type="spellStart"/>
+      <w:r>
+        <w:t>sau</w:t>
+      </w:r>
+      <w:proofErr w:type="spellEnd"/>
+      <w:r>
+        <w:t>: D:\FER202\Code\Exercises</w:t>
+      </w:r>
+    </w:p>
+    <w:p>
+      <w:proofErr w:type="spellStart"/>
+      <w:r>
+        <w:t>Tạo</w:t>
+      </w:r>
+      <w:proofErr w:type="spellEnd"/>
+      <w:r>
+        <w:t xml:space="preserve"> </w:t>
+      </w:r>
+      <w:proofErr w:type="spellStart"/>
+      <w:r>
+        <w:t>mới</w:t>
+      </w:r>
+      <w:proofErr w:type="spellEnd"/>
+      <w:r>
+        <w:t xml:space="preserve"> 1 </w:t>
+      </w:r>
+      <w:proofErr w:type="spellStart"/>
+      <w:r>
+        <w:t>thư</w:t>
+      </w:r>
+      <w:proofErr w:type="spellEnd"/>
+      <w:r>
+        <w:t xml:space="preserve"> </w:t>
+      </w:r>
+      <w:proofErr w:type="spellStart"/>
+      <w:r>
+        <w:t>mục</w:t>
+      </w:r>
+      <w:proofErr w:type="spellEnd"/>
+      <w:r>
+        <w:t xml:space="preserve"> </w:t>
+      </w:r>
+      <w:proofErr w:type="spellStart"/>
+      <w:r>
+        <w:t>AtClass</w:t>
+      </w:r>
+      <w:proofErr w:type="spellEnd"/>
+      <w:r>
+        <w:t xml:space="preserve"> </w:t>
+      </w:r>
+      <w:proofErr w:type="spellStart"/>
+      <w:r>
+        <w:t>trong</w:t>
+      </w:r>
+      <w:proofErr w:type="spellEnd"/>
+      <w:r>
+        <w:t xml:space="preserve"> </w:t>
+      </w:r>
+      <w:proofErr w:type="spellStart"/>
+      <w:r>
+        <w:t>thư</w:t>
+      </w:r>
+      <w:proofErr w:type="spellEnd"/>
+      <w:r>
+        <w:t xml:space="preserve"> </w:t>
+      </w:r>
+      <w:proofErr w:type="spellStart"/>
+      <w:r>
+        <w:t>mục</w:t>
+      </w:r>
+      <w:proofErr w:type="spellEnd"/>
+      <w:r>
+        <w:t xml:space="preserve"> </w:t>
+      </w:r>
+      <w:proofErr w:type="spellStart"/>
+      <w:r>
+        <w:t>này</w:t>
+      </w:r>
+      <w:proofErr w:type="spellEnd"/>
+      <w:r>
+        <w:t xml:space="preserve">. Click </w:t>
+      </w:r>
+      <w:proofErr w:type="spellStart"/>
+      <w:r>
+        <w:t>phải</w:t>
+      </w:r>
+      <w:proofErr w:type="spellEnd"/>
+      <w:r>
+        <w:t xml:space="preserve"> ở </w:t>
+      </w:r>
+      <w:proofErr w:type="spellStart"/>
+      <w:r>
+        <w:t>thư</w:t>
+      </w:r>
+      <w:proofErr w:type="spellEnd"/>
+      <w:r>
+        <w:t xml:space="preserve"> </w:t>
+      </w:r>
+      <w:proofErr w:type="spellStart"/>
+      <w:r>
+        <w:t>mục</w:t>
+      </w:r>
+      <w:proofErr w:type="spellEnd"/>
+      <w:r>
+        <w:t xml:space="preserve"> </w:t>
+      </w:r>
+      <w:proofErr w:type="spellStart"/>
+      <w:r>
+        <w:t>này</w:t>
+      </w:r>
+      <w:proofErr w:type="spellEnd"/>
+      <w:r>
+        <w:t xml:space="preserve">, </w:t>
+      </w:r>
+      <w:proofErr w:type="spellStart"/>
+      <w:r>
+        <w:t>chọn</w:t>
+      </w:r>
+      <w:proofErr w:type="spellEnd"/>
+      <w:r>
+        <w:t xml:space="preserve"> Open </w:t>
+      </w:r>
+      <w:proofErr w:type="gramStart"/>
+      <w:r>
+        <w:t>In</w:t>
+      </w:r>
+      <w:proofErr w:type="gramEnd"/>
+      <w:r>
+        <w:t xml:space="preserve"> Terminal </w:t>
+      </w:r>
+    </w:p>
+    <w:p>
+      <w:proofErr w:type="spellStart"/>
+      <w:r>
+        <w:t>Gõ</w:t>
+      </w:r>
+      <w:proofErr w:type="spellEnd"/>
+      <w:r>
+        <w:t xml:space="preserve"> </w:t>
+      </w:r>
+      <w:proofErr w:type="spellStart"/>
+      <w:r>
+        <w:t>lệnh</w:t>
+      </w:r>
+      <w:proofErr w:type="spellEnd"/>
+      <w:r>
+        <w:t xml:space="preserve">: </w:t>
+      </w:r>
+    </w:p>
+    <w:p>
+      <w:pPr>
+        <w:rPr>
+          <w:rFonts w:ascii="Courier New" w:hAnsi="Courier New" w:cs="Courier New"/>
+        </w:rPr>
+      </w:pPr>
+      <w:proofErr w:type="spellStart"/>
+      <w:r>
+        <w:rPr>
+          <w:rFonts w:ascii="Courier New" w:hAnsi="Courier New" w:cs="Courier New"/>
+        </w:rPr>
+        <w:t>npx</w:t>
+      </w:r>
+      <w:proofErr w:type="spellEnd"/>
+      <w:r>
+        <w:rPr>
+          <w:rFonts w:ascii="Courier New" w:hAnsi="Courier New" w:cs="Courier New"/>
+        </w:rPr>
+        <w:t xml:space="preserve"> create-react-app exercise1</w:t>
+      </w:r>
+    </w:p>
+    <w:p>
+      <w:r>
+        <w:t xml:space="preserve">Sau </w:t>
+      </w:r>
+      <w:proofErr w:type="spellStart"/>
+      <w:r>
+        <w:t>khi</w:t>
+      </w:r>
+      <w:proofErr w:type="spellEnd"/>
+      <w:r>
+        <w:t xml:space="preserve"> </w:t>
+      </w:r>
+      <w:proofErr w:type="spellStart"/>
+      <w:r>
+        <w:t>chạy</w:t>
+      </w:r>
+      <w:proofErr w:type="spellEnd"/>
+      <w:r>
+        <w:t xml:space="preserve"> </w:t>
+      </w:r>
+      <w:proofErr w:type="spellStart"/>
+      <w:r>
+        <w:t>xong</w:t>
+      </w:r>
+      <w:proofErr w:type="spellEnd"/>
+      <w:r>
+        <w:t xml:space="preserve"> </w:t>
+      </w:r>
+      <w:proofErr w:type="spellStart"/>
+      <w:r>
+        <w:t>lệnh</w:t>
+      </w:r>
+      <w:proofErr w:type="spellEnd"/>
+      <w:r>
+        <w:t xml:space="preserve"> </w:t>
+      </w:r>
+      <w:proofErr w:type="spellStart"/>
+      <w:r>
+        <w:t>này</w:t>
+      </w:r>
+      <w:proofErr w:type="spellEnd"/>
+      <w:r>
+        <w:t xml:space="preserve">, </w:t>
+      </w:r>
+      <w:proofErr w:type="spellStart"/>
+      <w:r>
+        <w:t>sẽ</w:t>
+      </w:r>
+      <w:proofErr w:type="spellEnd"/>
+      <w:r>
+        <w:t xml:space="preserve"> </w:t>
+      </w:r>
+      <w:proofErr w:type="spellStart"/>
+      <w:r>
+        <w:t>tạo</w:t>
+      </w:r>
+      <w:proofErr w:type="spellEnd"/>
+      <w:r>
+        <w:t xml:space="preserve"> </w:t>
+      </w:r>
+      <w:proofErr w:type="spellStart"/>
+      <w:r>
+        <w:t>ra</w:t>
+      </w:r>
+      <w:proofErr w:type="spellEnd"/>
+      <w:r>
+        <w:t xml:space="preserve"> 1 </w:t>
+      </w:r>
+      <w:proofErr w:type="spellStart"/>
+      <w:r>
+        <w:t>thư</w:t>
+      </w:r>
+      <w:proofErr w:type="spellEnd"/>
+      <w:r>
+        <w:t xml:space="preserve"> </w:t>
+      </w:r>
+      <w:proofErr w:type="spellStart"/>
+      <w:r>
+        <w:t>mục</w:t>
+      </w:r>
+      <w:proofErr w:type="spellEnd"/>
+      <w:r>
+        <w:t xml:space="preserve"> exercise1 </w:t>
+      </w:r>
+      <w:proofErr w:type="spellStart"/>
+      <w:r>
+        <w:t>trong</w:t>
+      </w:r>
+      <w:proofErr w:type="spellEnd"/>
+      <w:r>
+        <w:t xml:space="preserve"> </w:t>
+      </w:r>
+      <w:proofErr w:type="spellStart"/>
+      <w:r>
+        <w:t>thư</w:t>
+      </w:r>
+      <w:proofErr w:type="spellEnd"/>
+      <w:r>
+        <w:t xml:space="preserve"> </w:t>
+      </w:r>
+      <w:proofErr w:type="spellStart"/>
+      <w:r>
+        <w:t>mục</w:t>
+      </w:r>
+      <w:proofErr w:type="spellEnd"/>
+      <w:r>
+        <w:t xml:space="preserve"> </w:t>
+      </w:r>
+      <w:proofErr w:type="spellStart"/>
+      <w:r>
+        <w:t>AtClass</w:t>
+      </w:r>
+      <w:proofErr w:type="spellEnd"/>
+      <w:r>
+        <w:t xml:space="preserve">, </w:t>
+      </w:r>
+      <w:proofErr w:type="spellStart"/>
+      <w:r>
+        <w:t>tiếp</w:t>
+      </w:r>
+      <w:proofErr w:type="spellEnd"/>
+      <w:r>
+        <w:t xml:space="preserve"> </w:t>
+      </w:r>
+      <w:proofErr w:type="spellStart"/>
+      <w:r>
+        <w:t>tục</w:t>
+      </w:r>
+      <w:proofErr w:type="spellEnd"/>
+      <w:r>
+        <w:t xml:space="preserve"> </w:t>
+      </w:r>
+      <w:proofErr w:type="spellStart"/>
+      <w:r>
+        <w:t>thực</w:t>
+      </w:r>
+      <w:proofErr w:type="spellEnd"/>
+      <w:r>
+        <w:t xml:space="preserve"> </w:t>
+      </w:r>
+      <w:proofErr w:type="spellStart"/>
+      <w:r>
+        <w:t>hiện</w:t>
+      </w:r>
+      <w:proofErr w:type="spellEnd"/>
+      <w:r>
+        <w:t xml:space="preserve"> </w:t>
+      </w:r>
+      <w:proofErr w:type="spellStart"/>
+      <w:r>
+        <w:t>lệnh</w:t>
+      </w:r>
+      <w:proofErr w:type="spellEnd"/>
+      <w:r>
+        <w:t xml:space="preserve"> </w:t>
+      </w:r>
+      <w:proofErr w:type="spellStart"/>
+      <w:r>
+        <w:t>chuyển</w:t>
+      </w:r>
+      <w:proofErr w:type="spellEnd"/>
+      <w:r>
+        <w:t xml:space="preserve"> </w:t>
+      </w:r>
+      <w:proofErr w:type="spellStart"/>
+      <w:r>
+        <w:t>thư</w:t>
+      </w:r>
+      <w:proofErr w:type="spellEnd"/>
+      <w:r>
+        <w:t xml:space="preserve"> </w:t>
+      </w:r>
+      <w:proofErr w:type="spellStart"/>
+      <w:r>
+        <w:t>mục</w:t>
+      </w:r>
+      <w:proofErr w:type="spellEnd"/>
+      <w:r>
+        <w:t xml:space="preserve">, </w:t>
+      </w:r>
+      <w:proofErr w:type="spellStart"/>
+      <w:r>
+        <w:t>về</w:t>
+      </w:r>
+      <w:proofErr w:type="spellEnd"/>
+      <w:r>
+        <w:t xml:space="preserve"> </w:t>
+      </w:r>
+      <w:proofErr w:type="spellStart"/>
+      <w:r>
+        <w:t>làm</w:t>
+      </w:r>
+      <w:proofErr w:type="spellEnd"/>
+      <w:r>
+        <w:t xml:space="preserve"> </w:t>
+      </w:r>
+      <w:proofErr w:type="spellStart"/>
+      <w:r>
+        <w:t>việc</w:t>
+      </w:r>
+      <w:proofErr w:type="spellEnd"/>
+      <w:r>
+        <w:t xml:space="preserve"> </w:t>
+      </w:r>
+      <w:proofErr w:type="spellStart"/>
+      <w:r>
+        <w:t>với</w:t>
+      </w:r>
+      <w:proofErr w:type="spellEnd"/>
+      <w:r>
+        <w:t xml:space="preserve"> </w:t>
+      </w:r>
+      <w:proofErr w:type="spellStart"/>
+      <w:r>
+        <w:t>thư</w:t>
+      </w:r>
+      <w:proofErr w:type="spellEnd"/>
+      <w:r>
+        <w:t xml:space="preserve"> </w:t>
+      </w:r>
+      <w:proofErr w:type="spellStart"/>
+      <w:r>
+        <w:t>mục</w:t>
+      </w:r>
+      <w:proofErr w:type="spellEnd"/>
+      <w:r>
+        <w:t xml:space="preserve"> exercise1, </w:t>
+      </w:r>
+      <w:proofErr w:type="spellStart"/>
+      <w:r>
+        <w:t>Gõ</w:t>
+      </w:r>
+      <w:proofErr w:type="spellEnd"/>
+      <w:r>
+        <w:t xml:space="preserve"> </w:t>
+      </w:r>
+      <w:proofErr w:type="spellStart"/>
+      <w:r>
+        <w:t>lệnh</w:t>
+      </w:r>
+      <w:proofErr w:type="spellEnd"/>
+      <w:r>
+        <w:t>:</w:t>
+      </w:r>
+    </w:p>
+    <w:p>
+      <w:pPr>
+        <w:rPr>
+          <w:rFonts w:ascii="Courier New" w:hAnsi="Courier New" w:cs="Courier New"/>
+        </w:rPr>
+      </w:pPr>
+      <w:r>
+        <w:rPr>
+          <w:rFonts w:ascii="Courier New" w:hAnsi="Courier New" w:cs="Courier New"/>
+        </w:rPr>
+        <w:t>Cd exercise1</w:t>
+      </w:r>
+    </w:p>
+    <w:p>
+      <w:proofErr w:type="spellStart"/>
+      <w:r>
+        <w:t>Gõ</w:t>
+      </w:r>
+      <w:proofErr w:type="spellEnd"/>
+      <w:r>
+        <w:t xml:space="preserve"> </w:t>
+      </w:r>
+      <w:proofErr w:type="spellStart"/>
+      <w:r>
+        <w:t>lệnh</w:t>
+      </w:r>
+      <w:proofErr w:type="spellEnd"/>
+      <w:r>
+        <w:t xml:space="preserve"> </w:t>
+      </w:r>
+      <w:proofErr w:type="spellStart"/>
+      <w:r>
+        <w:t>sau</w:t>
+      </w:r>
+      <w:proofErr w:type="spellEnd"/>
+      <w:r>
+        <w:t xml:space="preserve"> </w:t>
+      </w:r>
+      <w:proofErr w:type="spellStart"/>
+      <w:r>
+        <w:t>nếu</w:t>
+      </w:r>
+      <w:proofErr w:type="spellEnd"/>
+      <w:r>
+        <w:t xml:space="preserve"> </w:t>
+      </w:r>
+      <w:proofErr w:type="spellStart"/>
+      <w:r>
+        <w:t>gói</w:t>
+      </w:r>
+      <w:proofErr w:type="spellEnd"/>
+      <w:r>
+        <w:t xml:space="preserve"> web-vitals </w:t>
+      </w:r>
+      <w:proofErr w:type="spellStart"/>
+      <w:r>
+        <w:t>nếu</w:t>
+      </w:r>
+      <w:proofErr w:type="spellEnd"/>
+      <w:r>
+        <w:t xml:space="preserve"> </w:t>
+      </w:r>
+      <w:proofErr w:type="spellStart"/>
+      <w:r>
+        <w:t>bị</w:t>
+      </w:r>
+      <w:proofErr w:type="spellEnd"/>
+      <w:r>
+        <w:t xml:space="preserve"> </w:t>
+      </w:r>
+      <w:proofErr w:type="spellStart"/>
+      <w:r>
+        <w:t>lỗi</w:t>
+      </w:r>
+      <w:proofErr w:type="spellEnd"/>
+      <w:r>
+        <w:t xml:space="preserve">: </w:t>
+      </w:r>
+    </w:p>
+    <w:p>
+      <w:pPr>
+        <w:rPr>
+          <w:rFonts w:ascii="Courier New" w:hAnsi="Courier New" w:cs="Courier New"/>
+        </w:rPr>
+      </w:pPr>
+      <w:proofErr w:type="spellStart"/>
+      <w:r>
+        <w:rPr>
+          <w:rFonts w:ascii="Courier New" w:hAnsi="Courier New" w:cs="Courier New"/>
+        </w:rPr>
+        <w:t>npm</w:t>
+      </w:r>
+      <w:proofErr w:type="spellEnd"/>
+      <w:r>
+        <w:rPr>
+          <w:rFonts w:ascii="Courier New" w:hAnsi="Courier New" w:cs="Courier New"/>
+        </w:rPr>
+        <w:t xml:space="preserve"> install web-vitals</w:t>
+      </w:r>
+    </w:p>
+    <w:p>
+      <w:proofErr w:type="spellStart"/>
+      <w:r>
+        <w:t>Chạy</w:t>
+      </w:r>
+      <w:proofErr w:type="spellEnd"/>
+      <w:r>
+        <w:t xml:space="preserve"> </w:t>
+      </w:r>
+      <w:proofErr w:type="spellStart"/>
+      <w:r>
+        <w:t>ứng</w:t>
+      </w:r>
+      <w:proofErr w:type="spellEnd"/>
+      <w:r>
+        <w:t xml:space="preserve"> </w:t>
+      </w:r>
+      <w:proofErr w:type="spellStart"/>
+      <w:r>
+        <w:t>dụng</w:t>
+      </w:r>
+      <w:proofErr w:type="spellEnd"/>
+      <w:r>
+        <w:t xml:space="preserve">, </w:t>
+      </w:r>
+      <w:proofErr w:type="spellStart"/>
+      <w:r>
+        <w:t>gõ</w:t>
+      </w:r>
+      <w:proofErr w:type="spellEnd"/>
+      <w:r>
+        <w:t>:</w:t>
+      </w:r>
+    </w:p>
+    <w:p>
+      <w:pPr>
+        <w:rPr>
+          <w:rFonts w:ascii="Courier New" w:hAnsi="Courier New" w:cs="Courier New"/>
+        </w:rPr>
+      </w:pPr>
+      <w:proofErr w:type="spellStart"/>
+      <w:r>
+        <w:rPr>
+          <w:rFonts w:ascii="Courier New" w:hAnsi="Courier New" w:cs="Courier New"/>
+        </w:rPr>
+        <w:lastRenderedPageBreak/>
+        <w:t>npm</w:t>
+      </w:r>
+      <w:proofErr w:type="spellEnd"/>
+      <w:r>
+        <w:rPr>
+          <w:rFonts w:ascii="Courier New" w:hAnsi="Courier New" w:cs="Courier New"/>
+        </w:rPr>
+        <w:t xml:space="preserve"> start</w:t>
+      </w:r>
+    </w:p>
+    <w:p>
+      <w:proofErr w:type="spellStart"/>
+      <w:r>
+        <w:t>Kết</w:t>
+      </w:r>
+      <w:proofErr w:type="spellEnd"/>
+      <w:r>
+        <w:t xml:space="preserve"> </w:t>
+      </w:r>
+      <w:proofErr w:type="spellStart"/>
+      <w:r>
+        <w:t>quả</w:t>
+      </w:r>
+      <w:proofErr w:type="spellEnd"/>
+      <w:r>
+        <w:t xml:space="preserve"> </w:t>
+      </w:r>
+      <w:proofErr w:type="spellStart"/>
+      <w:r>
+        <w:t>theo</w:t>
+      </w:r>
+      <w:proofErr w:type="spellEnd"/>
+      <w:r>
+        <w:t xml:space="preserve"> </w:t>
+      </w:r>
+      <w:proofErr w:type="spellStart"/>
+      <w:r>
+        <w:t>hình</w:t>
+      </w:r>
+      <w:proofErr w:type="spellEnd"/>
+      <w:r>
+        <w:t>:</w:t>
+      </w:r>
+    </w:p>
+    <w:p>
+      <w:r>
+        <w:rPr>
+          <w:rFonts w:ascii="Microsoft YaHei" w:eastAsia="Microsoft YaHei" w:hAnsi="Microsoft YaHei"/>
+          <w:noProof/>
+          <w:color w:val="FFFFFF"/>
+          <w:sz w:val="21"/>
+          <w:szCs w:val="21"/>
+          <w:bdr w:val="none" w:sz="0" w:space="0" w:color="auto" w:frame="1"/>
+        </w:rPr>
+        <w:drawing>
+          <wp:inline distT="0" distB="0" distL="0" distR="0" wp14:anchorId="6DE58B16" wp14:editId="1A15B35F">
+            <wp:extent cx="3803650" cy="2026175"/>
+            <wp:effectExtent l="0" t="0" r="6350" b="0"/>
+            <wp:docPr id="1271013139" name="Picture 4" descr="A blue and white symbol with a circle in the middle&#10;&#10;AI-generated content may be incorrect."/>
+            <wp:cNvGraphicFramePr>
+              <a:graphicFrameLocks xmlns:a="http://schemas.openxmlformats.org/drawingml/2006/main" noChangeAspect="1"/>
+            </wp:cNvGraphicFramePr>
+            <a:graphic xmlns:a="http://schemas.openxmlformats.org/drawingml/2006/main">
+              <a:graphicData uri="http://schemas.openxmlformats.org/drawingml/2006/picture">
+                <pic:pic xmlns:pic="http://schemas.openxmlformats.org/drawingml/2006/picture">
+                  <pic:nvPicPr>
+                    <pic:cNvPr id="4" name="Picture 4" descr="A blue and white symbol with a circle in the middle&#10;&#10;AI-generated content may be incorrect."/>
+                    <pic:cNvPicPr>
+                      <a:picLocks noChangeAspect="1" noChangeArrowheads="1"/>
+                    </pic:cNvPicPr>
+                  </pic:nvPicPr>
+                  <pic:blipFill>
+                    <a:blip r:embed="rId5" cstate="print">
+                      <a:extLst>
+                        <a:ext uri="{28A0092B-C50C-407E-A947-70E740481C1C}">
+                          <a14:useLocalDpi xmlns:a14="http://schemas.microsoft.com/office/drawing/2010/main" val="0"/>
+                        </a:ext>
+                      </a:extLst>
+                    </a:blip>
+                    <a:srcRect/>
+                    <a:stretch>
+                      <a:fillRect/>
+                    </a:stretch>
+                  </pic:blipFill>
+                  <pic:spPr bwMode="auto">
+                    <a:xfrm>
+                      <a:off x="0" y="0"/>
+                      <a:ext cx="3817018" cy="2033296"/>
+                    </a:xfrm>
+                    <a:prstGeom prst="rect">
+                      <a:avLst/>
+                    </a:prstGeom>
+                    <a:noFill/>
+                    <a:ln>
+                      <a:noFill/>
+                    </a:ln>
+                  </pic:spPr>
+                </pic:pic>
+              </a:graphicData>
+            </a:graphic>
+          </wp:inline>
+        </w:drawing>
+      </w:r>
+    </w:p>
+    <w:p>
+      <w:proofErr w:type="spellStart"/>
+      <w:r>
+        <w:t>Nếu</w:t>
+      </w:r>
+      <w:proofErr w:type="spellEnd"/>
+      <w:r>
+        <w:t xml:space="preserve"> </w:t>
+      </w:r>
+      <w:proofErr w:type="spellStart"/>
+      <w:r>
+        <w:t>trong</w:t>
+      </w:r>
+      <w:proofErr w:type="spellEnd"/>
+      <w:r>
+        <w:t xml:space="preserve"> </w:t>
+      </w:r>
+      <w:proofErr w:type="spellStart"/>
+      <w:r>
+        <w:t>quá</w:t>
+      </w:r>
+      <w:proofErr w:type="spellEnd"/>
+      <w:r>
+        <w:t xml:space="preserve"> </w:t>
+      </w:r>
+      <w:proofErr w:type="spellStart"/>
+      <w:r>
+        <w:t>trình</w:t>
+      </w:r>
+      <w:proofErr w:type="spellEnd"/>
+      <w:r>
+        <w:t xml:space="preserve"> </w:t>
+      </w:r>
+      <w:proofErr w:type="spellStart"/>
+      <w:r>
+        <w:t>chạy</w:t>
+      </w:r>
+      <w:proofErr w:type="spellEnd"/>
+      <w:r>
+        <w:t xml:space="preserve"> </w:t>
+      </w:r>
+      <w:proofErr w:type="spellStart"/>
+      <w:r>
+        <w:t>có</w:t>
+      </w:r>
+      <w:proofErr w:type="spellEnd"/>
+      <w:r>
+        <w:t xml:space="preserve"> </w:t>
+      </w:r>
+      <w:proofErr w:type="spellStart"/>
+      <w:r>
+        <w:t>bị</w:t>
+      </w:r>
+      <w:proofErr w:type="spellEnd"/>
+      <w:r>
+        <w:t xml:space="preserve"> </w:t>
+      </w:r>
+      <w:proofErr w:type="spellStart"/>
+      <w:r>
+        <w:t>lỗi</w:t>
+      </w:r>
+      <w:proofErr w:type="spellEnd"/>
+      <w:r>
+        <w:t xml:space="preserve"> </w:t>
+      </w:r>
+      <w:proofErr w:type="spellStart"/>
+      <w:r>
+        <w:t>này</w:t>
+      </w:r>
+      <w:proofErr w:type="spellEnd"/>
+      <w:r>
+        <w:t>:</w:t>
+      </w:r>
+    </w:p>
+    <w:p>
+      <w:r>
+        <w:t xml:space="preserve">npm.ps1 cannot be loaded because running scripts is disabled on this system </w:t>
+      </w:r>
+    </w:p>
+    <w:p>
+      <w:proofErr w:type="spellStart"/>
+      <w:r>
+        <w:t>Vào</w:t>
+      </w:r>
+      <w:proofErr w:type="spellEnd"/>
+      <w:r>
+        <w:t xml:space="preserve"> </w:t>
+      </w:r>
+      <w:proofErr w:type="spellStart"/>
+      <w:r>
+        <w:t>tìm</w:t>
+      </w:r>
+      <w:proofErr w:type="spellEnd"/>
+      <w:r>
+        <w:t xml:space="preserve"> </w:t>
+      </w:r>
+      <w:proofErr w:type="spellStart"/>
+      <w:r>
+        <w:t>kiếm</w:t>
+      </w:r>
+      <w:proofErr w:type="spellEnd"/>
+      <w:r>
+        <w:t xml:space="preserve"> </w:t>
+      </w:r>
+      <w:proofErr w:type="spellStart"/>
+      <w:r>
+        <w:t>trên</w:t>
+      </w:r>
+      <w:proofErr w:type="spellEnd"/>
+      <w:r>
+        <w:t xml:space="preserve"> </w:t>
+      </w:r>
+      <w:proofErr w:type="spellStart"/>
+      <w:r>
+        <w:t>máy</w:t>
+      </w:r>
+      <w:proofErr w:type="spellEnd"/>
+      <w:r>
+        <w:t xml:space="preserve"> </w:t>
+      </w:r>
+      <w:proofErr w:type="spellStart"/>
+      <w:r>
+        <w:t>tính</w:t>
+      </w:r>
+      <w:proofErr w:type="spellEnd"/>
+      <w:r>
+        <w:t xml:space="preserve">, </w:t>
+      </w:r>
+      <w:proofErr w:type="spellStart"/>
+      <w:r>
+        <w:t>gõ</w:t>
+      </w:r>
+      <w:proofErr w:type="spellEnd"/>
+      <w:r>
+        <w:t xml:space="preserve"> </w:t>
+      </w:r>
+      <w:r>
+        <w:t>PowerShell</w:t>
+      </w:r>
+    </w:p>
+    <w:p>
+      <w:r>
+        <w:t xml:space="preserve">Click </w:t>
+      </w:r>
+      <w:proofErr w:type="spellStart"/>
+      <w:r>
+        <w:t>phải</w:t>
+      </w:r>
+      <w:proofErr w:type="spellEnd"/>
+      <w:r>
+        <w:t xml:space="preserve">, </w:t>
+      </w:r>
+      <w:proofErr w:type="spellStart"/>
+      <w:r>
+        <w:t>chạy</w:t>
+      </w:r>
+      <w:proofErr w:type="spellEnd"/>
+      <w:r>
+        <w:t xml:space="preserve"> </w:t>
+      </w:r>
+      <w:proofErr w:type="spellStart"/>
+      <w:r>
+        <w:t>với</w:t>
+      </w:r>
+      <w:proofErr w:type="spellEnd"/>
+      <w:r>
+        <w:t xml:space="preserve"> </w:t>
+      </w:r>
+      <w:proofErr w:type="spellStart"/>
+      <w:r>
+        <w:t>quyền</w:t>
+      </w:r>
+      <w:proofErr w:type="spellEnd"/>
+      <w:r>
+        <w:t xml:space="preserve"> Admin, </w:t>
+      </w:r>
+      <w:proofErr w:type="spellStart"/>
+      <w:r>
+        <w:t>chọn</w:t>
+      </w:r>
+      <w:proofErr w:type="spellEnd"/>
+      <w:r>
+        <w:t xml:space="preserve"> Run</w:t>
+      </w:r>
+      <w:r>
+        <w:t xml:space="preserve"> as Administrator: </w:t>
+      </w:r>
+    </w:p>
+    <w:p>
+      <w:proofErr w:type="spellStart"/>
+      <w:r>
+        <w:t>Gõ</w:t>
+      </w:r>
+      <w:proofErr w:type="spellEnd"/>
+      <w:r>
+        <w:t xml:space="preserve"> </w:t>
+      </w:r>
+      <w:proofErr w:type="spellStart"/>
+      <w:r>
+        <w:t>lệnh</w:t>
+      </w:r>
+      <w:proofErr w:type="spellEnd"/>
+      <w:r>
+        <w:t xml:space="preserve"> </w:t>
+      </w:r>
+      <w:proofErr w:type="spellStart"/>
+      <w:r>
+        <w:t>sau</w:t>
+      </w:r>
+      <w:proofErr w:type="spellEnd"/>
+      <w:r>
+        <w:t>:</w:t>
+      </w:r>
+    </w:p>
+    <w:p>
+      <w:r>
+        <w:t>Set-</w:t>
+      </w:r>
+      <w:proofErr w:type="spellStart"/>
+      <w:r>
+        <w:t>ExecutionPolicy</w:t>
+      </w:r>
+      <w:proofErr w:type="spellEnd"/>
+      <w:r>
+        <w:t xml:space="preserve"> </w:t>
+      </w:r>
+      <w:proofErr w:type="spellStart"/>
+      <w:r>
+        <w:t>RemoteSigned</w:t>
+      </w:r>
+      <w:proofErr w:type="spellEnd"/>
+    </w:p>
+    <w:p>
+      <w:r>
+        <w:t xml:space="preserve">Sau </w:t>
+      </w:r>
+      <w:proofErr w:type="spellStart"/>
+      <w:r>
+        <w:t>đó</w:t>
+      </w:r>
+      <w:proofErr w:type="spellEnd"/>
+      <w:r>
+        <w:t xml:space="preserve"> </w:t>
+      </w:r>
+      <w:proofErr w:type="spellStart"/>
+      <w:r>
+        <w:t>chạy</w:t>
+      </w:r>
+      <w:proofErr w:type="spellEnd"/>
+      <w:r>
+        <w:t xml:space="preserve"> </w:t>
+      </w:r>
+      <w:proofErr w:type="spellStart"/>
+      <w:r>
+        <w:t>lại</w:t>
+      </w:r>
+      <w:proofErr w:type="spellEnd"/>
+      <w:r>
+        <w:t xml:space="preserve"> </w:t>
+      </w:r>
+      <w:proofErr w:type="spellStart"/>
+      <w:r>
+        <w:t>lệnh</w:t>
+      </w:r>
+      <w:proofErr w:type="spellEnd"/>
+      <w:r>
+        <w:t xml:space="preserve">: </w:t>
+      </w:r>
+      <w:proofErr w:type="spellStart"/>
+      <w:r>
+        <w:t>npm</w:t>
+      </w:r>
+      <w:proofErr w:type="spellEnd"/>
+      <w:r>
+        <w:t xml:space="preserve"> start</w:t>
+      </w:r>
+    </w:p>
+    <w:p>
+      <w:pPr>
+        <w:rPr>
+          <w:b/>
+          <w:bCs/>
+          <w:lang w:val="fr-FR"/>
+        </w:rPr>
+      </w:pPr>
+      <w:proofErr w:type="spellStart"/>
+      <w:r>
+        <w:rPr>
+          <w:b/>
+          <w:bCs/>
+          <w:lang w:val="fr-FR"/>
+        </w:rPr>
+        <w:t>Bước</w:t>
+      </w:r>
+      <w:proofErr w:type="spellEnd"/>
+      <w:r>
+        <w:rPr>
+          <w:b/>
+          <w:bCs/>
+          <w:lang w:val="fr-FR"/>
+        </w:rPr>
+        <w:t xml:space="preserve"> </w:t>
+      </w:r>
+      <w:proofErr w:type="gramStart"/>
+      <w:r>
+        <w:rPr>
+          <w:b/>
+          <w:bCs/>
+          <w:lang w:val="fr-FR"/>
+        </w:rPr>
+        <w:t>4:</w:t>
+      </w:r>
+      <w:proofErr w:type="gramEnd"/>
+      <w:r>
+        <w:rPr>
+          <w:b/>
+          <w:bCs/>
+          <w:lang w:val="fr-FR"/>
+        </w:rPr>
+        <w:t xml:space="preserve"> </w:t>
+      </w:r>
+      <w:proofErr w:type="spellStart"/>
+      <w:r>
+        <w:rPr>
+          <w:b/>
+          <w:bCs/>
+          <w:lang w:val="fr-FR"/>
+        </w:rPr>
+        <w:t>Hiệu</w:t>
+      </w:r>
+      <w:proofErr w:type="spellEnd"/>
+      <w:r>
+        <w:rPr>
+          <w:b/>
+          <w:bCs/>
+          <w:lang w:val="fr-FR"/>
+        </w:rPr>
+        <w:t xml:space="preserve"> </w:t>
+      </w:r>
+      <w:proofErr w:type="spellStart"/>
+      <w:r>
+        <w:rPr>
+          <w:b/>
+          <w:bCs/>
+          <w:lang w:val="fr-FR"/>
+        </w:rPr>
+        <w:t>chỉnh</w:t>
+      </w:r>
+      <w:proofErr w:type="spellEnd"/>
+      <w:r>
+        <w:rPr>
+          <w:b/>
+          <w:bCs/>
+          <w:lang w:val="fr-FR"/>
+        </w:rPr>
+        <w:t xml:space="preserve"> file code </w:t>
+      </w:r>
+      <w:proofErr w:type="spellStart"/>
+      <w:r>
+        <w:rPr>
+          <w:b/>
+          <w:bCs/>
+          <w:lang w:val="fr-FR"/>
+        </w:rPr>
+        <w:t>jsx</w:t>
+      </w:r>
+      <w:proofErr w:type="spellEnd"/>
+    </w:p>
+    <w:p>
+      <w:proofErr w:type="spellStart"/>
+      <w:r>
+        <w:t>Mở</w:t>
+      </w:r>
+      <w:proofErr w:type="spellEnd"/>
+      <w:r>
+        <w:t xml:space="preserve"> Visual studio code, </w:t>
+      </w:r>
+      <w:proofErr w:type="spellStart"/>
+      <w:r>
+        <w:t>Chọn</w:t>
+      </w:r>
+      <w:proofErr w:type="spellEnd"/>
+      <w:r>
+        <w:t xml:space="preserve"> File-&gt;Open Folder. </w:t>
+      </w:r>
+      <w:proofErr w:type="spellStart"/>
+      <w:r>
+        <w:t>Duyệt</w:t>
+      </w:r>
+      <w:proofErr w:type="spellEnd"/>
+      <w:r>
+        <w:t xml:space="preserve"> </w:t>
+      </w:r>
+      <w:proofErr w:type="spellStart"/>
+      <w:r>
+        <w:t>đến</w:t>
+      </w:r>
+      <w:proofErr w:type="spellEnd"/>
+      <w:r>
+        <w:t xml:space="preserve"> </w:t>
+      </w:r>
+      <w:proofErr w:type="spellStart"/>
+      <w:r>
+        <w:t>thư</w:t>
+      </w:r>
+      <w:proofErr w:type="spellEnd"/>
+      <w:r>
+        <w:t xml:space="preserve"> </w:t>
+      </w:r>
+      <w:proofErr w:type="spellStart"/>
+      <w:r>
+        <w:t>mục</w:t>
+      </w:r>
+      <w:proofErr w:type="spellEnd"/>
+      <w:r>
+        <w:t xml:space="preserve"> exercises1</w:t>
+      </w:r>
+    </w:p>
+    <w:p>
+      <w:proofErr w:type="spellStart"/>
+      <w:r>
+        <w:t>Vào</w:t>
+      </w:r>
+      <w:proofErr w:type="spellEnd"/>
+      <w:r>
+        <w:t xml:space="preserve"> Terminal, </w:t>
+      </w:r>
+      <w:proofErr w:type="spellStart"/>
+      <w:r>
+        <w:t>chọn</w:t>
+      </w:r>
+      <w:proofErr w:type="spellEnd"/>
+      <w:r>
+        <w:t xml:space="preserve"> New Terminal, </w:t>
+      </w:r>
+    </w:p>
+    <w:p>
+      <w:proofErr w:type="spellStart"/>
+      <w:r>
+        <w:t>Nhấn</w:t>
+      </w:r>
+      <w:proofErr w:type="spellEnd"/>
+      <w:r>
+        <w:t xml:space="preserve"> Ctrl+ C </w:t>
+      </w:r>
+      <w:proofErr w:type="spellStart"/>
+      <w:r>
+        <w:t>để</w:t>
+      </w:r>
+      <w:proofErr w:type="spellEnd"/>
+      <w:r>
+        <w:t xml:space="preserve"> </w:t>
+      </w:r>
+      <w:proofErr w:type="spellStart"/>
+      <w:r>
+        <w:t>dừng</w:t>
+      </w:r>
+      <w:proofErr w:type="spellEnd"/>
+      <w:r>
+        <w:t xml:space="preserve"> server</w:t>
+      </w:r>
+    </w:p>
+    <w:p>
+      <w:proofErr w:type="spellStart"/>
+      <w:r>
+        <w:t>Mở</w:t>
+      </w:r>
+      <w:proofErr w:type="spellEnd"/>
+      <w:r>
+        <w:t xml:space="preserve"> file App.js: </w:t>
+      </w:r>
+      <w:proofErr w:type="spellStart"/>
+      <w:r>
+        <w:t>hiệu</w:t>
+      </w:r>
+      <w:proofErr w:type="spellEnd"/>
+      <w:r>
+        <w:t xml:space="preserve"> </w:t>
+      </w:r>
+      <w:proofErr w:type="spellStart"/>
+      <w:r>
+        <w:t>chỉnh</w:t>
+      </w:r>
+      <w:proofErr w:type="spellEnd"/>
+      <w:r>
+        <w:t xml:space="preserve"> code </w:t>
+      </w:r>
+      <w:proofErr w:type="spellStart"/>
+      <w:r>
+        <w:t>như</w:t>
+      </w:r>
+      <w:proofErr w:type="spellEnd"/>
+      <w:r>
+        <w:t xml:space="preserve"> </w:t>
+      </w:r>
+      <w:proofErr w:type="spellStart"/>
+      <w:r>
+        <w:t>sau</w:t>
+      </w:r>
+      <w:proofErr w:type="spellEnd"/>
+      <w:r>
+        <w:t>:</w:t>
+      </w:r>
+    </w:p>
+    <w:p>
+      <w:proofErr w:type="spellStart"/>
+      <w:r>
+        <w:rPr>
+          <w:b/>
+          <w:bCs/>
+        </w:rPr>
+        <w:t>Cách</w:t>
+      </w:r>
+      <w:proofErr w:type="spellEnd"/>
+      <w:r>
+        <w:rPr>
+          <w:b/>
+          <w:bCs/>
+        </w:rPr>
+        <w:t xml:space="preserve"> 1</w:t>
+      </w:r>
+      <w:r>
+        <w:t xml:space="preserve">: </w:t>
+      </w:r>
+      <w:proofErr w:type="spellStart"/>
+      <w:r>
+        <w:t>Thêm</w:t>
+      </w:r>
+      <w:proofErr w:type="spellEnd"/>
+      <w:r>
+        <w:t xml:space="preserve"> </w:t>
+      </w:r>
+      <w:proofErr w:type="spellStart"/>
+      <w:r>
+        <w:t>thuộc</w:t>
+      </w:r>
+      <w:proofErr w:type="spellEnd"/>
+      <w:r>
+        <w:t xml:space="preserve"> </w:t>
+      </w:r>
+      <w:proofErr w:type="spellStart"/>
+      <w:r>
+        <w:t>tính</w:t>
+      </w:r>
+      <w:proofErr w:type="spellEnd"/>
+      <w:r>
+        <w:t xml:space="preserve"> style </w:t>
+      </w:r>
+      <w:proofErr w:type="spellStart"/>
+      <w:r>
+        <w:t>vào</w:t>
+      </w:r>
+      <w:proofErr w:type="spellEnd"/>
+      <w:r>
+        <w:t xml:space="preserve"> </w:t>
+      </w:r>
+      <w:proofErr w:type="spellStart"/>
+      <w:r>
+        <w:t>thẻ</w:t>
+      </w:r>
+      <w:proofErr w:type="spellEnd"/>
+      <w:r>
+        <w:t xml:space="preserve"> h1, </w:t>
+      </w:r>
+      <w:proofErr w:type="spellStart"/>
+      <w:r>
+        <w:t>lưu</w:t>
+      </w:r>
+      <w:proofErr w:type="spellEnd"/>
+      <w:r>
+        <w:t xml:space="preserve"> ý </w:t>
+      </w:r>
+      <w:proofErr w:type="spellStart"/>
+      <w:r>
+        <w:t>dùng</w:t>
+      </w:r>
+      <w:proofErr w:type="spellEnd"/>
+      <w:r>
+        <w:t xml:space="preserve"> 2 </w:t>
+      </w:r>
+      <w:proofErr w:type="spellStart"/>
+      <w:r>
+        <w:t>cặp</w:t>
+      </w:r>
+      <w:proofErr w:type="spellEnd"/>
+      <w:r>
+        <w:t xml:space="preserve"> {}, </w:t>
+      </w:r>
+      <w:proofErr w:type="spellStart"/>
+      <w:r>
+        <w:t>và</w:t>
+      </w:r>
+      <w:proofErr w:type="spellEnd"/>
+      <w:r>
+        <w:t xml:space="preserve"> </w:t>
+      </w:r>
+      <w:proofErr w:type="spellStart"/>
+      <w:r>
+        <w:t>thuộc</w:t>
+      </w:r>
+      <w:proofErr w:type="spellEnd"/>
+      <w:r>
+        <w:t xml:space="preserve"> </w:t>
+      </w:r>
+      <w:proofErr w:type="spellStart"/>
+      <w:r>
+        <w:t>tính</w:t>
+      </w:r>
+      <w:proofErr w:type="spellEnd"/>
+      <w:r>
+        <w:t xml:space="preserve"> </w:t>
+      </w:r>
+      <w:proofErr w:type="spellStart"/>
+      <w:r>
+        <w:t>Viết</w:t>
+      </w:r>
+      <w:proofErr w:type="spellEnd"/>
+      <w:r>
+        <w:t xml:space="preserve"> </w:t>
+      </w:r>
+      <w:proofErr w:type="spellStart"/>
+      <w:r>
+        <w:t>hoa</w:t>
+      </w:r>
+      <w:proofErr w:type="spellEnd"/>
+      <w:r>
+        <w:t xml:space="preserve"> </w:t>
+      </w:r>
+      <w:proofErr w:type="spellStart"/>
+      <w:r>
+        <w:t>chữ</w:t>
+      </w:r>
+      <w:proofErr w:type="spellEnd"/>
+      <w:r>
+        <w:t xml:space="preserve"> </w:t>
+      </w:r>
+      <w:proofErr w:type="spellStart"/>
+      <w:r>
+        <w:t>cái</w:t>
+      </w:r>
+      <w:proofErr w:type="spellEnd"/>
+      <w:r>
+        <w:t xml:space="preserve"> </w:t>
+      </w:r>
+      <w:proofErr w:type="spellStart"/>
+      <w:r>
+        <w:t>thứ</w:t>
+      </w:r>
+      <w:proofErr w:type="spellEnd"/>
+      <w:r>
+        <w:t xml:space="preserve"> 2:</w:t>
+      </w:r>
+    </w:p>
+    <w:p>
+      <w:pPr>
+        <w:shd w:val="clear" w:color="auto" w:fill="FFFFFF"/>
+        <w:spacing w:after="0" w:line="285" w:lineRule="atLeast"/>
+        <w:rPr>
+          <w:rFonts w:ascii="Consolas" w:eastAsia="Times New Roman" w:hAnsi="Consolas" w:cs="Times New Roman"/>
+          <w:color w:val="292929"/>
+          <w:kern w:val="0"/>
+          <w:sz w:val="21"/>
+          <w:szCs w:val="21"/>
+          <w14:ligatures w14:val="none"/>
+        </w:rPr>
+      </w:pPr>
+      <w:r>
+        <w:rPr>
+          <w:rFonts w:ascii="Consolas" w:eastAsia="Times New Roman" w:hAnsi="Consolas" w:cs="Times New Roman"/>
+          <w:color w:val="B5200D"/>
+          <w:kern w:val="0"/>
+          <w:sz w:val="21"/>
+          <w:szCs w:val="21"/>
+          <w14:ligatures w14:val="none"/>
+        </w:rPr>
+        <w:t>import</w:t>
+      </w:r>
+      <w:r>
+        <w:rPr>
+          <w:rFonts w:ascii="Consolas" w:eastAsia="Times New Roman" w:hAnsi="Consolas" w:cs="Times New Roman"/>
+          <w:color w:val="292929"/>
+          <w:kern w:val="0"/>
+          <w:sz w:val="21"/>
+          <w:szCs w:val="21"/>
+          <w14:ligatures w14:val="none"/>
+        </w:rPr>
+        <w:t xml:space="preserve"> </w:t>
+      </w:r>
+      <w:r>
+        <w:rPr>
+          <w:rFonts w:ascii="Consolas" w:eastAsia="Times New Roman" w:hAnsi="Consolas" w:cs="Times New Roman"/>
+          <w:color w:val="0F4A85"/>
+          <w:kern w:val="0"/>
+          <w:sz w:val="21"/>
+          <w:szCs w:val="21"/>
+          <w14:ligatures w14:val="none"/>
+        </w:rPr>
+        <w:t>"./App.css"</w:t>
+      </w:r>
+      <w:r>
+        <w:rPr>
+          <w:rFonts w:ascii="Consolas" w:eastAsia="Times New Roman" w:hAnsi="Consolas" w:cs="Times New Roman"/>
+          <w:color w:val="292929"/>
+          <w:kern w:val="0"/>
+          <w:sz w:val="21"/>
+          <w:szCs w:val="21"/>
+          <w14:ligatures w14:val="none"/>
+        </w:rPr>
+        <w:t>;</w:t>
+      </w:r>
+    </w:p>
+    <w:p>
+      <w:pPr>
+        <w:shd w:val="clear" w:color="auto" w:fill="FFFFFF"/>
+        <w:spacing w:after="0" w:line="285" w:lineRule="atLeast"/>
+        <w:rPr>
+          <w:rFonts w:ascii="Consolas" w:eastAsia="Times New Roman" w:hAnsi="Consolas" w:cs="Times New Roman"/>
+          <w:color w:val="292929"/>
+          <w:kern w:val="0"/>
+          <w:sz w:val="21"/>
+          <w:szCs w:val="21"/>
+          <w14:ligatures w14:val="none"/>
+        </w:rPr>
+      </w:pPr>
+    </w:p>
+    <w:p>
+      <w:pPr>
+        <w:shd w:val="clear" w:color="auto" w:fill="FFFFFF"/>
+        <w:spacing w:after="0" w:line="285" w:lineRule="atLeast"/>
+        <w:rPr>
+          <w:rFonts w:ascii="Consolas" w:eastAsia="Times New Roman" w:hAnsi="Consolas" w:cs="Times New Roman"/>
+          <w:color w:val="292929"/>
+          <w:kern w:val="0"/>
+          <w:sz w:val="21"/>
+          <w:szCs w:val="21"/>
+          <w14:ligatures w14:val="none"/>
+        </w:rPr>
+      </w:pPr>
+      <w:r>
+        <w:rPr>
+          <w:rFonts w:ascii="Consolas" w:eastAsia="Times New Roman" w:hAnsi="Consolas" w:cs="Times New Roman"/>
+          <w:color w:val="0F4A85"/>
+          <w:kern w:val="0"/>
+          <w:sz w:val="21"/>
+          <w:szCs w:val="21"/>
+          <w14:ligatures w14:val="none"/>
+        </w:rPr>
+        <w:t>function</w:t>
+      </w:r>
+      <w:r>
+        <w:rPr>
+          <w:rFonts w:ascii="Consolas" w:eastAsia="Times New Roman" w:hAnsi="Consolas" w:cs="Times New Roman"/>
+          <w:color w:val="292929"/>
+          <w:kern w:val="0"/>
+          <w:sz w:val="21"/>
+          <w:szCs w:val="21"/>
+          <w14:ligatures w14:val="none"/>
+        </w:rPr>
+        <w:t xml:space="preserve"> </w:t>
+      </w:r>
+      <w:proofErr w:type="gramStart"/>
+      <w:r>
+        <w:rPr>
+          <w:rFonts w:ascii="Consolas" w:eastAsia="Times New Roman" w:hAnsi="Consolas" w:cs="Times New Roman"/>
+          <w:color w:val="5E2CBC"/>
+          <w:kern w:val="0"/>
+          <w:sz w:val="21"/>
+          <w:szCs w:val="21"/>
+          <w14:ligatures w14:val="none"/>
+        </w:rPr>
+        <w:t>App</w:t>
+      </w:r>
+      <w:r>
+        <w:rPr>
+          <w:rFonts w:ascii="Consolas" w:eastAsia="Times New Roman" w:hAnsi="Consolas" w:cs="Times New Roman"/>
+          <w:color w:val="292929"/>
+          <w:kern w:val="0"/>
+          <w:sz w:val="21"/>
+          <w:szCs w:val="21"/>
+          <w14:ligatures w14:val="none"/>
+        </w:rPr>
+        <w:t>(</w:t>
+      </w:r>
+      <w:proofErr w:type="gramEnd"/>
+      <w:r>
+        <w:rPr>
+          <w:rFonts w:ascii="Consolas" w:eastAsia="Times New Roman" w:hAnsi="Consolas" w:cs="Times New Roman"/>
+          <w:color w:val="292929"/>
+          <w:kern w:val="0"/>
+          <w:sz w:val="21"/>
+          <w:szCs w:val="21"/>
+          <w14:ligatures w14:val="none"/>
+        </w:rPr>
+        <w:t>) {</w:t>
+      </w:r>
+    </w:p>
+    <w:p>
+      <w:pPr>
+        <w:shd w:val="clear" w:color="auto" w:fill="FFFFFF"/>
+        <w:spacing w:after="0" w:line="285" w:lineRule="atLeast"/>
+        <w:rPr>
+          <w:rFonts w:ascii="Consolas" w:eastAsia="Times New Roman" w:hAnsi="Consolas" w:cs="Times New Roman"/>
+          <w:color w:val="292929"/>
+          <w:kern w:val="0"/>
+          <w:sz w:val="21"/>
+          <w:szCs w:val="21"/>
+          <w14:ligatures w14:val="none"/>
+        </w:rPr>
+      </w:pPr>
+      <w:r>
+        <w:rPr>
+          <w:rFonts w:ascii="Consolas" w:eastAsia="Times New Roman" w:hAnsi="Consolas" w:cs="Times New Roman"/>
+          <w:color w:val="292929"/>
+          <w:kern w:val="0"/>
+          <w:sz w:val="21"/>
+          <w:szCs w:val="21"/>
+          <w14:ligatures w14:val="none"/>
+        </w:rPr>
+        <w:t xml:space="preserve">  </w:t>
+      </w:r>
+      <w:r>
+        <w:rPr>
+          <w:rFonts w:ascii="Consolas" w:eastAsia="Times New Roman" w:hAnsi="Consolas" w:cs="Times New Roman"/>
+          <w:color w:val="B5200D"/>
+          <w:kern w:val="0"/>
+          <w:sz w:val="21"/>
+          <w:szCs w:val="21"/>
+          <w14:ligatures w14:val="none"/>
+        </w:rPr>
+        <w:t>return</w:t>
+      </w:r>
+      <w:r>
+        <w:rPr>
+          <w:rFonts w:ascii="Consolas" w:eastAsia="Times New Roman" w:hAnsi="Consolas" w:cs="Times New Roman"/>
+          <w:color w:val="292929"/>
+          <w:kern w:val="0"/>
+          <w:sz w:val="21"/>
+          <w:szCs w:val="21"/>
+          <w14:ligatures w14:val="none"/>
+        </w:rPr>
+        <w:t xml:space="preserve"> (</w:t>
+      </w:r>
+    </w:p>
+    <w:p>
+      <w:pPr>
+        <w:shd w:val="clear" w:color="auto" w:fill="FFFFFF"/>
+        <w:spacing w:after="0" w:line="285" w:lineRule="atLeast"/>
+        <w:rPr>
+          <w:rFonts w:ascii="Consolas" w:eastAsia="Times New Roman" w:hAnsi="Consolas" w:cs="Times New Roman"/>
+          <w:color w:val="292929"/>
+          <w:kern w:val="0"/>
+          <w:sz w:val="21"/>
+          <w:szCs w:val="21"/>
+          <w14:ligatures w14:val="none"/>
+        </w:rPr>
+      </w:pPr>
+      <w:r>
+        <w:rPr>
+          <w:rFonts w:ascii="Consolas" w:eastAsia="Times New Roman" w:hAnsi="Consolas" w:cs="Times New Roman"/>
+          <w:color w:val="292929"/>
+          <w:kern w:val="0"/>
+          <w:sz w:val="21"/>
+          <w:szCs w:val="21"/>
+          <w14:ligatures w14:val="none"/>
+        </w:rPr>
+        <w:t xml:space="preserve">    </w:t>
+      </w:r>
+      <w:r>
+        <w:rPr>
+          <w:rFonts w:ascii="Consolas" w:eastAsia="Times New Roman" w:hAnsi="Consolas" w:cs="Times New Roman"/>
+          <w:color w:val="0F4A85"/>
+          <w:kern w:val="0"/>
+          <w:sz w:val="21"/>
+          <w:szCs w:val="21"/>
+          <w14:ligatures w14:val="none"/>
+        </w:rPr>
+        <w:t>&lt;div&gt;</w:t>
+      </w:r>
+    </w:p>
+    <w:p>
+      <w:pPr>
+        <w:shd w:val="clear" w:color="auto" w:fill="FFFFFF"/>
+        <w:spacing w:after="0" w:line="285" w:lineRule="atLeast"/>
+        <w:rPr>
+          <w:rFonts w:ascii="Consolas" w:eastAsia="Times New Roman" w:hAnsi="Consolas" w:cs="Times New Roman"/>
+          <w:color w:val="292929"/>
+          <w:kern w:val="0"/>
+          <w:sz w:val="21"/>
+          <w:szCs w:val="21"/>
+          <w14:ligatures w14:val="none"/>
+        </w:rPr>
+      </w:pPr>
+      <w:r>
+        <w:rPr>
+          <w:rFonts w:ascii="Consolas" w:eastAsia="Times New Roman" w:hAnsi="Consolas" w:cs="Times New Roman"/>
+          <w:color w:val="292929"/>
+          <w:kern w:val="0"/>
+          <w:sz w:val="21"/>
+          <w:szCs w:val="21"/>
+          <w14:ligatures w14:val="none"/>
+        </w:rPr>
+        <w:t xml:space="preserve">      </w:t>
+      </w:r>
+      <w:r>
+        <w:rPr>
+          <w:rFonts w:ascii="Consolas" w:eastAsia="Times New Roman" w:hAnsi="Consolas" w:cs="Times New Roman"/>
+          <w:color w:val="0F4A85"/>
+          <w:kern w:val="0"/>
+          <w:sz w:val="21"/>
+          <w:szCs w:val="21"/>
+          <w14:ligatures w14:val="none"/>
+        </w:rPr>
+        <w:t>&lt;h1</w:t>
+      </w:r>
+      <w:r>
+        <w:rPr>
+          <w:rFonts w:ascii="Consolas" w:eastAsia="Times New Roman" w:hAnsi="Consolas" w:cs="Times New Roman"/>
+          <w:color w:val="292929"/>
+          <w:kern w:val="0"/>
+          <w:sz w:val="21"/>
+          <w:szCs w:val="21"/>
+          <w14:ligatures w14:val="none"/>
+        </w:rPr>
+        <w:t xml:space="preserve"> </w:t>
+      </w:r>
+      <w:r>
+        <w:rPr>
+          <w:rFonts w:ascii="Consolas" w:eastAsia="Times New Roman" w:hAnsi="Consolas" w:cs="Times New Roman"/>
+          <w:color w:val="264F78"/>
+          <w:kern w:val="0"/>
+          <w:sz w:val="21"/>
+          <w:szCs w:val="21"/>
+          <w14:ligatures w14:val="none"/>
+        </w:rPr>
+        <w:t>style</w:t>
+      </w:r>
+      <w:proofErr w:type="gramStart"/>
+      <w:r>
+        <w:rPr>
+          <w:rFonts w:ascii="Consolas" w:eastAsia="Times New Roman" w:hAnsi="Consolas" w:cs="Times New Roman"/>
+          <w:color w:val="000000"/>
+          <w:kern w:val="0"/>
+          <w:sz w:val="21"/>
+          <w:szCs w:val="21"/>
+          <w14:ligatures w14:val="none"/>
+        </w:rPr>
+        <w:t>=</w:t>
+      </w:r>
+      <w:r>
+        <w:rPr>
+          <w:rFonts w:ascii="Consolas" w:eastAsia="Times New Roman" w:hAnsi="Consolas" w:cs="Times New Roman"/>
+          <w:color w:val="0F4A85"/>
+          <w:kern w:val="0"/>
+          <w:sz w:val="21"/>
+          <w:szCs w:val="21"/>
+          <w14:ligatures w14:val="none"/>
+        </w:rPr>
+        <w:t>{</w:t>
+      </w:r>
+      <w:proofErr w:type="gramEnd"/>
+      <w:r>
+        <w:rPr>
+          <w:rFonts w:ascii="Consolas" w:eastAsia="Times New Roman" w:hAnsi="Consolas" w:cs="Times New Roman"/>
+          <w:color w:val="292929"/>
+          <w:kern w:val="0"/>
+          <w:sz w:val="21"/>
+          <w:szCs w:val="21"/>
+          <w14:ligatures w14:val="none"/>
+        </w:rPr>
+        <w:t xml:space="preserve">{ </w:t>
+      </w:r>
+      <w:r>
+        <w:rPr>
+          <w:rFonts w:ascii="Consolas" w:eastAsia="Times New Roman" w:hAnsi="Consolas" w:cs="Times New Roman"/>
+          <w:color w:val="001080"/>
+          <w:kern w:val="0"/>
+          <w:sz w:val="21"/>
+          <w:szCs w:val="21"/>
+          <w14:ligatures w14:val="none"/>
+        </w:rPr>
+        <w:t>color:</w:t>
+      </w:r>
+      <w:r>
+        <w:rPr>
+          <w:rFonts w:ascii="Consolas" w:eastAsia="Times New Roman" w:hAnsi="Consolas" w:cs="Times New Roman"/>
+          <w:color w:val="292929"/>
+          <w:kern w:val="0"/>
+          <w:sz w:val="21"/>
+          <w:szCs w:val="21"/>
+          <w14:ligatures w14:val="none"/>
+        </w:rPr>
+        <w:t xml:space="preserve"> </w:t>
+      </w:r>
+      <w:r>
+        <w:rPr>
+          <w:rFonts w:ascii="Consolas" w:eastAsia="Times New Roman" w:hAnsi="Consolas" w:cs="Times New Roman"/>
+          <w:color w:val="0F4A85"/>
+          <w:kern w:val="0"/>
+          <w:sz w:val="21"/>
+          <w:szCs w:val="21"/>
+          <w14:ligatures w14:val="none"/>
+        </w:rPr>
+        <w:t>"blue"</w:t>
+      </w:r>
+      <w:r>
+        <w:rPr>
+          <w:rFonts w:ascii="Consolas" w:eastAsia="Times New Roman" w:hAnsi="Consolas" w:cs="Times New Roman"/>
+          <w:color w:val="292929"/>
+          <w:kern w:val="0"/>
+          <w:sz w:val="21"/>
+          <w:szCs w:val="21"/>
+          <w14:ligatures w14:val="none"/>
+        </w:rPr>
+        <w:t xml:space="preserve">, </w:t>
+      </w:r>
+      <w:proofErr w:type="spellStart"/>
+      <w:r>
+        <w:rPr>
+          <w:rFonts w:ascii="Consolas" w:eastAsia="Times New Roman" w:hAnsi="Consolas" w:cs="Times New Roman"/>
+          <w:color w:val="001080"/>
+          <w:kern w:val="0"/>
+          <w:sz w:val="21"/>
+          <w:szCs w:val="21"/>
+          <w14:ligatures w14:val="none"/>
+        </w:rPr>
+        <w:t>textAlign</w:t>
+      </w:r>
+      <w:proofErr w:type="spellEnd"/>
+      <w:r>
+        <w:rPr>
+          <w:rFonts w:ascii="Consolas" w:eastAsia="Times New Roman" w:hAnsi="Consolas" w:cs="Times New Roman"/>
+          <w:color w:val="001080"/>
+          <w:kern w:val="0"/>
+          <w:sz w:val="21"/>
+          <w:szCs w:val="21"/>
+          <w14:ligatures w14:val="none"/>
+        </w:rPr>
+        <w:t>:</w:t>
+      </w:r>
+      <w:r>
+        <w:rPr>
+          <w:rFonts w:ascii="Consolas" w:eastAsia="Times New Roman" w:hAnsi="Consolas" w:cs="Times New Roman"/>
+          <w:color w:val="292929"/>
+          <w:kern w:val="0"/>
+          <w:sz w:val="21"/>
+          <w:szCs w:val="21"/>
+          <w14:ligatures w14:val="none"/>
+        </w:rPr>
+        <w:t xml:space="preserve"> </w:t>
+      </w:r>
+      <w:r>
+        <w:rPr>
+          <w:rFonts w:ascii="Consolas" w:eastAsia="Times New Roman" w:hAnsi="Consolas" w:cs="Times New Roman"/>
+          <w:color w:val="0F4A85"/>
+          <w:kern w:val="0"/>
+          <w:sz w:val="21"/>
+          <w:szCs w:val="21"/>
+          <w14:ligatures w14:val="none"/>
+        </w:rPr>
+        <w:t>"center"</w:t>
+      </w:r>
+      <w:r>
+        <w:rPr>
+          <w:rFonts w:ascii="Consolas" w:eastAsia="Times New Roman" w:hAnsi="Consolas" w:cs="Times New Roman"/>
+          <w:color w:val="292929"/>
+          <w:kern w:val="0"/>
+          <w:sz w:val="21"/>
+          <w:szCs w:val="21"/>
+          <w14:ligatures w14:val="none"/>
+        </w:rPr>
+        <w:t xml:space="preserve"> }</w:t>
+      </w:r>
+      <w:r>
+        <w:rPr>
+          <w:rFonts w:ascii="Consolas" w:eastAsia="Times New Roman" w:hAnsi="Consolas" w:cs="Times New Roman"/>
+          <w:color w:val="0F4A85"/>
+          <w:kern w:val="0"/>
+          <w:sz w:val="21"/>
+          <w:szCs w:val="21"/>
+          <w14:ligatures w14:val="none"/>
+        </w:rPr>
+        <w:t>}&gt;</w:t>
+      </w:r>
+      <w:r>
+        <w:rPr>
+          <w:rFonts w:ascii="Consolas" w:eastAsia="Times New Roman" w:hAnsi="Consolas" w:cs="Times New Roman"/>
+          <w:color w:val="292929"/>
+          <w:kern w:val="0"/>
+          <w:sz w:val="21"/>
+          <w:szCs w:val="21"/>
+          <w14:ligatures w14:val="none"/>
+        </w:rPr>
+        <w:t>Hello world!</w:t>
+      </w:r>
+      <w:r>
+        <w:rPr>
+          <w:rFonts w:ascii="Consolas" w:eastAsia="Times New Roman" w:hAnsi="Consolas" w:cs="Times New Roman"/>
+          <w:color w:val="0F4A85"/>
+          <w:kern w:val="0"/>
+          <w:sz w:val="21"/>
+          <w:szCs w:val="21"/>
+          <w14:ligatures w14:val="none"/>
+        </w:rPr>
+        <w:t>&lt;/h1&gt;</w:t>
+      </w:r>
+    </w:p>
+    <w:p>
+      <w:pPr>
+        <w:shd w:val="clear" w:color="auto" w:fill="FFFFFF"/>
+        <w:spacing w:after="0" w:line="285" w:lineRule="atLeast"/>
+        <w:rPr>
+          <w:rFonts w:ascii="Consolas" w:eastAsia="Times New Roman" w:hAnsi="Consolas" w:cs="Times New Roman"/>
+          <w:color w:val="292929"/>
+          <w:kern w:val="0"/>
+          <w:sz w:val="21"/>
+          <w:szCs w:val="21"/>
+          <w14:ligatures w14:val="none"/>
+        </w:rPr>
+      </w:pPr>
+      <w:r>
+        <w:rPr>
+          <w:rFonts w:ascii="Consolas" w:eastAsia="Times New Roman" w:hAnsi="Consolas" w:cs="Times New Roman"/>
+          <w:color w:val="292929"/>
+          <w:kern w:val="0"/>
+          <w:sz w:val="21"/>
+          <w:szCs w:val="21"/>
+          <w14:ligatures w14:val="none"/>
+        </w:rPr>
+        <w:t xml:space="preserve">    </w:t>
+      </w:r>
+      <w:r>
+        <w:rPr>
+          <w:rFonts w:ascii="Consolas" w:eastAsia="Times New Roman" w:hAnsi="Consolas" w:cs="Times New Roman"/>
+          <w:color w:val="0F4A85"/>
+          <w:kern w:val="0"/>
+          <w:sz w:val="21"/>
+          <w:szCs w:val="21"/>
+          <w14:ligatures w14:val="none"/>
+        </w:rPr>
+        <w:t>&lt;/div&gt;</w:t>
+      </w:r>
+    </w:p>
+    <w:p>
+      <w:pPr>
+        <w:shd w:val="clear" w:color="auto" w:fill="FFFFFF"/>
+        <w:spacing w:after="0" w:line="285" w:lineRule="atLeast"/>
+        <w:rPr>
+          <w:rFonts w:ascii="Consolas" w:eastAsia="Times New Roman" w:hAnsi="Consolas" w:cs="Times New Roman"/>
+          <w:color w:val="292929"/>
+          <w:kern w:val="0"/>
+          <w:sz w:val="21"/>
+          <w:szCs w:val="21"/>
+          <w14:ligatures w14:val="none"/>
+        </w:rPr>
+      </w:pPr>
+      <w:r>
+        <w:rPr>
+          <w:rFonts w:ascii="Consolas" w:eastAsia="Times New Roman" w:hAnsi="Consolas" w:cs="Times New Roman"/>
+          <w:color w:val="292929"/>
+          <w:kern w:val="0"/>
+          <w:sz w:val="21"/>
+          <w:szCs w:val="21"/>
+          <w14:ligatures w14:val="none"/>
+        </w:rPr>
+        <w:lastRenderedPageBreak/>
+        <w:t>  );</w:t>
+      </w:r>
+    </w:p>
+    <w:p>
+      <w:pPr>
+        <w:shd w:val="clear" w:color="auto" w:fill="FFFFFF"/>
+        <w:spacing w:after="0" w:line="285" w:lineRule="atLeast"/>
+        <w:rPr>
+          <w:rFonts w:ascii="Consolas" w:eastAsia="Times New Roman" w:hAnsi="Consolas" w:cs="Times New Roman"/>
+          <w:color w:val="292929"/>
+          <w:kern w:val="0"/>
+          <w:sz w:val="21"/>
+          <w:szCs w:val="21"/>
+          <w14:ligatures w14:val="none"/>
+        </w:rPr>
+      </w:pPr>
+      <w:r>
+        <w:rPr>
+          <w:rFonts w:ascii="Consolas" w:eastAsia="Times New Roman" w:hAnsi="Consolas" w:cs="Times New Roman"/>
+          <w:color w:val="292929"/>
+          <w:kern w:val="0"/>
+          <w:sz w:val="21"/>
+          <w:szCs w:val="21"/>
+          <w14:ligatures w14:val="none"/>
+        </w:rPr>
+        <w:t>}</w:t>
+      </w:r>
+    </w:p>
+    <w:p>
+      <w:pPr>
+        <w:shd w:val="clear" w:color="auto" w:fill="FFFFFF"/>
+        <w:spacing w:after="0" w:line="285" w:lineRule="atLeast"/>
+        <w:rPr>
+          <w:rFonts w:ascii="Consolas" w:eastAsia="Times New Roman" w:hAnsi="Consolas" w:cs="Times New Roman"/>
+          <w:color w:val="292929"/>
+          <w:kern w:val="0"/>
+          <w:sz w:val="21"/>
+          <w:szCs w:val="21"/>
+          <w14:ligatures w14:val="none"/>
+        </w:rPr>
+      </w:pPr>
+    </w:p>
+    <w:p>
+      <w:pPr>
+        <w:shd w:val="clear" w:color="auto" w:fill="FFFFFF"/>
+        <w:spacing w:after="0" w:line="285" w:lineRule="atLeast"/>
+        <w:rPr>
+          <w:rFonts w:ascii="Consolas" w:eastAsia="Times New Roman" w:hAnsi="Consolas" w:cs="Times New Roman"/>
+          <w:color w:val="292929"/>
+          <w:kern w:val="0"/>
+          <w:sz w:val="21"/>
+          <w:szCs w:val="21"/>
+          <w14:ligatures w14:val="none"/>
+        </w:rPr>
+      </w:pPr>
+      <w:r>
+        <w:rPr>
+          <w:rFonts w:ascii="Consolas" w:eastAsia="Times New Roman" w:hAnsi="Consolas" w:cs="Times New Roman"/>
+          <w:color w:val="B5200D"/>
+          <w:kern w:val="0"/>
+          <w:sz w:val="21"/>
+          <w:szCs w:val="21"/>
+          <w14:ligatures w14:val="none"/>
+        </w:rPr>
+        <w:t>export</w:t>
+      </w:r>
+      <w:r>
+        <w:rPr>
+          <w:rFonts w:ascii="Consolas" w:eastAsia="Times New Roman" w:hAnsi="Consolas" w:cs="Times New Roman"/>
+          <w:color w:val="292929"/>
+          <w:kern w:val="0"/>
+          <w:sz w:val="21"/>
+          <w:szCs w:val="21"/>
+          <w14:ligatures w14:val="none"/>
+        </w:rPr>
+        <w:t xml:space="preserve"> </w:t>
+      </w:r>
+      <w:r>
+        <w:rPr>
+          <w:rFonts w:ascii="Consolas" w:eastAsia="Times New Roman" w:hAnsi="Consolas" w:cs="Times New Roman"/>
+          <w:color w:val="B5200D"/>
+          <w:kern w:val="0"/>
+          <w:sz w:val="21"/>
+          <w:szCs w:val="21"/>
+          <w14:ligatures w14:val="none"/>
+        </w:rPr>
+        <w:t>default</w:t>
+      </w:r>
+      <w:r>
+        <w:rPr>
+          <w:rFonts w:ascii="Consolas" w:eastAsia="Times New Roman" w:hAnsi="Consolas" w:cs="Times New Roman"/>
+          <w:color w:val="292929"/>
+          <w:kern w:val="0"/>
+          <w:sz w:val="21"/>
+          <w:szCs w:val="21"/>
+          <w14:ligatures w14:val="none"/>
+        </w:rPr>
+        <w:t xml:space="preserve"> </w:t>
+      </w:r>
+      <w:r>
+        <w:rPr>
+          <w:rFonts w:ascii="Consolas" w:eastAsia="Times New Roman" w:hAnsi="Consolas" w:cs="Times New Roman"/>
+          <w:color w:val="001080"/>
+          <w:kern w:val="0"/>
+          <w:sz w:val="21"/>
+          <w:szCs w:val="21"/>
+          <w14:ligatures w14:val="none"/>
+        </w:rPr>
+        <w:t>App</w:t>
+      </w:r>
+      <w:r>
+        <w:rPr>
+          <w:rFonts w:ascii="Consolas" w:eastAsia="Times New Roman" w:hAnsi="Consolas" w:cs="Times New Roman"/>
+          <w:color w:val="292929"/>
+          <w:kern w:val="0"/>
+          <w:sz w:val="21"/>
+          <w:szCs w:val="21"/>
+          <w14:ligatures w14:val="none"/>
+        </w:rPr>
+        <w:t>;</w:t>
+      </w:r>
+    </w:p>
+    <w:p>
+      <w:pPr>
+        <w:shd w:val="clear" w:color="auto" w:fill="FFFFFF"/>
+        <w:spacing w:after="0" w:line="285" w:lineRule="atLeast"/>
+        <w:rPr>
+          <w:rFonts w:ascii="Consolas" w:eastAsia="Times New Roman" w:hAnsi="Consolas" w:cs="Times New Roman"/>
+          <w:color w:val="292929"/>
+          <w:kern w:val="0"/>
+          <w:sz w:val="21"/>
+          <w:szCs w:val="21"/>
+          <w14:ligatures w14:val="none"/>
+        </w:rPr>
+      </w:pPr>
+    </w:p>
+    <w:p>
+      <w:pPr>
+        <w:shd w:val="clear" w:color="auto" w:fill="FFFFFF"/>
+        <w:spacing w:after="0" w:line="285" w:lineRule="atLeast"/>
+      </w:pPr>
+      <w:proofErr w:type="spellStart"/>
+      <w:r>
+        <w:t>Cách</w:t>
+      </w:r>
+      <w:proofErr w:type="spellEnd"/>
+      <w:r>
+        <w:t xml:space="preserve"> 2:</w:t>
+      </w:r>
+    </w:p>
+    <w:p>
+      <w:pPr>
+        <w:shd w:val="clear" w:color="auto" w:fill="FFFFFF"/>
+        <w:spacing w:after="0" w:line="285" w:lineRule="atLeast"/>
+        <w:rPr>
+          <w:rFonts w:ascii="Consolas" w:eastAsia="Times New Roman" w:hAnsi="Consolas" w:cs="Times New Roman"/>
+          <w:color w:val="292929"/>
+          <w:kern w:val="0"/>
+          <w:sz w:val="21"/>
+          <w:szCs w:val="21"/>
+          <w14:ligatures w14:val="none"/>
+        </w:rPr>
+      </w:pPr>
+      <w:r>
+        <w:rPr>
+          <w:rFonts w:ascii="Consolas" w:eastAsia="Times New Roman" w:hAnsi="Consolas" w:cs="Times New Roman"/>
+          <w:color w:val="B5200D"/>
+          <w:kern w:val="0"/>
+          <w:sz w:val="21"/>
+          <w:szCs w:val="21"/>
+          <w14:ligatures w14:val="none"/>
+        </w:rPr>
+        <w:t>import</w:t>
+      </w:r>
+      <w:r>
+        <w:rPr>
+          <w:rFonts w:ascii="Consolas" w:eastAsia="Times New Roman" w:hAnsi="Consolas" w:cs="Times New Roman"/>
+          <w:color w:val="292929"/>
+          <w:kern w:val="0"/>
+          <w:sz w:val="21"/>
+          <w:szCs w:val="21"/>
+          <w14:ligatures w14:val="none"/>
+        </w:rPr>
+        <w:t xml:space="preserve"> </w:t>
+      </w:r>
+      <w:r>
+        <w:rPr>
+          <w:rFonts w:ascii="Consolas" w:eastAsia="Times New Roman" w:hAnsi="Consolas" w:cs="Times New Roman"/>
+          <w:color w:val="0F4A85"/>
+          <w:kern w:val="0"/>
+          <w:sz w:val="21"/>
+          <w:szCs w:val="21"/>
+          <w14:ligatures w14:val="none"/>
+        </w:rPr>
+        <w:t>"./App.css"</w:t>
+      </w:r>
+      <w:r>
+        <w:rPr>
+          <w:rFonts w:ascii="Consolas" w:eastAsia="Times New Roman" w:hAnsi="Consolas" w:cs="Times New Roman"/>
+          <w:color w:val="292929"/>
+          <w:kern w:val="0"/>
+          <w:sz w:val="21"/>
+          <w:szCs w:val="21"/>
+          <w14:ligatures w14:val="none"/>
+        </w:rPr>
+        <w:t>;</w:t>
+      </w:r>
+    </w:p>
+    <w:p>
+      <w:pPr>
+        <w:shd w:val="clear" w:color="auto" w:fill="FFFFFF"/>
+        <w:spacing w:after="0" w:line="285" w:lineRule="atLeast"/>
+        <w:rPr>
+          <w:rFonts w:ascii="Consolas" w:eastAsia="Times New Roman" w:hAnsi="Consolas" w:cs="Times New Roman"/>
+          <w:color w:val="292929"/>
+          <w:kern w:val="0"/>
+          <w:sz w:val="21"/>
+          <w:szCs w:val="21"/>
+          <w14:ligatures w14:val="none"/>
+        </w:rPr>
+      </w:pPr>
+    </w:p>
+    <w:p>
+      <w:pPr>
+        <w:shd w:val="clear" w:color="auto" w:fill="FFFFFF"/>
+        <w:spacing w:after="0" w:line="285" w:lineRule="atLeast"/>
+        <w:rPr>
+          <w:rFonts w:ascii="Consolas" w:eastAsia="Times New Roman" w:hAnsi="Consolas" w:cs="Times New Roman"/>
+          <w:color w:val="292929"/>
+          <w:kern w:val="0"/>
+          <w:sz w:val="21"/>
+          <w:szCs w:val="21"/>
+          <w14:ligatures w14:val="none"/>
+        </w:rPr>
+      </w:pPr>
+      <w:r>
+        <w:rPr>
+          <w:rFonts w:ascii="Consolas" w:eastAsia="Times New Roman" w:hAnsi="Consolas" w:cs="Times New Roman"/>
+          <w:color w:val="0F4A85"/>
+          <w:kern w:val="0"/>
+          <w:sz w:val="21"/>
+          <w:szCs w:val="21"/>
+          <w14:ligatures w14:val="none"/>
+        </w:rPr>
+        <w:t>function</w:t>
+      </w:r>
+      <w:r>
+        <w:rPr>
+          <w:rFonts w:ascii="Consolas" w:eastAsia="Times New Roman" w:hAnsi="Consolas" w:cs="Times New Roman"/>
+          <w:color w:val="292929"/>
+          <w:kern w:val="0"/>
+          <w:sz w:val="21"/>
+          <w:szCs w:val="21"/>
+          <w14:ligatures w14:val="none"/>
+        </w:rPr>
+        <w:t xml:space="preserve"> </w:t>
+      </w:r>
+      <w:proofErr w:type="gramStart"/>
+      <w:r>
+        <w:rPr>
+          <w:rFonts w:ascii="Consolas" w:eastAsia="Times New Roman" w:hAnsi="Consolas" w:cs="Times New Roman"/>
+          <w:color w:val="5E2CBC"/>
+          <w:kern w:val="0"/>
+          <w:sz w:val="21"/>
+          <w:szCs w:val="21"/>
+          <w14:ligatures w14:val="none"/>
+        </w:rPr>
+        <w:t>App</w:t>
+      </w:r>
+      <w:r>
+        <w:rPr>
+          <w:rFonts w:ascii="Consolas" w:eastAsia="Times New Roman" w:hAnsi="Consolas" w:cs="Times New Roman"/>
+          <w:color w:val="292929"/>
+          <w:kern w:val="0"/>
+          <w:sz w:val="21"/>
+          <w:szCs w:val="21"/>
+          <w14:ligatures w14:val="none"/>
+        </w:rPr>
+        <w:t>(</w:t>
+      </w:r>
+      <w:proofErr w:type="gramEnd"/>
+      <w:r>
+        <w:rPr>
+          <w:rFonts w:ascii="Consolas" w:eastAsia="Times New Roman" w:hAnsi="Consolas" w:cs="Times New Roman"/>
+          <w:color w:val="292929"/>
+          <w:kern w:val="0"/>
+          <w:sz w:val="21"/>
+          <w:szCs w:val="21"/>
+          <w14:ligatures w14:val="none"/>
+        </w:rPr>
+        <w:t>) {</w:t>
+      </w:r>
+    </w:p>
+    <w:p>
+      <w:pPr>
+        <w:shd w:val="clear" w:color="auto" w:fill="FFFFFF"/>
+        <w:spacing w:after="0" w:line="285" w:lineRule="atLeast"/>
+        <w:rPr>
+          <w:rFonts w:ascii="Consolas" w:eastAsia="Times New Roman" w:hAnsi="Consolas" w:cs="Times New Roman"/>
+          <w:color w:val="292929"/>
+          <w:kern w:val="0"/>
+          <w:sz w:val="21"/>
+          <w:szCs w:val="21"/>
+          <w14:ligatures w14:val="none"/>
+        </w:rPr>
+      </w:pPr>
+      <w:r>
+        <w:rPr>
+          <w:rFonts w:ascii="Consolas" w:eastAsia="Times New Roman" w:hAnsi="Consolas" w:cs="Times New Roman"/>
+          <w:color w:val="292929"/>
+          <w:kern w:val="0"/>
+          <w:sz w:val="21"/>
+          <w:szCs w:val="21"/>
+          <w14:ligatures w14:val="none"/>
+        </w:rPr>
+        <w:t xml:space="preserve">  </w:t>
+      </w:r>
+      <w:r>
+        <w:rPr>
+          <w:rFonts w:ascii="Consolas" w:eastAsia="Times New Roman" w:hAnsi="Consolas" w:cs="Times New Roman"/>
+          <w:color w:val="0F4A85"/>
+          <w:kern w:val="0"/>
+          <w:sz w:val="21"/>
+          <w:szCs w:val="21"/>
+          <w14:ligatures w14:val="none"/>
+        </w:rPr>
+        <w:t>const</w:t>
+      </w:r>
+      <w:r>
+        <w:rPr>
+          <w:rFonts w:ascii="Consolas" w:eastAsia="Times New Roman" w:hAnsi="Consolas" w:cs="Times New Roman"/>
+          <w:color w:val="292929"/>
+          <w:kern w:val="0"/>
+          <w:sz w:val="21"/>
+          <w:szCs w:val="21"/>
+          <w14:ligatures w14:val="none"/>
+        </w:rPr>
+        <w:t xml:space="preserve"> </w:t>
+      </w:r>
+      <w:r>
+        <w:rPr>
+          <w:rFonts w:ascii="Consolas" w:eastAsia="Times New Roman" w:hAnsi="Consolas" w:cs="Times New Roman"/>
+          <w:color w:val="02715D"/>
+          <w:kern w:val="0"/>
+          <w:sz w:val="21"/>
+          <w:szCs w:val="21"/>
+          <w14:ligatures w14:val="none"/>
+        </w:rPr>
+        <w:t>h1Style</w:t>
+      </w:r>
+      <w:r>
+        <w:rPr>
+          <w:rFonts w:ascii="Consolas" w:eastAsia="Times New Roman" w:hAnsi="Consolas" w:cs="Times New Roman"/>
+          <w:color w:val="292929"/>
+          <w:kern w:val="0"/>
+          <w:sz w:val="21"/>
+          <w:szCs w:val="21"/>
+          <w14:ligatures w14:val="none"/>
+        </w:rPr>
+        <w:t xml:space="preserve"> </w:t>
+      </w:r>
+      <w:r>
+        <w:rPr>
+          <w:rFonts w:ascii="Consolas" w:eastAsia="Times New Roman" w:hAnsi="Consolas" w:cs="Times New Roman"/>
+          <w:color w:val="000000"/>
+          <w:kern w:val="0"/>
+          <w:sz w:val="21"/>
+          <w:szCs w:val="21"/>
+          <w14:ligatures w14:val="none"/>
+        </w:rPr>
+        <w:t>=</w:t>
+      </w:r>
+      <w:r>
+        <w:rPr>
+          <w:rFonts w:ascii="Consolas" w:eastAsia="Times New Roman" w:hAnsi="Consolas" w:cs="Times New Roman"/>
+          <w:color w:val="292929"/>
+          <w:kern w:val="0"/>
+          <w:sz w:val="21"/>
+          <w:szCs w:val="21"/>
+          <w14:ligatures w14:val="none"/>
+        </w:rPr>
+        <w:t xml:space="preserve"> {</w:t>
+      </w:r>
+    </w:p>
+    <w:p>
+      <w:pPr>
+        <w:shd w:val="clear" w:color="auto" w:fill="FFFFFF"/>
+        <w:spacing w:after="0" w:line="285" w:lineRule="atLeast"/>
+        <w:rPr>
+          <w:rFonts w:ascii="Consolas" w:eastAsia="Times New Roman" w:hAnsi="Consolas" w:cs="Times New Roman"/>
+          <w:color w:val="292929"/>
+          <w:kern w:val="0"/>
+          <w:sz w:val="21"/>
+          <w:szCs w:val="21"/>
+          <w14:ligatures w14:val="none"/>
+        </w:rPr>
+      </w:pPr>
+      <w:r>
+        <w:rPr>
+          <w:rFonts w:ascii="Consolas" w:eastAsia="Times New Roman" w:hAnsi="Consolas" w:cs="Times New Roman"/>
+          <w:color w:val="292929"/>
+          <w:kern w:val="0"/>
+          <w:sz w:val="21"/>
+          <w:szCs w:val="21"/>
+          <w14:ligatures w14:val="none"/>
+        </w:rPr>
+        <w:t xml:space="preserve">    </w:t>
+      </w:r>
+      <w:r>
+        <w:rPr>
+          <w:rFonts w:ascii="Consolas" w:eastAsia="Times New Roman" w:hAnsi="Consolas" w:cs="Times New Roman"/>
+          <w:color w:val="001080"/>
+          <w:kern w:val="0"/>
+          <w:sz w:val="21"/>
+          <w:szCs w:val="21"/>
+          <w14:ligatures w14:val="none"/>
+        </w:rPr>
+        <w:t>color:</w:t>
+      </w:r>
+      <w:r>
+        <w:rPr>
+          <w:rFonts w:ascii="Consolas" w:eastAsia="Times New Roman" w:hAnsi="Consolas" w:cs="Times New Roman"/>
+          <w:color w:val="292929"/>
+          <w:kern w:val="0"/>
+          <w:sz w:val="21"/>
+          <w:szCs w:val="21"/>
+          <w14:ligatures w14:val="none"/>
+        </w:rPr>
+        <w:t xml:space="preserve"> </w:t>
+      </w:r>
+      <w:r>
+        <w:rPr>
+          <w:rFonts w:ascii="Consolas" w:eastAsia="Times New Roman" w:hAnsi="Consolas" w:cs="Times New Roman"/>
+          <w:color w:val="0F4A85"/>
+          <w:kern w:val="0"/>
+          <w:sz w:val="21"/>
+          <w:szCs w:val="21"/>
+          <w14:ligatures w14:val="none"/>
+        </w:rPr>
+        <w:t>"blue"</w:t>
+      </w:r>
+      <w:r>
+        <w:rPr>
+          <w:rFonts w:ascii="Consolas" w:eastAsia="Times New Roman" w:hAnsi="Consolas" w:cs="Times New Roman"/>
+          <w:color w:val="292929"/>
+          <w:kern w:val="0"/>
+          <w:sz w:val="21"/>
+          <w:szCs w:val="21"/>
+          <w14:ligatures w14:val="none"/>
+        </w:rPr>
+        <w:t>,</w:t>
+      </w:r>
+    </w:p>
+    <w:p>
+      <w:pPr>
+        <w:shd w:val="clear" w:color="auto" w:fill="FFFFFF"/>
+        <w:spacing w:after="0" w:line="285" w:lineRule="atLeast"/>
+        <w:rPr>
+          <w:rFonts w:ascii="Consolas" w:eastAsia="Times New Roman" w:hAnsi="Consolas" w:cs="Times New Roman"/>
+          <w:color w:val="292929"/>
+          <w:kern w:val="0"/>
+          <w:sz w:val="21"/>
+          <w:szCs w:val="21"/>
+          <w14:ligatures w14:val="none"/>
+        </w:rPr>
+      </w:pPr>
+      <w:r>
+        <w:rPr>
+          <w:rFonts w:ascii="Consolas" w:eastAsia="Times New Roman" w:hAnsi="Consolas" w:cs="Times New Roman"/>
+          <w:color w:val="292929"/>
+          <w:kern w:val="0"/>
+          <w:sz w:val="21"/>
+          <w:szCs w:val="21"/>
+          <w14:ligatures w14:val="none"/>
+        </w:rPr>
+        <w:t xml:space="preserve">    </w:t>
+      </w:r>
+      <w:proofErr w:type="spellStart"/>
+      <w:r>
+        <w:rPr>
+          <w:rFonts w:ascii="Consolas" w:eastAsia="Times New Roman" w:hAnsi="Consolas" w:cs="Times New Roman"/>
+          <w:color w:val="001080"/>
+          <w:kern w:val="0"/>
+          <w:sz w:val="21"/>
+          <w:szCs w:val="21"/>
+          <w14:ligatures w14:val="none"/>
+        </w:rPr>
+        <w:t>textAlign</w:t>
+      </w:r>
+      <w:proofErr w:type="spellEnd"/>
+      <w:r>
+        <w:rPr>
+          <w:rFonts w:ascii="Consolas" w:eastAsia="Times New Roman" w:hAnsi="Consolas" w:cs="Times New Roman"/>
+          <w:color w:val="001080"/>
+          <w:kern w:val="0"/>
+          <w:sz w:val="21"/>
+          <w:szCs w:val="21"/>
+          <w14:ligatures w14:val="none"/>
+        </w:rPr>
+        <w:t>:</w:t>
+      </w:r>
+      <w:r>
+        <w:rPr>
+          <w:rFonts w:ascii="Consolas" w:eastAsia="Times New Roman" w:hAnsi="Consolas" w:cs="Times New Roman"/>
+          <w:color w:val="292929"/>
+          <w:kern w:val="0"/>
+          <w:sz w:val="21"/>
+          <w:szCs w:val="21"/>
+          <w14:ligatures w14:val="none"/>
+        </w:rPr>
+        <w:t xml:space="preserve"> </w:t>
+      </w:r>
+      <w:r>
+        <w:rPr>
+          <w:rFonts w:ascii="Consolas" w:eastAsia="Times New Roman" w:hAnsi="Consolas" w:cs="Times New Roman"/>
+          <w:color w:val="0F4A85"/>
+          <w:kern w:val="0"/>
+          <w:sz w:val="21"/>
+          <w:szCs w:val="21"/>
+          <w14:ligatures w14:val="none"/>
+        </w:rPr>
+        <w:t>"center"</w:t>
+      </w:r>
+      <w:r>
+        <w:rPr>
+          <w:rFonts w:ascii="Consolas" w:eastAsia="Times New Roman" w:hAnsi="Consolas" w:cs="Times New Roman"/>
+          <w:color w:val="292929"/>
+          <w:kern w:val="0"/>
+          <w:sz w:val="21"/>
+          <w:szCs w:val="21"/>
+          <w14:ligatures w14:val="none"/>
+        </w:rPr>
+        <w:t>,</w:t>
+      </w:r>
+    </w:p>
+    <w:p>
+      <w:pPr>
+        <w:shd w:val="clear" w:color="auto" w:fill="FFFFFF"/>
+        <w:spacing w:after="0" w:line="285" w:lineRule="atLeast"/>
+        <w:rPr>
+          <w:rFonts w:ascii="Consolas" w:eastAsia="Times New Roman" w:hAnsi="Consolas" w:cs="Times New Roman"/>
+          <w:color w:val="292929"/>
+          <w:kern w:val="0"/>
+          <w:sz w:val="21"/>
+          <w:szCs w:val="21"/>
+          <w14:ligatures w14:val="none"/>
+        </w:rPr>
+      </w:pPr>
+      <w:r>
+        <w:rPr>
+          <w:rFonts w:ascii="Consolas" w:eastAsia="Times New Roman" w:hAnsi="Consolas" w:cs="Times New Roman"/>
+          <w:color w:val="292929"/>
+          <w:kern w:val="0"/>
+          <w:sz w:val="21"/>
+          <w:szCs w:val="21"/>
+          <w14:ligatures w14:val="none"/>
+        </w:rPr>
+        <w:t>  };</w:t>
+      </w:r>
+    </w:p>
+    <w:p>
+      <w:pPr>
+        <w:shd w:val="clear" w:color="auto" w:fill="FFFFFF"/>
+        <w:spacing w:after="0" w:line="285" w:lineRule="atLeast"/>
+        <w:rPr>
+          <w:rFonts w:ascii="Consolas" w:eastAsia="Times New Roman" w:hAnsi="Consolas" w:cs="Times New Roman"/>
+          <w:color w:val="292929"/>
+          <w:kern w:val="0"/>
+          <w:sz w:val="21"/>
+          <w:szCs w:val="21"/>
+          <w14:ligatures w14:val="none"/>
+        </w:rPr>
+      </w:pPr>
+      <w:r>
+        <w:rPr>
+          <w:rFonts w:ascii="Consolas" w:eastAsia="Times New Roman" w:hAnsi="Consolas" w:cs="Times New Roman"/>
+          <w:color w:val="292929"/>
+          <w:kern w:val="0"/>
+          <w:sz w:val="21"/>
+          <w:szCs w:val="21"/>
+          <w14:ligatures w14:val="none"/>
+        </w:rPr>
+        <w:t xml:space="preserve">  </w:t>
+      </w:r>
+      <w:r>
+        <w:rPr>
+          <w:rFonts w:ascii="Consolas" w:eastAsia="Times New Roman" w:hAnsi="Consolas" w:cs="Times New Roman"/>
+          <w:color w:val="B5200D"/>
+          <w:kern w:val="0"/>
+          <w:sz w:val="21"/>
+          <w:szCs w:val="21"/>
+          <w14:ligatures w14:val="none"/>
+        </w:rPr>
+        <w:t>return</w:t>
+      </w:r>
+      <w:r>
+        <w:rPr>
+          <w:rFonts w:ascii="Consolas" w:eastAsia="Times New Roman" w:hAnsi="Consolas" w:cs="Times New Roman"/>
+          <w:color w:val="292929"/>
+          <w:kern w:val="0"/>
+          <w:sz w:val="21"/>
+          <w:szCs w:val="21"/>
+          <w14:ligatures w14:val="none"/>
+        </w:rPr>
+        <w:t xml:space="preserve"> (</w:t>
+      </w:r>
+    </w:p>
+    <w:p>
+      <w:pPr>
+        <w:shd w:val="clear" w:color="auto" w:fill="FFFFFF"/>
+        <w:spacing w:after="0" w:line="285" w:lineRule="atLeast"/>
+        <w:rPr>
+          <w:rFonts w:ascii="Consolas" w:eastAsia="Times New Roman" w:hAnsi="Consolas" w:cs="Times New Roman"/>
+          <w:color w:val="292929"/>
+          <w:kern w:val="0"/>
+          <w:sz w:val="21"/>
+          <w:szCs w:val="21"/>
+          <w14:ligatures w14:val="none"/>
+        </w:rPr>
+      </w:pPr>
+      <w:r>
+        <w:rPr>
+          <w:rFonts w:ascii="Consolas" w:eastAsia="Times New Roman" w:hAnsi="Consolas" w:cs="Times New Roman"/>
+          <w:color w:val="292929"/>
+          <w:kern w:val="0"/>
+          <w:sz w:val="21"/>
+          <w:szCs w:val="21"/>
+          <w14:ligatures w14:val="none"/>
+        </w:rPr>
+        <w:t xml:space="preserve">    </w:t>
+      </w:r>
+      <w:r>
+        <w:rPr>
+          <w:rFonts w:ascii="Consolas" w:eastAsia="Times New Roman" w:hAnsi="Consolas" w:cs="Times New Roman"/>
+          <w:color w:val="0F4A85"/>
+          <w:kern w:val="0"/>
+          <w:sz w:val="21"/>
+          <w:szCs w:val="21"/>
+          <w14:ligatures w14:val="none"/>
+        </w:rPr>
+        <w:t>&lt;div&gt;</w:t>
+      </w:r>
+    </w:p>
+    <w:p>
+      <w:pPr>
+        <w:shd w:val="clear" w:color="auto" w:fill="FFFFFF"/>
+        <w:spacing w:after="0" w:line="285" w:lineRule="atLeast"/>
+        <w:rPr>
+          <w:rFonts w:ascii="Consolas" w:eastAsia="Times New Roman" w:hAnsi="Consolas" w:cs="Times New Roman"/>
+          <w:color w:val="292929"/>
+          <w:kern w:val="0"/>
+          <w:sz w:val="21"/>
+          <w:szCs w:val="21"/>
+          <w14:ligatures w14:val="none"/>
+        </w:rPr>
+      </w:pPr>
+      <w:r>
+        <w:rPr>
+          <w:rFonts w:ascii="Consolas" w:eastAsia="Times New Roman" w:hAnsi="Consolas" w:cs="Times New Roman"/>
+          <w:color w:val="292929"/>
+          <w:kern w:val="0"/>
+          <w:sz w:val="21"/>
+          <w:szCs w:val="21"/>
+          <w14:ligatures w14:val="none"/>
+        </w:rPr>
+        <w:t xml:space="preserve">      </w:t>
+      </w:r>
+      <w:r>
+        <w:rPr>
+          <w:rFonts w:ascii="Consolas" w:eastAsia="Times New Roman" w:hAnsi="Consolas" w:cs="Times New Roman"/>
+          <w:color w:val="0F4A85"/>
+          <w:kern w:val="0"/>
+          <w:sz w:val="21"/>
+          <w:szCs w:val="21"/>
+          <w14:ligatures w14:val="none"/>
+        </w:rPr>
+        <w:t>&lt;h1</w:t>
+      </w:r>
+      <w:r>
+        <w:rPr>
+          <w:rFonts w:ascii="Consolas" w:eastAsia="Times New Roman" w:hAnsi="Consolas" w:cs="Times New Roman"/>
+          <w:color w:val="292929"/>
+          <w:kern w:val="0"/>
+          <w:sz w:val="21"/>
+          <w:szCs w:val="21"/>
+          <w14:ligatures w14:val="none"/>
+        </w:rPr>
+        <w:t xml:space="preserve"> </w:t>
+      </w:r>
+      <w:r>
+        <w:rPr>
+          <w:rFonts w:ascii="Consolas" w:eastAsia="Times New Roman" w:hAnsi="Consolas" w:cs="Times New Roman"/>
+          <w:color w:val="264F78"/>
+          <w:kern w:val="0"/>
+          <w:sz w:val="21"/>
+          <w:szCs w:val="21"/>
+          <w14:ligatures w14:val="none"/>
+        </w:rPr>
+        <w:t>style</w:t>
+      </w:r>
+      <w:r>
+        <w:rPr>
+          <w:rFonts w:ascii="Consolas" w:eastAsia="Times New Roman" w:hAnsi="Consolas" w:cs="Times New Roman"/>
+          <w:color w:val="000000"/>
+          <w:kern w:val="0"/>
+          <w:sz w:val="21"/>
+          <w:szCs w:val="21"/>
+          <w14:ligatures w14:val="none"/>
+        </w:rPr>
+        <w:t>=</w:t>
+      </w:r>
+      <w:r>
+        <w:rPr>
+          <w:rFonts w:ascii="Consolas" w:eastAsia="Times New Roman" w:hAnsi="Consolas" w:cs="Times New Roman"/>
+          <w:color w:val="0F4A85"/>
+          <w:kern w:val="0"/>
+          <w:sz w:val="21"/>
+          <w:szCs w:val="21"/>
+          <w14:ligatures w14:val="none"/>
+        </w:rPr>
+        <w:t>{</w:t>
+      </w:r>
+      <w:r>
+        <w:rPr>
+          <w:rFonts w:ascii="Consolas" w:eastAsia="Times New Roman" w:hAnsi="Consolas" w:cs="Times New Roman"/>
+          <w:color w:val="001080"/>
+          <w:kern w:val="0"/>
+          <w:sz w:val="21"/>
+          <w:szCs w:val="21"/>
+          <w14:ligatures w14:val="none"/>
+        </w:rPr>
+        <w:t>h1Style</w:t>
+      </w:r>
+      <w:r>
+        <w:rPr>
+          <w:rFonts w:ascii="Consolas" w:eastAsia="Times New Roman" w:hAnsi="Consolas" w:cs="Times New Roman"/>
+          <w:color w:val="0F4A85"/>
+          <w:kern w:val="0"/>
+          <w:sz w:val="21"/>
+          <w:szCs w:val="21"/>
+          <w14:ligatures w14:val="none"/>
+        </w:rPr>
+        <w:t>}&gt;</w:t>
+      </w:r>
+      <w:r>
+        <w:rPr>
+          <w:rFonts w:ascii="Consolas" w:eastAsia="Times New Roman" w:hAnsi="Consolas" w:cs="Times New Roman"/>
+          <w:color w:val="292929"/>
+          <w:kern w:val="0"/>
+          <w:sz w:val="21"/>
+          <w:szCs w:val="21"/>
+          <w14:ligatures w14:val="none"/>
+        </w:rPr>
+        <w:t xml:space="preserve">Hello </w:t>
+      </w:r>
+      <w:proofErr w:type="gramStart"/>
+      <w:r>
+        <w:rPr>
+          <w:rFonts w:ascii="Consolas" w:eastAsia="Times New Roman" w:hAnsi="Consolas" w:cs="Times New Roman"/>
+          <w:color w:val="292929"/>
+          <w:kern w:val="0"/>
+          <w:sz w:val="21"/>
+          <w:szCs w:val="21"/>
+          <w14:ligatures w14:val="none"/>
+        </w:rPr>
+        <w:t>world!</w:t>
+      </w:r>
+      <w:r>
+        <w:rPr>
+          <w:rFonts w:ascii="Consolas" w:eastAsia="Times New Roman" w:hAnsi="Consolas" w:cs="Times New Roman"/>
+          <w:color w:val="0F4A85"/>
+          <w:kern w:val="0"/>
+          <w:sz w:val="21"/>
+          <w:szCs w:val="21"/>
+          <w14:ligatures w14:val="none"/>
+        </w:rPr>
+        <w:t>&lt;</w:t>
+      </w:r>
+      <w:proofErr w:type="gramEnd"/>
+      <w:r>
+        <w:rPr>
+          <w:rFonts w:ascii="Consolas" w:eastAsia="Times New Roman" w:hAnsi="Consolas" w:cs="Times New Roman"/>
+          <w:color w:val="0F4A85"/>
+          <w:kern w:val="0"/>
+          <w:sz w:val="21"/>
+          <w:szCs w:val="21"/>
+          <w14:ligatures w14:val="none"/>
+        </w:rPr>
+        <w:t>/h1&gt;</w:t>
+      </w:r>
+    </w:p>
+    <w:p>
+      <w:pPr>
+        <w:shd w:val="clear" w:color="auto" w:fill="FFFFFF"/>
+        <w:spacing w:after="0" w:line="285" w:lineRule="atLeast"/>
+        <w:rPr>
+          <w:rFonts w:ascii="Consolas" w:eastAsia="Times New Roman" w:hAnsi="Consolas" w:cs="Times New Roman"/>
+          <w:color w:val="292929"/>
+          <w:kern w:val="0"/>
+          <w:sz w:val="21"/>
+          <w:szCs w:val="21"/>
+          <w14:ligatures w14:val="none"/>
+        </w:rPr>
+      </w:pPr>
+      <w:r>
+        <w:rPr>
+          <w:rFonts w:ascii="Consolas" w:eastAsia="Times New Roman" w:hAnsi="Consolas" w:cs="Times New Roman"/>
+          <w:color w:val="292929"/>
+          <w:kern w:val="0"/>
+          <w:sz w:val="21"/>
+          <w:szCs w:val="21"/>
+          <w14:ligatures w14:val="none"/>
+        </w:rPr>
+        <w:t xml:space="preserve">    </w:t>
+      </w:r>
+      <w:r>
+        <w:rPr>
+          <w:rFonts w:ascii="Consolas" w:eastAsia="Times New Roman" w:hAnsi="Consolas" w:cs="Times New Roman"/>
+          <w:color w:val="0F4A85"/>
+          <w:kern w:val="0"/>
+          <w:sz w:val="21"/>
+          <w:szCs w:val="21"/>
+          <w14:ligatures w14:val="none"/>
+        </w:rPr>
+        <w:t>&lt;/div&gt;</w:t>
+      </w:r>
+    </w:p>
+    <w:p>
+      <w:pPr>
+        <w:shd w:val="clear" w:color="auto" w:fill="FFFFFF"/>
+        <w:spacing w:after="0" w:line="285" w:lineRule="atLeast"/>
+        <w:rPr>
+          <w:rFonts w:ascii="Consolas" w:eastAsia="Times New Roman" w:hAnsi="Consolas" w:cs="Times New Roman"/>
+          <w:color w:val="292929"/>
+          <w:kern w:val="0"/>
+          <w:sz w:val="21"/>
+          <w:szCs w:val="21"/>
+          <w14:ligatures w14:val="none"/>
+        </w:rPr>
+      </w:pPr>
+      <w:r>
+        <w:rPr>
+          <w:rFonts w:ascii="Consolas" w:eastAsia="Times New Roman" w:hAnsi="Consolas" w:cs="Times New Roman"/>
+          <w:color w:val="292929"/>
+          <w:kern w:val="0"/>
+          <w:sz w:val="21"/>
+          <w:szCs w:val="21"/>
+          <w14:ligatures w14:val="none"/>
+        </w:rPr>
+        <w:t>  );</w:t>
+      </w:r>
+    </w:p>
+    <w:p>
+      <w:pPr>
+        <w:shd w:val="clear" w:color="auto" w:fill="FFFFFF"/>
+        <w:spacing w:after="0" w:line="285" w:lineRule="atLeast"/>
+        <w:rPr>
+          <w:rFonts w:ascii="Consolas" w:eastAsia="Times New Roman" w:hAnsi="Consolas" w:cs="Times New Roman"/>
+          <w:color w:val="292929"/>
+          <w:kern w:val="0"/>
+          <w:sz w:val="21"/>
+          <w:szCs w:val="21"/>
+          <w14:ligatures w14:val="none"/>
+        </w:rPr>
+      </w:pPr>
+      <w:r>
+        <w:rPr>
+          <w:rFonts w:ascii="Consolas" w:eastAsia="Times New Roman" w:hAnsi="Consolas" w:cs="Times New Roman"/>
+          <w:color w:val="292929"/>
+          <w:kern w:val="0"/>
+          <w:sz w:val="21"/>
+          <w:szCs w:val="21"/>
+          <w14:ligatures w14:val="none"/>
+        </w:rPr>
+        <w:t>}</w:t>
+      </w:r>
+    </w:p>
+    <w:p>
+      <w:pPr>
+        <w:shd w:val="clear" w:color="auto" w:fill="FFFFFF"/>
+        <w:spacing w:after="0" w:line="285" w:lineRule="atLeast"/>
+        <w:rPr>
+          <w:rFonts w:ascii="Consolas" w:eastAsia="Times New Roman" w:hAnsi="Consolas" w:cs="Times New Roman"/>
+          <w:color w:val="292929"/>
+          <w:kern w:val="0"/>
+          <w:sz w:val="21"/>
+          <w:szCs w:val="21"/>
+          <w14:ligatures w14:val="none"/>
+        </w:rPr>
+      </w:pPr>
+    </w:p>
+    <w:p>
+      <w:pPr>
+        <w:shd w:val="clear" w:color="auto" w:fill="FFFFFF"/>
+        <w:spacing w:after="0" w:line="285" w:lineRule="atLeast"/>
+        <w:rPr>
+          <w:rFonts w:ascii="Consolas" w:eastAsia="Times New Roman" w:hAnsi="Consolas" w:cs="Times New Roman"/>
+          <w:color w:val="292929"/>
+          <w:kern w:val="0"/>
+          <w:sz w:val="21"/>
+          <w:szCs w:val="21"/>
+          <w14:ligatures w14:val="none"/>
+        </w:rPr>
+      </w:pPr>
+      <w:r>
+        <w:rPr>
+          <w:rFonts w:ascii="Consolas" w:eastAsia="Times New Roman" w:hAnsi="Consolas" w:cs="Times New Roman"/>
+          <w:color w:val="B5200D"/>
+          <w:kern w:val="0"/>
+          <w:sz w:val="21"/>
+          <w:szCs w:val="21"/>
+          <w14:ligatures w14:val="none"/>
+        </w:rPr>
+        <w:t>export</w:t>
+      </w:r>
+      <w:r>
+        <w:rPr>
+          <w:rFonts w:ascii="Consolas" w:eastAsia="Times New Roman" w:hAnsi="Consolas" w:cs="Times New Roman"/>
+          <w:color w:val="292929"/>
+          <w:kern w:val="0"/>
+          <w:sz w:val="21"/>
+          <w:szCs w:val="21"/>
+          <w14:ligatures w14:val="none"/>
+        </w:rPr>
+        <w:t xml:space="preserve"> </w:t>
+      </w:r>
+      <w:r>
+        <w:rPr>
+          <w:rFonts w:ascii="Consolas" w:eastAsia="Times New Roman" w:hAnsi="Consolas" w:cs="Times New Roman"/>
+          <w:color w:val="B5200D"/>
+          <w:kern w:val="0"/>
+          <w:sz w:val="21"/>
+          <w:szCs w:val="21"/>
+          <w14:ligatures w14:val="none"/>
+        </w:rPr>
+        <w:t>default</w:t>
+      </w:r>
+      <w:r>
+        <w:rPr>
+          <w:rFonts w:ascii="Consolas" w:eastAsia="Times New Roman" w:hAnsi="Consolas" w:cs="Times New Roman"/>
+          <w:color w:val="292929"/>
+          <w:kern w:val="0"/>
+          <w:sz w:val="21"/>
+          <w:szCs w:val="21"/>
+          <w14:ligatures w14:val="none"/>
+        </w:rPr>
+        <w:t xml:space="preserve"> </w:t>
+      </w:r>
+      <w:r>
+        <w:rPr>
+          <w:rFonts w:ascii="Consolas" w:eastAsia="Times New Roman" w:hAnsi="Consolas" w:cs="Times New Roman"/>
+          <w:color w:val="001080"/>
+          <w:kern w:val="0"/>
+          <w:sz w:val="21"/>
+          <w:szCs w:val="21"/>
+          <w14:ligatures w14:val="none"/>
+        </w:rPr>
+        <w:t>App</w:t>
+      </w:r>
+      <w:r>
+        <w:rPr>
+          <w:rFonts w:ascii="Consolas" w:eastAsia="Times New Roman" w:hAnsi="Consolas" w:cs="Times New Roman"/>
+          <w:color w:val="292929"/>
+          <w:kern w:val="0"/>
+          <w:sz w:val="21"/>
+          <w:szCs w:val="21"/>
+          <w14:ligatures w14:val="none"/>
+        </w:rPr>
+        <w:t>;</w:t>
+      </w:r>
+    </w:p>
+    <w:p>
+      <w:pPr>
+        <w:shd w:val="clear" w:color="auto" w:fill="FFFFFF"/>
+        <w:spacing w:after="0" w:line="285" w:lineRule="atLeast"/>
+        <w:rPr>
+          <w:rFonts w:ascii="Consolas" w:eastAsia="Times New Roman" w:hAnsi="Consolas" w:cs="Times New Roman"/>
+          <w:color w:val="292929"/>
+          <w:kern w:val="0"/>
+          <w:sz w:val="21"/>
+          <w:szCs w:val="21"/>
+          <w14:ligatures w14:val="none"/>
+        </w:rPr>
+      </w:pPr>
+    </w:p>
+    <w:p>
+      <w:pPr>
+        <w:shd w:val="clear" w:color="auto" w:fill="FFFFFF"/>
+        <w:spacing w:after="0" w:line="285" w:lineRule="atLeast"/>
+      </w:pPr>
+      <w:proofErr w:type="spellStart"/>
+      <w:r>
+        <w:t>Cách</w:t>
+      </w:r>
+      <w:proofErr w:type="spellEnd"/>
+      <w:r>
+        <w:t xml:space="preserve"> 3: </w:t>
+      </w:r>
+      <w:proofErr w:type="spellStart"/>
+      <w:r>
+        <w:t>Tạo</w:t>
+      </w:r>
+      <w:proofErr w:type="spellEnd"/>
+      <w:r>
+        <w:t xml:space="preserve"> class </w:t>
+      </w:r>
+      <w:proofErr w:type="spellStart"/>
+      <w:r>
+        <w:t>trong</w:t>
+      </w:r>
+      <w:proofErr w:type="spellEnd"/>
+      <w:r>
+        <w:t xml:space="preserve"> file App.css</w:t>
+      </w:r>
+    </w:p>
+    <w:p>
+      <w:pPr>
+        <w:shd w:val="clear" w:color="auto" w:fill="FFFFFF"/>
+        <w:spacing w:after="0" w:line="285" w:lineRule="atLeast"/>
+      </w:pPr>
+    </w:p>
+    <w:p>
+      <w:pPr>
+        <w:shd w:val="clear" w:color="auto" w:fill="FFFFFF"/>
+        <w:spacing w:after="0" w:line="285" w:lineRule="atLeast"/>
+        <w:rPr>
+          <w:rFonts w:ascii="Consolas" w:eastAsia="Times New Roman" w:hAnsi="Consolas" w:cs="Times New Roman"/>
+          <w:color w:val="292929"/>
+          <w:kern w:val="0"/>
+          <w:sz w:val="21"/>
+          <w:szCs w:val="21"/>
+          <w14:ligatures w14:val="none"/>
+        </w:rPr>
+      </w:pPr>
+      <w:r>
+        <w:rPr>
+          <w:rFonts w:ascii="Consolas" w:eastAsia="Times New Roman" w:hAnsi="Consolas" w:cs="Times New Roman"/>
+          <w:color w:val="0F4A85"/>
+          <w:kern w:val="0"/>
+          <w:sz w:val="21"/>
+          <w:szCs w:val="21"/>
+          <w14:ligatures w14:val="none"/>
+        </w:rPr>
+        <w:t>.h1Style</w:t>
+      </w:r>
+      <w:r>
+        <w:rPr>
+          <w:rFonts w:ascii="Consolas" w:eastAsia="Times New Roman" w:hAnsi="Consolas" w:cs="Times New Roman"/>
+          <w:color w:val="292929"/>
+          <w:kern w:val="0"/>
+          <w:sz w:val="21"/>
+          <w:szCs w:val="21"/>
+          <w14:ligatures w14:val="none"/>
+        </w:rPr>
+        <w:t xml:space="preserve"> {</w:t>
+      </w:r>
+    </w:p>
+    <w:p>
+      <w:pPr>
+        <w:shd w:val="clear" w:color="auto" w:fill="FFFFFF"/>
+        <w:spacing w:after="0" w:line="285" w:lineRule="atLeast"/>
+        <w:rPr>
+          <w:rFonts w:ascii="Consolas" w:eastAsia="Times New Roman" w:hAnsi="Consolas" w:cs="Times New Roman"/>
+          <w:color w:val="292929"/>
+          <w:kern w:val="0"/>
+          <w:sz w:val="21"/>
+          <w:szCs w:val="21"/>
+          <w14:ligatures w14:val="none"/>
+        </w:rPr>
+      </w:pPr>
+      <w:r>
+        <w:rPr>
+          <w:rFonts w:ascii="Consolas" w:eastAsia="Times New Roman" w:hAnsi="Consolas" w:cs="Times New Roman"/>
+          <w:color w:val="292929"/>
+          <w:kern w:val="0"/>
+          <w:sz w:val="21"/>
+          <w:szCs w:val="21"/>
+          <w14:ligatures w14:val="none"/>
+        </w:rPr>
+        <w:t xml:space="preserve">  </w:t>
+      </w:r>
+      <w:r>
+        <w:rPr>
+          <w:rFonts w:ascii="Consolas" w:eastAsia="Times New Roman" w:hAnsi="Consolas" w:cs="Times New Roman"/>
+          <w:color w:val="264F78"/>
+          <w:kern w:val="0"/>
+          <w:sz w:val="21"/>
+          <w:szCs w:val="21"/>
+          <w14:ligatures w14:val="none"/>
+        </w:rPr>
+        <w:t>color</w:t>
+      </w:r>
+      <w:r>
+        <w:rPr>
+          <w:rFonts w:ascii="Consolas" w:eastAsia="Times New Roman" w:hAnsi="Consolas" w:cs="Times New Roman"/>
+          <w:color w:val="292929"/>
+          <w:kern w:val="0"/>
+          <w:sz w:val="21"/>
+          <w:szCs w:val="21"/>
+          <w14:ligatures w14:val="none"/>
+        </w:rPr>
+        <w:t xml:space="preserve">: </w:t>
+      </w:r>
+      <w:r>
+        <w:rPr>
+          <w:rFonts w:ascii="Consolas" w:eastAsia="Times New Roman" w:hAnsi="Consolas" w:cs="Times New Roman"/>
+          <w:color w:val="0451A5"/>
+          <w:kern w:val="0"/>
+          <w:sz w:val="21"/>
+          <w:szCs w:val="21"/>
+          <w14:ligatures w14:val="none"/>
+        </w:rPr>
+        <w:t>blue</w:t>
+      </w:r>
+      <w:r>
+        <w:rPr>
+          <w:rFonts w:ascii="Consolas" w:eastAsia="Times New Roman" w:hAnsi="Consolas" w:cs="Times New Roman"/>
+          <w:color w:val="292929"/>
+          <w:kern w:val="0"/>
+          <w:sz w:val="21"/>
+          <w:szCs w:val="21"/>
+          <w14:ligatures w14:val="none"/>
+        </w:rPr>
+        <w:t>;</w:t>
+      </w:r>
+    </w:p>
+    <w:p>
+      <w:pPr>
+        <w:shd w:val="clear" w:color="auto" w:fill="FFFFFF"/>
+        <w:spacing w:after="0" w:line="285" w:lineRule="atLeast"/>
+        <w:rPr>
+          <w:rFonts w:ascii="Consolas" w:eastAsia="Times New Roman" w:hAnsi="Consolas" w:cs="Times New Roman"/>
+          <w:color w:val="292929"/>
+          <w:kern w:val="0"/>
+          <w:sz w:val="21"/>
+          <w:szCs w:val="21"/>
+          <w14:ligatures w14:val="none"/>
+        </w:rPr>
+      </w:pPr>
+      <w:r>
+        <w:rPr>
+          <w:rFonts w:ascii="Consolas" w:eastAsia="Times New Roman" w:hAnsi="Consolas" w:cs="Times New Roman"/>
+          <w:color w:val="292929"/>
+          <w:kern w:val="0"/>
+          <w:sz w:val="21"/>
+          <w:szCs w:val="21"/>
+          <w14:ligatures w14:val="none"/>
+        </w:rPr>
+        <w:t xml:space="preserve">  </w:t>
+      </w:r>
+      <w:r>
+        <w:rPr>
+          <w:rFonts w:ascii="Consolas" w:eastAsia="Times New Roman" w:hAnsi="Consolas" w:cs="Times New Roman"/>
+          <w:color w:val="264F78"/>
+          <w:kern w:val="0"/>
+          <w:sz w:val="21"/>
+          <w:szCs w:val="21"/>
+          <w14:ligatures w14:val="none"/>
+        </w:rPr>
+        <w:t>text-align</w:t>
+      </w:r>
+      <w:r>
+        <w:rPr>
+          <w:rFonts w:ascii="Consolas" w:eastAsia="Times New Roman" w:hAnsi="Consolas" w:cs="Times New Roman"/>
+          <w:color w:val="292929"/>
+          <w:kern w:val="0"/>
+          <w:sz w:val="21"/>
+          <w:szCs w:val="21"/>
+          <w14:ligatures w14:val="none"/>
+        </w:rPr>
+        <w:t xml:space="preserve">: </w:t>
+      </w:r>
+      <w:r>
+        <w:rPr>
+          <w:rFonts w:ascii="Consolas" w:eastAsia="Times New Roman" w:hAnsi="Consolas" w:cs="Times New Roman"/>
+          <w:color w:val="0451A5"/>
+          <w:kern w:val="0"/>
+          <w:sz w:val="21"/>
+          <w:szCs w:val="21"/>
+          <w14:ligatures w14:val="none"/>
+        </w:rPr>
+        <w:t>center</w:t>
+      </w:r>
+      <w:r>
+        <w:rPr>
+          <w:rFonts w:ascii="Consolas" w:eastAsia="Times New Roman" w:hAnsi="Consolas" w:cs="Times New Roman"/>
+          <w:color w:val="292929"/>
+          <w:kern w:val="0"/>
+          <w:sz w:val="21"/>
+          <w:szCs w:val="21"/>
+          <w14:ligatures w14:val="none"/>
+        </w:rPr>
+        <w:t>;</w:t>
+      </w:r>
+    </w:p>
+    <w:p>
+      <w:pPr>
+        <w:shd w:val="clear" w:color="auto" w:fill="FFFFFF"/>
+        <w:spacing w:after="0" w:line="285" w:lineRule="atLeast"/>
+        <w:rPr>
+          <w:rFonts w:ascii="Consolas" w:eastAsia="Times New Roman" w:hAnsi="Consolas" w:cs="Times New Roman"/>
+          <w:color w:val="292929"/>
+          <w:kern w:val="0"/>
+          <w:sz w:val="21"/>
+          <w:szCs w:val="21"/>
+          <w:lang w:val="fr-FR"/>
+          <w14:ligatures w14:val="none"/>
+        </w:rPr>
+      </w:pPr>
+      <w:r>
+        <w:rPr>
+          <w:rFonts w:ascii="Consolas" w:eastAsia="Times New Roman" w:hAnsi="Consolas" w:cs="Times New Roman"/>
+          <w:color w:val="292929"/>
+          <w:kern w:val="0"/>
+          <w:sz w:val="21"/>
+          <w:szCs w:val="21"/>
+          <w:lang w:val="fr-FR"/>
+          <w14:ligatures w14:val="none"/>
+        </w:rPr>
+        <w:t>}</w:t>
+      </w:r>
+    </w:p>
+    <w:p>
+      <w:pPr>
+        <w:shd w:val="clear" w:color="auto" w:fill="FFFFFF"/>
+        <w:spacing w:after="0" w:line="285" w:lineRule="atLeast"/>
+        <w:rPr>
+          <w:rFonts w:ascii="Consolas" w:eastAsia="Times New Roman" w:hAnsi="Consolas" w:cs="Times New Roman"/>
+          <w:color w:val="292929"/>
+          <w:kern w:val="0"/>
+          <w:sz w:val="21"/>
+          <w:szCs w:val="21"/>
+          <w:lang w:val="fr-FR"/>
+          <w14:ligatures w14:val="none"/>
+        </w:rPr>
+      </w:pPr>
+    </w:p>
+    <w:p>
+      <w:pPr>
+        <w:rPr>
+          <w:lang w:val="fr-FR"/>
+        </w:rPr>
+      </w:pPr>
+      <w:r>
+        <w:rPr>
+          <w:lang w:val="fr-FR"/>
+        </w:rPr>
+        <w:t xml:space="preserve">Khi </w:t>
+      </w:r>
+      <w:proofErr w:type="spellStart"/>
+      <w:r>
+        <w:rPr>
+          <w:lang w:val="fr-FR"/>
+        </w:rPr>
+        <w:t>đó</w:t>
+      </w:r>
+      <w:proofErr w:type="spellEnd"/>
+      <w:r>
+        <w:rPr>
+          <w:lang w:val="fr-FR"/>
+        </w:rPr>
+        <w:t xml:space="preserve"> </w:t>
+      </w:r>
+      <w:proofErr w:type="spellStart"/>
+      <w:r>
+        <w:rPr>
+          <w:lang w:val="fr-FR"/>
+        </w:rPr>
+        <w:t>nội</w:t>
+      </w:r>
+      <w:proofErr w:type="spellEnd"/>
+      <w:r>
+        <w:rPr>
+          <w:lang w:val="fr-FR"/>
+        </w:rPr>
+        <w:t xml:space="preserve"> </w:t>
+      </w:r>
+      <w:proofErr w:type="spellStart"/>
+      <w:r>
+        <w:rPr>
+          <w:lang w:val="fr-FR"/>
+        </w:rPr>
+        <w:t>dung</w:t>
+      </w:r>
+      <w:proofErr w:type="spellEnd"/>
+      <w:r>
+        <w:rPr>
+          <w:lang w:val="fr-FR"/>
+        </w:rPr>
+        <w:t xml:space="preserve"> file App.js </w:t>
+      </w:r>
+      <w:proofErr w:type="gramStart"/>
+      <w:r>
+        <w:rPr>
+          <w:lang w:val="fr-FR"/>
+        </w:rPr>
+        <w:t>là:</w:t>
+      </w:r>
+      <w:proofErr w:type="gramEnd"/>
+    </w:p>
+    <w:p>
+      <w:pPr>
+        <w:shd w:val="clear" w:color="auto" w:fill="FFFFFF"/>
+        <w:spacing w:after="0" w:line="285" w:lineRule="atLeast"/>
+        <w:rPr>
+          <w:rFonts w:ascii="Consolas" w:eastAsia="Times New Roman" w:hAnsi="Consolas" w:cs="Times New Roman"/>
+          <w:color w:val="292929"/>
+          <w:kern w:val="0"/>
+          <w:sz w:val="21"/>
+          <w:szCs w:val="21"/>
+          <w14:ligatures w14:val="none"/>
+        </w:rPr>
+      </w:pPr>
+      <w:r>
+        <w:rPr>
+          <w:rFonts w:ascii="Consolas" w:eastAsia="Times New Roman" w:hAnsi="Consolas" w:cs="Times New Roman"/>
+          <w:color w:val="B5200D"/>
+          <w:kern w:val="0"/>
+          <w:sz w:val="21"/>
+          <w:szCs w:val="21"/>
+          <w14:ligatures w14:val="none"/>
+        </w:rPr>
+        <w:t>import</w:t>
+      </w:r>
+      <w:r>
+        <w:rPr>
+          <w:rFonts w:ascii="Consolas" w:eastAsia="Times New Roman" w:hAnsi="Consolas" w:cs="Times New Roman"/>
+          <w:color w:val="292929"/>
+          <w:kern w:val="0"/>
+          <w:sz w:val="21"/>
+          <w:szCs w:val="21"/>
+          <w14:ligatures w14:val="none"/>
+        </w:rPr>
+        <w:t xml:space="preserve"> </w:t>
+      </w:r>
+      <w:r>
+        <w:rPr>
+          <w:rFonts w:ascii="Consolas" w:eastAsia="Times New Roman" w:hAnsi="Consolas" w:cs="Times New Roman"/>
+          <w:color w:val="0F4A85"/>
+          <w:kern w:val="0"/>
+          <w:sz w:val="21"/>
+          <w:szCs w:val="21"/>
+          <w14:ligatures w14:val="none"/>
+        </w:rPr>
+        <w:t>"./App.css"</w:t>
+      </w:r>
+      <w:r>
+        <w:rPr>
+          <w:rFonts w:ascii="Consolas" w:eastAsia="Times New Roman" w:hAnsi="Consolas" w:cs="Times New Roman"/>
+          <w:color w:val="292929"/>
+          <w:kern w:val="0"/>
+          <w:sz w:val="21"/>
+          <w:szCs w:val="21"/>
+          <w14:ligatures w14:val="none"/>
+        </w:rPr>
+        <w:t>;</w:t>
+      </w:r>
+    </w:p>
+    <w:p>
+      <w:pPr>
+        <w:shd w:val="clear" w:color="auto" w:fill="FFFFFF"/>
+        <w:spacing w:after="0" w:line="285" w:lineRule="atLeast"/>
+        <w:rPr>
+          <w:rFonts w:ascii="Consolas" w:eastAsia="Times New Roman" w:hAnsi="Consolas" w:cs="Times New Roman"/>
+          <w:color w:val="292929"/>
+          <w:kern w:val="0"/>
+          <w:sz w:val="21"/>
+          <w:szCs w:val="21"/>
+          <w14:ligatures w14:val="none"/>
+        </w:rPr>
+      </w:pPr>
+    </w:p>
+    <w:p>
+      <w:pPr>
+        <w:shd w:val="clear" w:color="auto" w:fill="FFFFFF"/>
+        <w:spacing w:after="0" w:line="285" w:lineRule="atLeast"/>
+        <w:rPr>
+          <w:rFonts w:ascii="Consolas" w:eastAsia="Times New Roman" w:hAnsi="Consolas" w:cs="Times New Roman"/>
+          <w:color w:val="292929"/>
+          <w:kern w:val="0"/>
+          <w:sz w:val="21"/>
+          <w:szCs w:val="21"/>
+          <w14:ligatures w14:val="none"/>
+        </w:rPr>
+      </w:pPr>
+      <w:r>
+        <w:rPr>
+          <w:rFonts w:ascii="Consolas" w:eastAsia="Times New Roman" w:hAnsi="Consolas" w:cs="Times New Roman"/>
+          <w:color w:val="0F4A85"/>
+          <w:kern w:val="0"/>
+          <w:sz w:val="21"/>
+          <w:szCs w:val="21"/>
+          <w14:ligatures w14:val="none"/>
+        </w:rPr>
+        <w:t>function</w:t>
+      </w:r>
+      <w:r>
+        <w:rPr>
+          <w:rFonts w:ascii="Consolas" w:eastAsia="Times New Roman" w:hAnsi="Consolas" w:cs="Times New Roman"/>
+          <w:color w:val="292929"/>
+          <w:kern w:val="0"/>
+          <w:sz w:val="21"/>
+          <w:szCs w:val="21"/>
+          <w14:ligatures w14:val="none"/>
+        </w:rPr>
+        <w:t xml:space="preserve"> </w:t>
+      </w:r>
+      <w:proofErr w:type="gramStart"/>
+      <w:r>
+        <w:rPr>
+          <w:rFonts w:ascii="Consolas" w:eastAsia="Times New Roman" w:hAnsi="Consolas" w:cs="Times New Roman"/>
+          <w:color w:val="5E2CBC"/>
+          <w:kern w:val="0"/>
+          <w:sz w:val="21"/>
+          <w:szCs w:val="21"/>
+          <w14:ligatures w14:val="none"/>
+        </w:rPr>
+        <w:t>App</w:t>
+      </w:r>
+      <w:r>
+        <w:rPr>
+          <w:rFonts w:ascii="Consolas" w:eastAsia="Times New Roman" w:hAnsi="Consolas" w:cs="Times New Roman"/>
+          <w:color w:val="292929"/>
+          <w:kern w:val="0"/>
+          <w:sz w:val="21"/>
+          <w:szCs w:val="21"/>
+          <w14:ligatures w14:val="none"/>
+        </w:rPr>
+        <w:t>(</w:t>
+      </w:r>
+      <w:proofErr w:type="gramEnd"/>
+      <w:r>
+        <w:rPr>
+          <w:rFonts w:ascii="Consolas" w:eastAsia="Times New Roman" w:hAnsi="Consolas" w:cs="Times New Roman"/>
+          <w:color w:val="292929"/>
+          <w:kern w:val="0"/>
+          <w:sz w:val="21"/>
+          <w:szCs w:val="21"/>
+          <w14:ligatures w14:val="none"/>
+        </w:rPr>
+        <w:t>) {</w:t>
+      </w:r>
+    </w:p>
+    <w:p>
+      <w:pPr>
+        <w:shd w:val="clear" w:color="auto" w:fill="FFFFFF"/>
+        <w:spacing w:after="0" w:line="285" w:lineRule="atLeast"/>
+        <w:rPr>
+          <w:rFonts w:ascii="Consolas" w:eastAsia="Times New Roman" w:hAnsi="Consolas" w:cs="Times New Roman"/>
+          <w:color w:val="292929"/>
+          <w:kern w:val="0"/>
+          <w:sz w:val="21"/>
+          <w:szCs w:val="21"/>
+          <w14:ligatures w14:val="none"/>
+        </w:rPr>
+      </w:pPr>
+      <w:r>
+        <w:rPr>
+          <w:rFonts w:ascii="Consolas" w:eastAsia="Times New Roman" w:hAnsi="Consolas" w:cs="Times New Roman"/>
+          <w:color w:val="292929"/>
+          <w:kern w:val="0"/>
+          <w:sz w:val="21"/>
+          <w:szCs w:val="21"/>
+          <w14:ligatures w14:val="none"/>
+        </w:rPr>
+        <w:t xml:space="preserve">  </w:t>
+      </w:r>
+      <w:r>
+        <w:rPr>
+          <w:rFonts w:ascii="Consolas" w:eastAsia="Times New Roman" w:hAnsi="Consolas" w:cs="Times New Roman"/>
+          <w:color w:val="B5200D"/>
+          <w:kern w:val="0"/>
+          <w:sz w:val="21"/>
+          <w:szCs w:val="21"/>
+          <w14:ligatures w14:val="none"/>
+        </w:rPr>
+        <w:t>return</w:t>
+      </w:r>
+      <w:r>
+        <w:rPr>
+          <w:rFonts w:ascii="Consolas" w:eastAsia="Times New Roman" w:hAnsi="Consolas" w:cs="Times New Roman"/>
+          <w:color w:val="292929"/>
+          <w:kern w:val="0"/>
+          <w:sz w:val="21"/>
+          <w:szCs w:val="21"/>
+          <w14:ligatures w14:val="none"/>
+        </w:rPr>
+        <w:t xml:space="preserve"> (</w:t>
+      </w:r>
+    </w:p>
+    <w:p>
+      <w:pPr>
+        <w:shd w:val="clear" w:color="auto" w:fill="FFFFFF"/>
+        <w:spacing w:after="0" w:line="285" w:lineRule="atLeast"/>
+        <w:rPr>
+          <w:rFonts w:ascii="Consolas" w:eastAsia="Times New Roman" w:hAnsi="Consolas" w:cs="Times New Roman"/>
+          <w:color w:val="292929"/>
+          <w:kern w:val="0"/>
+          <w:sz w:val="21"/>
+          <w:szCs w:val="21"/>
+          <w14:ligatures w14:val="none"/>
+        </w:rPr>
+      </w:pPr>
+      <w:r>
+        <w:rPr>
+          <w:rFonts w:ascii="Consolas" w:eastAsia="Times New Roman" w:hAnsi="Consolas" w:cs="Times New Roman"/>
+          <w:color w:val="292929"/>
+          <w:kern w:val="0"/>
+          <w:sz w:val="21"/>
+          <w:szCs w:val="21"/>
+          <w14:ligatures w14:val="none"/>
+        </w:rPr>
+        <w:t xml:space="preserve">    </w:t>
+      </w:r>
+      <w:r>
+        <w:rPr>
+          <w:rFonts w:ascii="Consolas" w:eastAsia="Times New Roman" w:hAnsi="Consolas" w:cs="Times New Roman"/>
+          <w:color w:val="0F4A85"/>
+          <w:kern w:val="0"/>
+          <w:sz w:val="21"/>
+          <w:szCs w:val="21"/>
+          <w14:ligatures w14:val="none"/>
+        </w:rPr>
+        <w:t>&lt;div&gt;</w:t>
+      </w:r>
+    </w:p>
+    <w:p>
+      <w:pPr>
+        <w:shd w:val="clear" w:color="auto" w:fill="FFFFFF"/>
+        <w:spacing w:after="0" w:line="285" w:lineRule="atLeast"/>
+        <w:rPr>
+          <w:rFonts w:ascii="Consolas" w:eastAsia="Times New Roman" w:hAnsi="Consolas" w:cs="Times New Roman"/>
+          <w:color w:val="292929"/>
+          <w:kern w:val="0"/>
+          <w:sz w:val="21"/>
+          <w:szCs w:val="21"/>
+          <w14:ligatures w14:val="none"/>
+        </w:rPr>
+      </w:pPr>
+      <w:r>
+        <w:rPr>
+          <w:rFonts w:ascii="Consolas" w:eastAsia="Times New Roman" w:hAnsi="Consolas" w:cs="Times New Roman"/>
+          <w:color w:val="292929"/>
+          <w:kern w:val="0"/>
+          <w:sz w:val="21"/>
+          <w:szCs w:val="21"/>
+          <w14:ligatures w14:val="none"/>
+        </w:rPr>
+        <w:t xml:space="preserve">      </w:t>
+      </w:r>
+      <w:r>
+        <w:rPr>
+          <w:rFonts w:ascii="Consolas" w:eastAsia="Times New Roman" w:hAnsi="Consolas" w:cs="Times New Roman"/>
+          <w:color w:val="0F4A85"/>
+          <w:kern w:val="0"/>
+          <w:sz w:val="21"/>
+          <w:szCs w:val="21"/>
+          <w14:ligatures w14:val="none"/>
+        </w:rPr>
+        <w:t>&lt;h1</w:t>
+      </w:r>
+      <w:r>
+        <w:rPr>
+          <w:rFonts w:ascii="Consolas" w:eastAsia="Times New Roman" w:hAnsi="Consolas" w:cs="Times New Roman"/>
+          <w:color w:val="292929"/>
+          <w:kern w:val="0"/>
+          <w:sz w:val="21"/>
+          <w:szCs w:val="21"/>
+          <w14:ligatures w14:val="none"/>
+        </w:rPr>
+        <w:t xml:space="preserve"> </w:t>
+      </w:r>
+      <w:proofErr w:type="spellStart"/>
+      <w:r>
+        <w:rPr>
+          <w:rFonts w:ascii="Consolas" w:eastAsia="Times New Roman" w:hAnsi="Consolas" w:cs="Times New Roman"/>
+          <w:color w:val="264F78"/>
+          <w:kern w:val="0"/>
+          <w:sz w:val="21"/>
+          <w:szCs w:val="21"/>
+          <w14:ligatures w14:val="none"/>
+        </w:rPr>
+        <w:t>className</w:t>
+      </w:r>
+      <w:proofErr w:type="spellEnd"/>
+      <w:r>
+        <w:rPr>
+          <w:rFonts w:ascii="Consolas" w:eastAsia="Times New Roman" w:hAnsi="Consolas" w:cs="Times New Roman"/>
+          <w:color w:val="000000"/>
+          <w:kern w:val="0"/>
+          <w:sz w:val="21"/>
+          <w:szCs w:val="21"/>
+          <w14:ligatures w14:val="none"/>
+        </w:rPr>
+        <w:t>=</w:t>
+      </w:r>
+      <w:r>
+        <w:rPr>
+          <w:rFonts w:ascii="Consolas" w:eastAsia="Times New Roman" w:hAnsi="Consolas" w:cs="Times New Roman"/>
+          <w:color w:val="0F4A85"/>
+          <w:kern w:val="0"/>
+          <w:sz w:val="21"/>
+          <w:szCs w:val="21"/>
+          <w14:ligatures w14:val="none"/>
+        </w:rPr>
+        <w:t>"h1Style"&gt;</w:t>
+      </w:r>
+      <w:r>
+        <w:rPr>
+          <w:rFonts w:ascii="Consolas" w:eastAsia="Times New Roman" w:hAnsi="Consolas" w:cs="Times New Roman"/>
+          <w:color w:val="292929"/>
+          <w:kern w:val="0"/>
+          <w:sz w:val="21"/>
+          <w:szCs w:val="21"/>
+          <w14:ligatures w14:val="none"/>
+        </w:rPr>
+        <w:t xml:space="preserve">Hello </w:t>
+      </w:r>
+      <w:proofErr w:type="gramStart"/>
+      <w:r>
+        <w:rPr>
+          <w:rFonts w:ascii="Consolas" w:eastAsia="Times New Roman" w:hAnsi="Consolas" w:cs="Times New Roman"/>
+          <w:color w:val="292929"/>
+          <w:kern w:val="0"/>
+          <w:sz w:val="21"/>
+          <w:szCs w:val="21"/>
+          <w14:ligatures w14:val="none"/>
+        </w:rPr>
+        <w:t>world!</w:t>
+      </w:r>
+      <w:r>
+        <w:rPr>
+          <w:rFonts w:ascii="Consolas" w:eastAsia="Times New Roman" w:hAnsi="Consolas" w:cs="Times New Roman"/>
+          <w:color w:val="0F4A85"/>
+          <w:kern w:val="0"/>
+          <w:sz w:val="21"/>
+          <w:szCs w:val="21"/>
+          <w14:ligatures w14:val="none"/>
+        </w:rPr>
+        <w:t>&lt;</w:t>
+      </w:r>
+      <w:proofErr w:type="gramEnd"/>
+      <w:r>
+        <w:rPr>
+          <w:rFonts w:ascii="Consolas" w:eastAsia="Times New Roman" w:hAnsi="Consolas" w:cs="Times New Roman"/>
+          <w:color w:val="0F4A85"/>
+          <w:kern w:val="0"/>
+          <w:sz w:val="21"/>
+          <w:szCs w:val="21"/>
+          <w14:ligatures w14:val="none"/>
+        </w:rPr>
+        <w:t>/h1&gt;</w:t>
+      </w:r>
+    </w:p>
+    <w:p>
+      <w:pPr>
+        <w:shd w:val="clear" w:color="auto" w:fill="FFFFFF"/>
+        <w:spacing w:after="0" w:line="285" w:lineRule="atLeast"/>
+        <w:rPr>
+          <w:rFonts w:ascii="Consolas" w:eastAsia="Times New Roman" w:hAnsi="Consolas" w:cs="Times New Roman"/>
+          <w:color w:val="292929"/>
+          <w:kern w:val="0"/>
+          <w:sz w:val="21"/>
+          <w:szCs w:val="21"/>
+          <w14:ligatures w14:val="none"/>
+        </w:rPr>
+      </w:pPr>
+      <w:r>
+        <w:rPr>
+          <w:rFonts w:ascii="Consolas" w:eastAsia="Times New Roman" w:hAnsi="Consolas" w:cs="Times New Roman"/>
+          <w:color w:val="292929"/>
+          <w:kern w:val="0"/>
+          <w:sz w:val="21"/>
+          <w:szCs w:val="21"/>
+          <w14:ligatures w14:val="none"/>
+        </w:rPr>
+        <w:t xml:space="preserve">    </w:t>
+      </w:r>
+      <w:r>
+        <w:rPr>
+          <w:rFonts w:ascii="Consolas" w:eastAsia="Times New Roman" w:hAnsi="Consolas" w:cs="Times New Roman"/>
+          <w:color w:val="0F4A85"/>
+          <w:kern w:val="0"/>
+          <w:sz w:val="21"/>
+          <w:szCs w:val="21"/>
+          <w14:ligatures w14:val="none"/>
+        </w:rPr>
+        <w:t>&lt;/div&gt;</w:t>
+      </w:r>
+    </w:p>
+    <w:p>
+      <w:pPr>
+        <w:shd w:val="clear" w:color="auto" w:fill="FFFFFF"/>
+        <w:spacing w:after="0" w:line="285" w:lineRule="atLeast"/>
+        <w:rPr>
+          <w:rFonts w:ascii="Consolas" w:eastAsia="Times New Roman" w:hAnsi="Consolas" w:cs="Times New Roman"/>
+          <w:color w:val="292929"/>
+          <w:kern w:val="0"/>
+          <w:sz w:val="21"/>
+          <w:szCs w:val="21"/>
+          <w14:ligatures w14:val="none"/>
+        </w:rPr>
+      </w:pPr>
+      <w:r>
+        <w:rPr>
+          <w:rFonts w:ascii="Consolas" w:eastAsia="Times New Roman" w:hAnsi="Consolas" w:cs="Times New Roman"/>
+          <w:color w:val="292929"/>
+          <w:kern w:val="0"/>
+          <w:sz w:val="21"/>
+          <w:szCs w:val="21"/>
+          <w14:ligatures w14:val="none"/>
+        </w:rPr>
+        <w:t>  );</w:t>
+      </w:r>
+    </w:p>
+    <w:p>
+      <w:pPr>
+        <w:shd w:val="clear" w:color="auto" w:fill="FFFFFF"/>
+        <w:spacing w:after="0" w:line="285" w:lineRule="atLeast"/>
+        <w:rPr>
+          <w:rFonts w:ascii="Consolas" w:eastAsia="Times New Roman" w:hAnsi="Consolas" w:cs="Times New Roman"/>
+          <w:color w:val="292929"/>
+          <w:kern w:val="0"/>
+          <w:sz w:val="21"/>
+          <w:szCs w:val="21"/>
+          <w14:ligatures w14:val="none"/>
+        </w:rPr>
+      </w:pPr>
+      <w:r>
+        <w:rPr>
+          <w:rFonts w:ascii="Consolas" w:eastAsia="Times New Roman" w:hAnsi="Consolas" w:cs="Times New Roman"/>
+          <w:color w:val="292929"/>
+          <w:kern w:val="0"/>
+          <w:sz w:val="21"/>
+          <w:szCs w:val="21"/>
+          <w14:ligatures w14:val="none"/>
+        </w:rPr>
+        <w:t>}</w:t>
+      </w:r>
+    </w:p>
+    <w:p>
+      <w:pPr>
+        <w:shd w:val="clear" w:color="auto" w:fill="FFFFFF"/>
+        <w:spacing w:after="0" w:line="285" w:lineRule="atLeast"/>
+        <w:rPr>
+          <w:rFonts w:ascii="Consolas" w:eastAsia="Times New Roman" w:hAnsi="Consolas" w:cs="Times New Roman"/>
+          <w:color w:val="292929"/>
+          <w:kern w:val="0"/>
+          <w:sz w:val="21"/>
+          <w:szCs w:val="21"/>
+          <w14:ligatures w14:val="none"/>
+        </w:rPr>
+      </w:pPr>
+    </w:p>
+    <w:p>
+      <w:pPr>
+        <w:shd w:val="clear" w:color="auto" w:fill="FFFFFF"/>
+        <w:spacing w:after="0" w:line="285" w:lineRule="atLeast"/>
+        <w:rPr>
+          <w:rFonts w:ascii="Consolas" w:eastAsia="Times New Roman" w:hAnsi="Consolas" w:cs="Times New Roman"/>
+          <w:color w:val="292929"/>
+          <w:kern w:val="0"/>
+          <w:sz w:val="21"/>
+          <w:szCs w:val="21"/>
+          <w14:ligatures w14:val="none"/>
+        </w:rPr>
+      </w:pPr>
+      <w:r>
+        <w:rPr>
+          <w:rFonts w:ascii="Consolas" w:eastAsia="Times New Roman" w:hAnsi="Consolas" w:cs="Times New Roman"/>
+          <w:color w:val="B5200D"/>
+          <w:kern w:val="0"/>
+          <w:sz w:val="21"/>
+          <w:szCs w:val="21"/>
+          <w14:ligatures w14:val="none"/>
+        </w:rPr>
+        <w:t>export</w:t>
+      </w:r>
+      <w:r>
+        <w:rPr>
+          <w:rFonts w:ascii="Consolas" w:eastAsia="Times New Roman" w:hAnsi="Consolas" w:cs="Times New Roman"/>
+          <w:color w:val="292929"/>
+          <w:kern w:val="0"/>
+          <w:sz w:val="21"/>
+          <w:szCs w:val="21"/>
+          <w14:ligatures w14:val="none"/>
+        </w:rPr>
+        <w:t xml:space="preserve"> </w:t>
+      </w:r>
+      <w:r>
+        <w:rPr>
+          <w:rFonts w:ascii="Consolas" w:eastAsia="Times New Roman" w:hAnsi="Consolas" w:cs="Times New Roman"/>
+          <w:color w:val="B5200D"/>
+          <w:kern w:val="0"/>
+          <w:sz w:val="21"/>
+          <w:szCs w:val="21"/>
+          <w14:ligatures w14:val="none"/>
+        </w:rPr>
+        <w:t>default</w:t>
+      </w:r>
+      <w:r>
+        <w:rPr>
+          <w:rFonts w:ascii="Consolas" w:eastAsia="Times New Roman" w:hAnsi="Consolas" w:cs="Times New Roman"/>
+          <w:color w:val="292929"/>
+          <w:kern w:val="0"/>
+          <w:sz w:val="21"/>
+          <w:szCs w:val="21"/>
+          <w14:ligatures w14:val="none"/>
+        </w:rPr>
+        <w:t xml:space="preserve"> </w:t>
+      </w:r>
+      <w:r>
+        <w:rPr>
+          <w:rFonts w:ascii="Consolas" w:eastAsia="Times New Roman" w:hAnsi="Consolas" w:cs="Times New Roman"/>
+          <w:color w:val="001080"/>
+          <w:kern w:val="0"/>
+          <w:sz w:val="21"/>
+          <w:szCs w:val="21"/>
+          <w14:ligatures w14:val="none"/>
+        </w:rPr>
+        <w:t>App</w:t>
+      </w:r>
+      <w:r>
+        <w:rPr>
+          <w:rFonts w:ascii="Consolas" w:eastAsia="Times New Roman" w:hAnsi="Consolas" w:cs="Times New Roman"/>
+          <w:color w:val="292929"/>
+          <w:kern w:val="0"/>
+          <w:sz w:val="21"/>
+          <w:szCs w:val="21"/>
+          <w14:ligatures w14:val="none"/>
+        </w:rPr>
+        <w:t>;</w:t>
+      </w:r>
+    </w:p>
+    <w:p>
+      <w:pPr>
+        <w:shd w:val="clear" w:color="auto" w:fill="FFFFFF"/>
+        <w:spacing w:after="0" w:line="285" w:lineRule="atLeast"/>
+        <w:rPr>
+          <w:rFonts w:ascii="Consolas" w:eastAsia="Times New Roman" w:hAnsi="Consolas" w:cs="Times New Roman"/>
+          <w:color w:val="292929"/>
+          <w:kern w:val="0"/>
+          <w:sz w:val="21"/>
+          <w:szCs w:val="21"/>
+          <w14:ligatures w14:val="none"/>
+        </w:rPr>
+      </w:pPr>
+    </w:p>
+    <w:p/>
+    <w:p>
+      <w:proofErr w:type="spellStart"/>
+      <w:r>
+        <w:lastRenderedPageBreak/>
+        <w:t>Bài</w:t>
+      </w:r>
+      <w:proofErr w:type="spellEnd"/>
+      <w:r>
+        <w:t xml:space="preserve"> </w:t>
+      </w:r>
+      <w:proofErr w:type="spellStart"/>
+      <w:r>
+        <w:t>tập</w:t>
+      </w:r>
+      <w:proofErr w:type="spellEnd"/>
+      <w:r>
+        <w:t xml:space="preserve"> </w:t>
+      </w:r>
+      <w:proofErr w:type="spellStart"/>
+      <w:r>
+        <w:t>tương</w:t>
+      </w:r>
+      <w:proofErr w:type="spellEnd"/>
+      <w:r>
+        <w:t xml:space="preserve"> </w:t>
+      </w:r>
+      <w:proofErr w:type="spellStart"/>
+      <w:r>
+        <w:t>tự</w:t>
+      </w:r>
+      <w:proofErr w:type="spellEnd"/>
+      <w:r>
+        <w:t>:</w:t>
+      </w:r>
+    </w:p>
+    <w:p>
+      <w:pPr>
+        <w:rPr>
+          <w:b/>
+          <w:bCs/>
+        </w:rPr>
+      </w:pPr>
+      <w:r>
+        <w:rPr>
+          <w:b/>
+          <w:bCs/>
+        </w:rPr>
+        <w:t>Exercise 1: Display a list of names</w:t>
+      </w:r>
+    </w:p>
+    <w:p>
+      <w:r>
+        <w:t xml:space="preserve">Cho </w:t>
+      </w:r>
+      <w:proofErr w:type="spellStart"/>
+      <w:r>
+        <w:t>trước</w:t>
+      </w:r>
+      <w:proofErr w:type="spellEnd"/>
+      <w:r>
+        <w:t xml:space="preserve"> 1 </w:t>
+      </w:r>
+      <w:proofErr w:type="spellStart"/>
+      <w:r>
+        <w:t>mảng</w:t>
+      </w:r>
+      <w:proofErr w:type="spellEnd"/>
+      <w:r>
+        <w:t xml:space="preserve"> </w:t>
+      </w:r>
+      <w:proofErr w:type="spellStart"/>
+      <w:r>
+        <w:t>các</w:t>
+      </w:r>
+      <w:proofErr w:type="spellEnd"/>
+      <w:r>
+        <w:t xml:space="preserve"> </w:t>
+      </w:r>
+      <w:proofErr w:type="spellStart"/>
+      <w:r>
+        <w:t>tên</w:t>
+      </w:r>
+      <w:proofErr w:type="spellEnd"/>
+      <w:r>
+        <w:t xml:space="preserve"> </w:t>
+      </w:r>
+      <w:proofErr w:type="spellStart"/>
+      <w:r>
+        <w:t>của</w:t>
+      </w:r>
+      <w:proofErr w:type="spellEnd"/>
+      <w:r>
+        <w:t xml:space="preserve"> </w:t>
+      </w:r>
+      <w:proofErr w:type="spellStart"/>
+      <w:r>
+        <w:t>người</w:t>
+      </w:r>
+      <w:proofErr w:type="spellEnd"/>
+      <w:r>
+        <w:t xml:space="preserve">, </w:t>
+      </w:r>
+      <w:proofErr w:type="spellStart"/>
+      <w:r>
+        <w:t>hiển</w:t>
+      </w:r>
+      <w:proofErr w:type="spellEnd"/>
+      <w:r>
+        <w:t xml:space="preserve"> </w:t>
+      </w:r>
+      <w:proofErr w:type="spellStart"/>
+      <w:r>
+        <w:t>thị</w:t>
+      </w:r>
+      <w:proofErr w:type="spellEnd"/>
+      <w:r>
+        <w:t xml:space="preserve"> </w:t>
+      </w:r>
+      <w:proofErr w:type="spellStart"/>
+      <w:r>
+        <w:t>danh</w:t>
+      </w:r>
+      <w:proofErr w:type="spellEnd"/>
+      <w:r>
+        <w:t xml:space="preserve"> </w:t>
+      </w:r>
+      <w:proofErr w:type="spellStart"/>
+      <w:r>
+        <w:t>sách</w:t>
+      </w:r>
+      <w:proofErr w:type="spellEnd"/>
+      <w:r>
+        <w:t xml:space="preserve"> </w:t>
+      </w:r>
+      <w:proofErr w:type="spellStart"/>
+      <w:r>
+        <w:t>này</w:t>
+      </w:r>
+      <w:proofErr w:type="spellEnd"/>
+      <w:r>
+        <w:t xml:space="preserve"> </w:t>
+      </w:r>
+      <w:proofErr w:type="spellStart"/>
+      <w:r>
+        <w:t>dưới</w:t>
+      </w:r>
+      <w:proofErr w:type="spellEnd"/>
+      <w:r>
+        <w:t xml:space="preserve"> </w:t>
+      </w:r>
+      <w:proofErr w:type="spellStart"/>
+      <w:r>
+        <w:t>dạng</w:t>
+      </w:r>
+      <w:proofErr w:type="spellEnd"/>
+      <w:r>
+        <w:t xml:space="preserve"> </w:t>
+      </w:r>
+      <w:proofErr w:type="spellStart"/>
+      <w:r>
+        <w:t>danh</w:t>
+      </w:r>
+      <w:proofErr w:type="spellEnd"/>
+      <w:r>
+        <w:t xml:space="preserve"> </w:t>
+      </w:r>
+      <w:proofErr w:type="spellStart"/>
+      <w:r>
+        <w:t>sách</w:t>
+      </w:r>
+      <w:proofErr w:type="spellEnd"/>
+      <w:r>
+        <w:t xml:space="preserve"> </w:t>
+      </w:r>
+      <w:proofErr w:type="spellStart"/>
+      <w:r>
+        <w:t>không</w:t>
+      </w:r>
+      <w:proofErr w:type="spellEnd"/>
+      <w:r>
+        <w:t xml:space="preserve"> </w:t>
+      </w:r>
+      <w:proofErr w:type="spellStart"/>
+      <w:r>
+        <w:t>sắp</w:t>
+      </w:r>
+      <w:proofErr w:type="spellEnd"/>
+      <w:r>
+        <w:t xml:space="preserve"> </w:t>
+      </w:r>
+      <w:proofErr w:type="spellStart"/>
+      <w:r>
+        <w:t>xếp</w:t>
+      </w:r>
+      <w:proofErr w:type="spellEnd"/>
+      <w:r>
+        <w:t xml:space="preserve"> </w:t>
+      </w:r>
+      <w:proofErr w:type="spellStart"/>
+      <w:r>
+        <w:t>thứ</w:t>
+      </w:r>
+      <w:proofErr w:type="spellEnd"/>
+      <w:r>
+        <w:t xml:space="preserve"> </w:t>
+      </w:r>
+      <w:proofErr w:type="spellStart"/>
+      <w:r>
+        <w:t>tự</w:t>
+      </w:r>
+      <w:proofErr w:type="spellEnd"/>
+      <w:r>
+        <w:t xml:space="preserve"> (</w:t>
+      </w:r>
+      <w:r>
+        <w:t>Given an array of names, display them in an unordered list</w:t>
+      </w:r>
+      <w:r>
+        <w:t>)</w:t>
+      </w:r>
+    </w:p>
+    <w:p>
+      <w:proofErr w:type="spellStart"/>
+      <w:r>
+        <w:t>Tạo</w:t>
+      </w:r>
+      <w:proofErr w:type="spellEnd"/>
+      <w:r>
+        <w:t xml:space="preserve"> </w:t>
+      </w:r>
+      <w:proofErr w:type="spellStart"/>
+      <w:r>
+        <w:t>mới</w:t>
+      </w:r>
+      <w:proofErr w:type="spellEnd"/>
+      <w:r>
+        <w:t xml:space="preserve"> 1 </w:t>
+      </w:r>
+      <w:proofErr w:type="spellStart"/>
+      <w:r>
+        <w:t>tập</w:t>
+      </w:r>
+      <w:proofErr w:type="spellEnd"/>
+      <w:r>
+        <w:t xml:space="preserve"> tin NamePerson.js </w:t>
+      </w:r>
+      <w:proofErr w:type="spellStart"/>
+      <w:r>
+        <w:t>trong</w:t>
+      </w:r>
+      <w:proofErr w:type="spellEnd"/>
+      <w:r>
+        <w:t xml:space="preserve"> </w:t>
+      </w:r>
+      <w:proofErr w:type="spellStart"/>
+      <w:r>
+        <w:t>thư</w:t>
+      </w:r>
+      <w:proofErr w:type="spellEnd"/>
+      <w:r>
+        <w:t xml:space="preserve"> </w:t>
+      </w:r>
+      <w:proofErr w:type="spellStart"/>
+      <w:r>
+        <w:t>mục</w:t>
+      </w:r>
+      <w:proofErr w:type="spellEnd"/>
+      <w:r>
+        <w:t xml:space="preserve"> </w:t>
+      </w:r>
+      <w:proofErr w:type="spellStart"/>
+      <w:r>
+        <w:t>src</w:t>
+      </w:r>
+      <w:proofErr w:type="spellEnd"/>
+      <w:r>
+        <w:t xml:space="preserve">, </w:t>
+      </w:r>
+      <w:proofErr w:type="spellStart"/>
+      <w:r>
+        <w:t>lưu</w:t>
+      </w:r>
+      <w:proofErr w:type="spellEnd"/>
+      <w:r>
+        <w:t xml:space="preserve"> ý </w:t>
+      </w:r>
+      <w:proofErr w:type="spellStart"/>
+      <w:r>
+        <w:t>chỉ</w:t>
+      </w:r>
+      <w:proofErr w:type="spellEnd"/>
+      <w:r>
+        <w:t xml:space="preserve"> </w:t>
+      </w:r>
+      <w:proofErr w:type="spellStart"/>
+      <w:r>
+        <w:t>có</w:t>
+      </w:r>
+      <w:proofErr w:type="spellEnd"/>
+      <w:r>
+        <w:t xml:space="preserve"> 1 </w:t>
+      </w:r>
+      <w:proofErr w:type="spellStart"/>
+      <w:r>
+        <w:t>thẻ</w:t>
+      </w:r>
+      <w:proofErr w:type="spellEnd"/>
+      <w:r>
+        <w:t xml:space="preserve"> div cha</w:t>
+      </w:r>
+    </w:p>
+    <w:p>
+      <w:pPr>
+        <w:shd w:val="clear" w:color="auto" w:fill="FFFFFF"/>
+        <w:spacing w:after="0" w:line="285" w:lineRule="atLeast"/>
+        <w:rPr>
+          <w:rFonts w:ascii="Consolas" w:eastAsia="Times New Roman" w:hAnsi="Consolas" w:cs="Times New Roman"/>
+          <w:color w:val="292929"/>
+          <w:kern w:val="0"/>
+          <w:sz w:val="21"/>
+          <w:szCs w:val="21"/>
+          <w14:ligatures w14:val="none"/>
+        </w:rPr>
+      </w:pPr>
+    </w:p>
+    <w:p>
+      <w:pPr>
+        <w:shd w:val="clear" w:color="auto" w:fill="FFFFFF"/>
+        <w:spacing w:after="0" w:line="285" w:lineRule="atLeast"/>
+        <w:rPr>
+          <w:rFonts w:ascii="Consolas" w:eastAsia="Times New Roman" w:hAnsi="Consolas" w:cs="Times New Roman"/>
+          <w:color w:val="292929"/>
+          <w:kern w:val="0"/>
+          <w:sz w:val="21"/>
+          <w:szCs w:val="21"/>
+          <w14:ligatures w14:val="none"/>
+        </w:rPr>
+      </w:pPr>
+      <w:r>
+        <w:rPr>
+          <w:rFonts w:ascii="Consolas" w:eastAsia="Times New Roman" w:hAnsi="Consolas" w:cs="Times New Roman"/>
+          <w:color w:val="0F4A85"/>
+          <w:kern w:val="0"/>
+          <w:sz w:val="21"/>
+          <w:szCs w:val="21"/>
+          <w14:ligatures w14:val="none"/>
+        </w:rPr>
+        <w:t>function</w:t>
+      </w:r>
+      <w:r>
+        <w:rPr>
+          <w:rFonts w:ascii="Consolas" w:eastAsia="Times New Roman" w:hAnsi="Consolas" w:cs="Times New Roman"/>
+          <w:color w:val="292929"/>
+          <w:kern w:val="0"/>
+          <w:sz w:val="21"/>
+          <w:szCs w:val="21"/>
+          <w14:ligatures w14:val="none"/>
+        </w:rPr>
+        <w:t xml:space="preserve"> </w:t>
+      </w:r>
+      <w:proofErr w:type="spellStart"/>
+      <w:proofErr w:type="gramStart"/>
+      <w:r>
+        <w:rPr>
+          <w:rFonts w:ascii="Consolas" w:eastAsia="Times New Roman" w:hAnsi="Consolas" w:cs="Times New Roman"/>
+          <w:color w:val="5E2CBC"/>
+          <w:kern w:val="0"/>
+          <w:sz w:val="21"/>
+          <w:szCs w:val="21"/>
+          <w14:ligatures w14:val="none"/>
+        </w:rPr>
+        <w:t>NamePerson</w:t>
+      </w:r>
+      <w:proofErr w:type="spellEnd"/>
+      <w:r>
+        <w:rPr>
+          <w:rFonts w:ascii="Consolas" w:eastAsia="Times New Roman" w:hAnsi="Consolas" w:cs="Times New Roman"/>
+          <w:color w:val="292929"/>
+          <w:kern w:val="0"/>
+          <w:sz w:val="21"/>
+          <w:szCs w:val="21"/>
+          <w14:ligatures w14:val="none"/>
+        </w:rPr>
+        <w:t>(</w:t>
+      </w:r>
+      <w:proofErr w:type="gramEnd"/>
+      <w:r>
+        <w:rPr>
+          <w:rFonts w:ascii="Consolas" w:eastAsia="Times New Roman" w:hAnsi="Consolas" w:cs="Times New Roman"/>
+          <w:color w:val="292929"/>
+          <w:kern w:val="0"/>
+          <w:sz w:val="21"/>
+          <w:szCs w:val="21"/>
+          <w14:ligatures w14:val="none"/>
+        </w:rPr>
+        <w:t>) {</w:t>
+      </w:r>
+    </w:p>
+    <w:p>
+      <w:pPr>
+        <w:shd w:val="clear" w:color="auto" w:fill="FFFFFF"/>
+        <w:spacing w:after="0" w:line="285" w:lineRule="atLeast"/>
+        <w:rPr>
+          <w:rFonts w:ascii="Consolas" w:eastAsia="Times New Roman" w:hAnsi="Consolas" w:cs="Times New Roman"/>
+          <w:color w:val="292929"/>
+          <w:kern w:val="0"/>
+          <w:sz w:val="21"/>
+          <w:szCs w:val="21"/>
+          <w14:ligatures w14:val="none"/>
+        </w:rPr>
+      </w:pPr>
+      <w:r>
+        <w:rPr>
+          <w:rFonts w:ascii="Consolas" w:eastAsia="Times New Roman" w:hAnsi="Consolas" w:cs="Times New Roman"/>
+          <w:color w:val="292929"/>
+          <w:kern w:val="0"/>
+          <w:sz w:val="21"/>
+          <w:szCs w:val="21"/>
+          <w14:ligatures w14:val="none"/>
+        </w:rPr>
+        <w:t xml:space="preserve">  </w:t>
+      </w:r>
+      <w:r>
+        <w:rPr>
+          <w:rFonts w:ascii="Consolas" w:eastAsia="Times New Roman" w:hAnsi="Consolas" w:cs="Times New Roman"/>
+          <w:color w:val="0F4A85"/>
+          <w:kern w:val="0"/>
+          <w:sz w:val="21"/>
+          <w:szCs w:val="21"/>
+          <w14:ligatures w14:val="none"/>
+        </w:rPr>
+        <w:t>const</w:t>
+      </w:r>
+      <w:r>
+        <w:rPr>
+          <w:rFonts w:ascii="Consolas" w:eastAsia="Times New Roman" w:hAnsi="Consolas" w:cs="Times New Roman"/>
+          <w:color w:val="292929"/>
+          <w:kern w:val="0"/>
+          <w:sz w:val="21"/>
+          <w:szCs w:val="21"/>
+          <w14:ligatures w14:val="none"/>
+        </w:rPr>
+        <w:t xml:space="preserve"> </w:t>
+      </w:r>
+      <w:r>
+        <w:rPr>
+          <w:rFonts w:ascii="Consolas" w:eastAsia="Times New Roman" w:hAnsi="Consolas" w:cs="Times New Roman"/>
+          <w:color w:val="02715D"/>
+          <w:kern w:val="0"/>
+          <w:sz w:val="21"/>
+          <w:szCs w:val="21"/>
+          <w14:ligatures w14:val="none"/>
+        </w:rPr>
+        <w:t>names</w:t>
+      </w:r>
+      <w:r>
+        <w:rPr>
+          <w:rFonts w:ascii="Consolas" w:eastAsia="Times New Roman" w:hAnsi="Consolas" w:cs="Times New Roman"/>
+          <w:color w:val="292929"/>
+          <w:kern w:val="0"/>
+          <w:sz w:val="21"/>
+          <w:szCs w:val="21"/>
+          <w14:ligatures w14:val="none"/>
+        </w:rPr>
+        <w:t xml:space="preserve"> </w:t>
+      </w:r>
+      <w:r>
+        <w:rPr>
+          <w:rFonts w:ascii="Consolas" w:eastAsia="Times New Roman" w:hAnsi="Consolas" w:cs="Times New Roman"/>
+          <w:color w:val="000000"/>
+          <w:kern w:val="0"/>
+          <w:sz w:val="21"/>
+          <w:szCs w:val="21"/>
+          <w14:ligatures w14:val="none"/>
+        </w:rPr>
+        <w:t>=</w:t>
+      </w:r>
+      <w:r>
+        <w:rPr>
+          <w:rFonts w:ascii="Consolas" w:eastAsia="Times New Roman" w:hAnsi="Consolas" w:cs="Times New Roman"/>
+          <w:color w:val="292929"/>
+          <w:kern w:val="0"/>
+          <w:sz w:val="21"/>
+          <w:szCs w:val="21"/>
+          <w14:ligatures w14:val="none"/>
+        </w:rPr>
+        <w:t xml:space="preserve"> [</w:t>
+      </w:r>
+      <w:r>
+        <w:rPr>
+          <w:rFonts w:ascii="Consolas" w:eastAsia="Times New Roman" w:hAnsi="Consolas" w:cs="Times New Roman"/>
+          <w:color w:val="0F4A85"/>
+          <w:kern w:val="0"/>
+          <w:sz w:val="21"/>
+          <w:szCs w:val="21"/>
+          <w14:ligatures w14:val="none"/>
+        </w:rPr>
+        <w:t>"Alice"</w:t>
+      </w:r>
+      <w:r>
+        <w:rPr>
+          <w:rFonts w:ascii="Consolas" w:eastAsia="Times New Roman" w:hAnsi="Consolas" w:cs="Times New Roman"/>
+          <w:color w:val="292929"/>
+          <w:kern w:val="0"/>
+          <w:sz w:val="21"/>
+          <w:szCs w:val="21"/>
+          <w14:ligatures w14:val="none"/>
+        </w:rPr>
+        <w:t xml:space="preserve">, </w:t>
+      </w:r>
+      <w:r>
+        <w:rPr>
+          <w:rFonts w:ascii="Consolas" w:eastAsia="Times New Roman" w:hAnsi="Consolas" w:cs="Times New Roman"/>
+          <w:color w:val="0F4A85"/>
+          <w:kern w:val="0"/>
+          <w:sz w:val="21"/>
+          <w:szCs w:val="21"/>
+          <w14:ligatures w14:val="none"/>
+        </w:rPr>
+        <w:t>"Bob"</w:t>
+      </w:r>
+      <w:r>
+        <w:rPr>
+          <w:rFonts w:ascii="Consolas" w:eastAsia="Times New Roman" w:hAnsi="Consolas" w:cs="Times New Roman"/>
+          <w:color w:val="292929"/>
+          <w:kern w:val="0"/>
+          <w:sz w:val="21"/>
+          <w:szCs w:val="21"/>
+          <w14:ligatures w14:val="none"/>
+        </w:rPr>
+        <w:t xml:space="preserve">, </w:t>
+      </w:r>
+      <w:r>
+        <w:rPr>
+          <w:rFonts w:ascii="Consolas" w:eastAsia="Times New Roman" w:hAnsi="Consolas" w:cs="Times New Roman"/>
+          <w:color w:val="0F4A85"/>
+          <w:kern w:val="0"/>
+          <w:sz w:val="21"/>
+          <w:szCs w:val="21"/>
+          <w14:ligatures w14:val="none"/>
+        </w:rPr>
+        <w:t>"Charlie"</w:t>
+      </w:r>
+      <w:r>
+        <w:rPr>
+          <w:rFonts w:ascii="Consolas" w:eastAsia="Times New Roman" w:hAnsi="Consolas" w:cs="Times New Roman"/>
+          <w:color w:val="292929"/>
+          <w:kern w:val="0"/>
+          <w:sz w:val="21"/>
+          <w:szCs w:val="21"/>
+          <w14:ligatures w14:val="none"/>
+        </w:rPr>
+        <w:t>];</w:t>
+      </w:r>
+    </w:p>
+    <w:p>
+      <w:pPr>
+        <w:shd w:val="clear" w:color="auto" w:fill="FFFFFF"/>
+        <w:spacing w:after="0" w:line="285" w:lineRule="atLeast"/>
+        <w:rPr>
+          <w:rFonts w:ascii="Consolas" w:eastAsia="Times New Roman" w:hAnsi="Consolas" w:cs="Times New Roman"/>
+          <w:color w:val="292929"/>
+          <w:kern w:val="0"/>
+          <w:sz w:val="21"/>
+          <w:szCs w:val="21"/>
+          <w14:ligatures w14:val="none"/>
+        </w:rPr>
+      </w:pPr>
+      <w:r>
+        <w:rPr>
+          <w:rFonts w:ascii="Consolas" w:eastAsia="Times New Roman" w:hAnsi="Consolas" w:cs="Times New Roman"/>
+          <w:color w:val="292929"/>
+          <w:kern w:val="0"/>
+          <w:sz w:val="21"/>
+          <w:szCs w:val="21"/>
+          <w14:ligatures w14:val="none"/>
+        </w:rPr>
+        <w:t xml:space="preserve">  </w:t>
+      </w:r>
+      <w:r>
+        <w:rPr>
+          <w:rFonts w:ascii="Consolas" w:eastAsia="Times New Roman" w:hAnsi="Consolas" w:cs="Times New Roman"/>
+          <w:color w:val="B5200D"/>
+          <w:kern w:val="0"/>
+          <w:sz w:val="21"/>
+          <w:szCs w:val="21"/>
+          <w14:ligatures w14:val="none"/>
+        </w:rPr>
+        <w:t>return</w:t>
+      </w:r>
+      <w:r>
+        <w:rPr>
+          <w:rFonts w:ascii="Consolas" w:eastAsia="Times New Roman" w:hAnsi="Consolas" w:cs="Times New Roman"/>
+          <w:color w:val="292929"/>
+          <w:kern w:val="0"/>
+          <w:sz w:val="21"/>
+          <w:szCs w:val="21"/>
+          <w14:ligatures w14:val="none"/>
+        </w:rPr>
+        <w:t xml:space="preserve"> (</w:t>
+      </w:r>
+    </w:p>
+    <w:p>
+      <w:pPr>
+        <w:shd w:val="clear" w:color="auto" w:fill="FFFFFF"/>
+        <w:spacing w:after="0" w:line="285" w:lineRule="atLeast"/>
+        <w:rPr>
+          <w:rFonts w:ascii="Consolas" w:eastAsia="Times New Roman" w:hAnsi="Consolas" w:cs="Times New Roman"/>
+          <w:color w:val="292929"/>
+          <w:kern w:val="0"/>
+          <w:sz w:val="21"/>
+          <w:szCs w:val="21"/>
+          <w14:ligatures w14:val="none"/>
+        </w:rPr>
+      </w:pPr>
+      <w:r>
+        <w:rPr>
+          <w:rFonts w:ascii="Consolas" w:eastAsia="Times New Roman" w:hAnsi="Consolas" w:cs="Times New Roman"/>
+          <w:color w:val="292929"/>
+          <w:kern w:val="0"/>
+          <w:sz w:val="21"/>
+          <w:szCs w:val="21"/>
+          <w14:ligatures w14:val="none"/>
+        </w:rPr>
+        <w:t xml:space="preserve">    </w:t>
+      </w:r>
+      <w:r>
+        <w:rPr>
+          <w:rFonts w:ascii="Consolas" w:eastAsia="Times New Roman" w:hAnsi="Consolas" w:cs="Times New Roman"/>
+          <w:color w:val="0F4A85"/>
+          <w:kern w:val="0"/>
+          <w:sz w:val="21"/>
+          <w:szCs w:val="21"/>
+          <w14:ligatures w14:val="none"/>
+        </w:rPr>
+        <w:t>&lt;div&gt;</w:t>
+      </w:r>
+    </w:p>
+    <w:p>
+      <w:pPr>
+        <w:shd w:val="clear" w:color="auto" w:fill="FFFFFF"/>
+        <w:spacing w:after="0" w:line="285" w:lineRule="atLeast"/>
+        <w:rPr>
+          <w:rFonts w:ascii="Consolas" w:eastAsia="Times New Roman" w:hAnsi="Consolas" w:cs="Times New Roman"/>
+          <w:color w:val="292929"/>
+          <w:kern w:val="0"/>
+          <w:sz w:val="21"/>
+          <w:szCs w:val="21"/>
+          <w14:ligatures w14:val="none"/>
+        </w:rPr>
+      </w:pPr>
+      <w:r>
+        <w:rPr>
+          <w:rFonts w:ascii="Consolas" w:eastAsia="Times New Roman" w:hAnsi="Consolas" w:cs="Times New Roman"/>
+          <w:color w:val="292929"/>
+          <w:kern w:val="0"/>
+          <w:sz w:val="21"/>
+          <w:szCs w:val="21"/>
+          <w14:ligatures w14:val="none"/>
+        </w:rPr>
+        <w:t xml:space="preserve">      </w:t>
+      </w:r>
+      <w:r>
+        <w:rPr>
+          <w:rFonts w:ascii="Consolas" w:eastAsia="Times New Roman" w:hAnsi="Consolas" w:cs="Times New Roman"/>
+          <w:color w:val="0F4A85"/>
+          <w:kern w:val="0"/>
+          <w:sz w:val="21"/>
+          <w:szCs w:val="21"/>
+          <w14:ligatures w14:val="none"/>
+        </w:rPr>
+        <w:t>&lt;</w:t>
+      </w:r>
+      <w:proofErr w:type="spellStart"/>
+      <w:r>
+        <w:rPr>
+          <w:rFonts w:ascii="Consolas" w:eastAsia="Times New Roman" w:hAnsi="Consolas" w:cs="Times New Roman"/>
+          <w:color w:val="0F4A85"/>
+          <w:kern w:val="0"/>
+          <w:sz w:val="21"/>
+          <w:szCs w:val="21"/>
+          <w14:ligatures w14:val="none"/>
+        </w:rPr>
+        <w:t>ul</w:t>
+      </w:r>
+      <w:proofErr w:type="spellEnd"/>
+      <w:r>
+        <w:rPr>
+          <w:rFonts w:ascii="Consolas" w:eastAsia="Times New Roman" w:hAnsi="Consolas" w:cs="Times New Roman"/>
+          <w:color w:val="0F4A85"/>
+          <w:kern w:val="0"/>
+          <w:sz w:val="21"/>
+          <w:szCs w:val="21"/>
+          <w14:ligatures w14:val="none"/>
+        </w:rPr>
+        <w:t>&gt;</w:t>
+      </w:r>
+    </w:p>
+    <w:p>
+      <w:pPr>
+        <w:shd w:val="clear" w:color="auto" w:fill="FFFFFF"/>
+        <w:spacing w:after="0" w:line="285" w:lineRule="atLeast"/>
+        <w:rPr>
+          <w:rFonts w:ascii="Consolas" w:eastAsia="Times New Roman" w:hAnsi="Consolas" w:cs="Times New Roman"/>
+          <w:color w:val="292929"/>
+          <w:kern w:val="0"/>
+          <w:sz w:val="21"/>
+          <w:szCs w:val="21"/>
+          <w14:ligatures w14:val="none"/>
+        </w:rPr>
+      </w:pPr>
+      <w:r>
+        <w:rPr>
+          <w:rFonts w:ascii="Consolas" w:eastAsia="Times New Roman" w:hAnsi="Consolas" w:cs="Times New Roman"/>
+          <w:color w:val="292929"/>
+          <w:kern w:val="0"/>
+          <w:sz w:val="21"/>
+          <w:szCs w:val="21"/>
+          <w14:ligatures w14:val="none"/>
+        </w:rPr>
+        <w:t xml:space="preserve">        </w:t>
+      </w:r>
+      <w:r>
+        <w:rPr>
+          <w:rFonts w:ascii="Consolas" w:eastAsia="Times New Roman" w:hAnsi="Consolas" w:cs="Times New Roman"/>
+          <w:color w:val="0F4A85"/>
+          <w:kern w:val="0"/>
+          <w:sz w:val="21"/>
+          <w:szCs w:val="21"/>
+          <w14:ligatures w14:val="none"/>
+        </w:rPr>
+        <w:t>{</w:t>
+      </w:r>
+      <w:proofErr w:type="spellStart"/>
+      <w:proofErr w:type="gramStart"/>
+      <w:r>
+        <w:rPr>
+          <w:rFonts w:ascii="Consolas" w:eastAsia="Times New Roman" w:hAnsi="Consolas" w:cs="Times New Roman"/>
+          <w:color w:val="001080"/>
+          <w:kern w:val="0"/>
+          <w:sz w:val="21"/>
+          <w:szCs w:val="21"/>
+          <w14:ligatures w14:val="none"/>
+        </w:rPr>
+        <w:t>names</w:t>
+      </w:r>
+      <w:r>
+        <w:rPr>
+          <w:rFonts w:ascii="Consolas" w:eastAsia="Times New Roman" w:hAnsi="Consolas" w:cs="Times New Roman"/>
+          <w:color w:val="292929"/>
+          <w:kern w:val="0"/>
+          <w:sz w:val="21"/>
+          <w:szCs w:val="21"/>
+          <w14:ligatures w14:val="none"/>
+        </w:rPr>
+        <w:t>.</w:t>
+      </w:r>
+      <w:r>
+        <w:rPr>
+          <w:rFonts w:ascii="Consolas" w:eastAsia="Times New Roman" w:hAnsi="Consolas" w:cs="Times New Roman"/>
+          <w:color w:val="5E2CBC"/>
+          <w:kern w:val="0"/>
+          <w:sz w:val="21"/>
+          <w:szCs w:val="21"/>
+          <w14:ligatures w14:val="none"/>
+        </w:rPr>
+        <w:t>map</w:t>
+      </w:r>
+      <w:proofErr w:type="spellEnd"/>
+      <w:r>
+        <w:rPr>
+          <w:rFonts w:ascii="Consolas" w:eastAsia="Times New Roman" w:hAnsi="Consolas" w:cs="Times New Roman"/>
+          <w:color w:val="292929"/>
+          <w:kern w:val="0"/>
+          <w:sz w:val="21"/>
+          <w:szCs w:val="21"/>
+          <w14:ligatures w14:val="none"/>
+        </w:rPr>
+        <w:t>(</w:t>
+      </w:r>
+      <w:proofErr w:type="gramEnd"/>
+      <w:r>
+        <w:rPr>
+          <w:rFonts w:ascii="Consolas" w:eastAsia="Times New Roman" w:hAnsi="Consolas" w:cs="Times New Roman"/>
+          <w:color w:val="292929"/>
+          <w:kern w:val="0"/>
+          <w:sz w:val="21"/>
+          <w:szCs w:val="21"/>
+          <w14:ligatures w14:val="none"/>
+        </w:rPr>
+        <w:t>(</w:t>
+      </w:r>
+      <w:r>
+        <w:rPr>
+          <w:rFonts w:ascii="Consolas" w:eastAsia="Times New Roman" w:hAnsi="Consolas" w:cs="Times New Roman"/>
+          <w:color w:val="001080"/>
+          <w:kern w:val="0"/>
+          <w:sz w:val="21"/>
+          <w:szCs w:val="21"/>
+          <w14:ligatures w14:val="none"/>
+        </w:rPr>
+        <w:t>name</w:t>
+      </w:r>
+      <w:r>
+        <w:rPr>
+          <w:rFonts w:ascii="Consolas" w:eastAsia="Times New Roman" w:hAnsi="Consolas" w:cs="Times New Roman"/>
+          <w:color w:val="292929"/>
+          <w:kern w:val="0"/>
+          <w:sz w:val="21"/>
+          <w:szCs w:val="21"/>
+          <w14:ligatures w14:val="none"/>
+        </w:rPr>
+        <w:t xml:space="preserve">, </w:t>
+      </w:r>
+      <w:r>
+        <w:rPr>
+          <w:rFonts w:ascii="Consolas" w:eastAsia="Times New Roman" w:hAnsi="Consolas" w:cs="Times New Roman"/>
+          <w:color w:val="001080"/>
+          <w:kern w:val="0"/>
+          <w:sz w:val="21"/>
+          <w:szCs w:val="21"/>
+          <w14:ligatures w14:val="none"/>
+        </w:rPr>
+        <w:t>index</w:t>
+      </w:r>
+      <w:r>
+        <w:rPr>
+          <w:rFonts w:ascii="Consolas" w:eastAsia="Times New Roman" w:hAnsi="Consolas" w:cs="Times New Roman"/>
+          <w:color w:val="292929"/>
+          <w:kern w:val="0"/>
+          <w:sz w:val="21"/>
+          <w:szCs w:val="21"/>
+          <w14:ligatures w14:val="none"/>
+        </w:rPr>
+        <w:t xml:space="preserve">) </w:t>
+      </w:r>
+      <w:r>
+        <w:rPr>
+          <w:rFonts w:ascii="Consolas" w:eastAsia="Times New Roman" w:hAnsi="Consolas" w:cs="Times New Roman"/>
+          <w:color w:val="0F4A85"/>
+          <w:kern w:val="0"/>
+          <w:sz w:val="21"/>
+          <w:szCs w:val="21"/>
+          <w14:ligatures w14:val="none"/>
+        </w:rPr>
+        <w:t>=&gt;</w:t>
+      </w:r>
+      <w:r>
+        <w:rPr>
+          <w:rFonts w:ascii="Consolas" w:eastAsia="Times New Roman" w:hAnsi="Consolas" w:cs="Times New Roman"/>
+          <w:color w:val="292929"/>
+          <w:kern w:val="0"/>
+          <w:sz w:val="21"/>
+          <w:szCs w:val="21"/>
+          <w14:ligatures w14:val="none"/>
+        </w:rPr>
+        <w:t xml:space="preserve"> (</w:t>
+      </w:r>
+    </w:p>
+    <w:p>
+      <w:pPr>
+        <w:shd w:val="clear" w:color="auto" w:fill="FFFFFF"/>
+        <w:spacing w:after="0" w:line="285" w:lineRule="atLeast"/>
+        <w:rPr>
+          <w:rFonts w:ascii="Consolas" w:eastAsia="Times New Roman" w:hAnsi="Consolas" w:cs="Times New Roman"/>
+          <w:color w:val="292929"/>
+          <w:kern w:val="0"/>
+          <w:sz w:val="21"/>
+          <w:szCs w:val="21"/>
+          <w14:ligatures w14:val="none"/>
+        </w:rPr>
+      </w:pPr>
+      <w:r>
+        <w:rPr>
+          <w:rFonts w:ascii="Consolas" w:eastAsia="Times New Roman" w:hAnsi="Consolas" w:cs="Times New Roman"/>
+          <w:color w:val="292929"/>
+          <w:kern w:val="0"/>
+          <w:sz w:val="21"/>
+          <w:szCs w:val="21"/>
+          <w14:ligatures w14:val="none"/>
+        </w:rPr>
+        <w:t xml:space="preserve">          </w:t>
+      </w:r>
+      <w:r>
+        <w:rPr>
+          <w:rFonts w:ascii="Consolas" w:eastAsia="Times New Roman" w:hAnsi="Consolas" w:cs="Times New Roman"/>
+          <w:color w:val="0F4A85"/>
+          <w:kern w:val="0"/>
+          <w:sz w:val="21"/>
+          <w:szCs w:val="21"/>
+          <w14:ligatures w14:val="none"/>
+        </w:rPr>
+        <w:t>&lt;li</w:t>
+      </w:r>
+      <w:r>
+        <w:rPr>
+          <w:rFonts w:ascii="Consolas" w:eastAsia="Times New Roman" w:hAnsi="Consolas" w:cs="Times New Roman"/>
+          <w:color w:val="292929"/>
+          <w:kern w:val="0"/>
+          <w:sz w:val="21"/>
+          <w:szCs w:val="21"/>
+          <w14:ligatures w14:val="none"/>
+        </w:rPr>
+        <w:t xml:space="preserve"> </w:t>
+      </w:r>
+      <w:r>
+        <w:rPr>
+          <w:rFonts w:ascii="Consolas" w:eastAsia="Times New Roman" w:hAnsi="Consolas" w:cs="Times New Roman"/>
+          <w:color w:val="264F78"/>
+          <w:kern w:val="0"/>
+          <w:sz w:val="21"/>
+          <w:szCs w:val="21"/>
+          <w14:ligatures w14:val="none"/>
+        </w:rPr>
+        <w:t>key</w:t>
+      </w:r>
+      <w:r>
+        <w:rPr>
+          <w:rFonts w:ascii="Consolas" w:eastAsia="Times New Roman" w:hAnsi="Consolas" w:cs="Times New Roman"/>
+          <w:color w:val="000000"/>
+          <w:kern w:val="0"/>
+          <w:sz w:val="21"/>
+          <w:szCs w:val="21"/>
+          <w14:ligatures w14:val="none"/>
+        </w:rPr>
+        <w:t>=</w:t>
+      </w:r>
+      <w:r>
+        <w:rPr>
+          <w:rFonts w:ascii="Consolas" w:eastAsia="Times New Roman" w:hAnsi="Consolas" w:cs="Times New Roman"/>
+          <w:color w:val="0F4A85"/>
+          <w:kern w:val="0"/>
+          <w:sz w:val="21"/>
+          <w:szCs w:val="21"/>
+          <w14:ligatures w14:val="none"/>
+        </w:rPr>
+        <w:t>{</w:t>
+      </w:r>
+      <w:r>
+        <w:rPr>
+          <w:rFonts w:ascii="Consolas" w:eastAsia="Times New Roman" w:hAnsi="Consolas" w:cs="Times New Roman"/>
+          <w:color w:val="001080"/>
+          <w:kern w:val="0"/>
+          <w:sz w:val="21"/>
+          <w:szCs w:val="21"/>
+          <w14:ligatures w14:val="none"/>
+        </w:rPr>
+        <w:t>index</w:t>
+      </w:r>
+      <w:r>
+        <w:rPr>
+          <w:rFonts w:ascii="Consolas" w:eastAsia="Times New Roman" w:hAnsi="Consolas" w:cs="Times New Roman"/>
+          <w:color w:val="0F4A85"/>
+          <w:kern w:val="0"/>
+          <w:sz w:val="21"/>
+          <w:szCs w:val="21"/>
+          <w14:ligatures w14:val="none"/>
+        </w:rPr>
+        <w:t>}&gt;</w:t>
+      </w:r>
+      <w:r>
+        <w:rPr>
+          <w:rFonts w:ascii="Consolas" w:eastAsia="Times New Roman" w:hAnsi="Consolas" w:cs="Times New Roman"/>
+          <w:color w:val="292929"/>
+          <w:kern w:val="0"/>
+          <w:sz w:val="21"/>
+          <w:szCs w:val="21"/>
+          <w14:ligatures w14:val="none"/>
+        </w:rPr>
+        <w:t xml:space="preserve"> </w:t>
+      </w:r>
+      <w:r>
+        <w:rPr>
+          <w:rFonts w:ascii="Consolas" w:eastAsia="Times New Roman" w:hAnsi="Consolas" w:cs="Times New Roman"/>
+          <w:color w:val="0F4A85"/>
+          <w:kern w:val="0"/>
+          <w:sz w:val="21"/>
+          <w:szCs w:val="21"/>
+          <w14:ligatures w14:val="none"/>
+        </w:rPr>
+        <w:t>{</w:t>
+      </w:r>
+      <w:r>
+        <w:rPr>
+          <w:rFonts w:ascii="Consolas" w:eastAsia="Times New Roman" w:hAnsi="Consolas" w:cs="Times New Roman"/>
+          <w:color w:val="001080"/>
+          <w:kern w:val="0"/>
+          <w:sz w:val="21"/>
+          <w:szCs w:val="21"/>
+          <w14:ligatures w14:val="none"/>
+        </w:rPr>
+        <w:t>name</w:t>
+      </w:r>
+      <w:r>
+        <w:rPr>
+          <w:rFonts w:ascii="Consolas" w:eastAsia="Times New Roman" w:hAnsi="Consolas" w:cs="Times New Roman"/>
+          <w:color w:val="0F4A85"/>
+          <w:kern w:val="0"/>
+          <w:sz w:val="21"/>
+          <w:szCs w:val="21"/>
+          <w14:ligatures w14:val="none"/>
+        </w:rPr>
+        <w:t>}&lt;/li&gt;</w:t>
+      </w:r>
+    </w:p>
+    <w:p>
+      <w:pPr>
+        <w:shd w:val="clear" w:color="auto" w:fill="FFFFFF"/>
+        <w:spacing w:after="0" w:line="285" w:lineRule="atLeast"/>
+        <w:rPr>
+          <w:rFonts w:ascii="Consolas" w:eastAsia="Times New Roman" w:hAnsi="Consolas" w:cs="Times New Roman"/>
+          <w:color w:val="292929"/>
+          <w:kern w:val="0"/>
+          <w:sz w:val="21"/>
+          <w:szCs w:val="21"/>
+          <w14:ligatures w14:val="none"/>
+        </w:rPr>
+      </w:pPr>
+      <w:r>
+        <w:rPr>
+          <w:rFonts w:ascii="Consolas" w:eastAsia="Times New Roman" w:hAnsi="Consolas" w:cs="Times New Roman"/>
+          <w:color w:val="292929"/>
+          <w:kern w:val="0"/>
+          <w:sz w:val="21"/>
+          <w:szCs w:val="21"/>
+          <w14:ligatures w14:val="none"/>
+        </w:rPr>
+        <w:t>        ))</w:t>
+      </w:r>
+      <w:r>
+        <w:rPr>
+          <w:rFonts w:ascii="Consolas" w:eastAsia="Times New Roman" w:hAnsi="Consolas" w:cs="Times New Roman"/>
+          <w:color w:val="0F4A85"/>
+          <w:kern w:val="0"/>
+          <w:sz w:val="21"/>
+          <w:szCs w:val="21"/>
+          <w14:ligatures w14:val="none"/>
+        </w:rPr>
+        <w:t>}</w:t>
+      </w:r>
+    </w:p>
+    <w:p>
+      <w:pPr>
+        <w:shd w:val="clear" w:color="auto" w:fill="FFFFFF"/>
+        <w:spacing w:after="0" w:line="285" w:lineRule="atLeast"/>
+        <w:rPr>
+          <w:rFonts w:ascii="Consolas" w:eastAsia="Times New Roman" w:hAnsi="Consolas" w:cs="Times New Roman"/>
+          <w:color w:val="292929"/>
+          <w:kern w:val="0"/>
+          <w:sz w:val="21"/>
+          <w:szCs w:val="21"/>
+          <w14:ligatures w14:val="none"/>
+        </w:rPr>
+      </w:pPr>
+      <w:r>
+        <w:rPr>
+          <w:rFonts w:ascii="Consolas" w:eastAsia="Times New Roman" w:hAnsi="Consolas" w:cs="Times New Roman"/>
+          <w:color w:val="292929"/>
+          <w:kern w:val="0"/>
+          <w:sz w:val="21"/>
+          <w:szCs w:val="21"/>
+          <w14:ligatures w14:val="none"/>
+        </w:rPr>
+        <w:t xml:space="preserve">      </w:t>
+      </w:r>
+      <w:r>
+        <w:rPr>
+          <w:rFonts w:ascii="Consolas" w:eastAsia="Times New Roman" w:hAnsi="Consolas" w:cs="Times New Roman"/>
+          <w:color w:val="0F4A85"/>
+          <w:kern w:val="0"/>
+          <w:sz w:val="21"/>
+          <w:szCs w:val="21"/>
+          <w14:ligatures w14:val="none"/>
+        </w:rPr>
+        <w:t>&lt;/</w:t>
+      </w:r>
+      <w:proofErr w:type="spellStart"/>
+      <w:r>
+        <w:rPr>
+          <w:rFonts w:ascii="Consolas" w:eastAsia="Times New Roman" w:hAnsi="Consolas" w:cs="Times New Roman"/>
+          <w:color w:val="0F4A85"/>
+          <w:kern w:val="0"/>
+          <w:sz w:val="21"/>
+          <w:szCs w:val="21"/>
+          <w14:ligatures w14:val="none"/>
+        </w:rPr>
+        <w:t>ul</w:t>
+      </w:r>
+      <w:proofErr w:type="spellEnd"/>
+      <w:r>
+        <w:rPr>
+          <w:rFonts w:ascii="Consolas" w:eastAsia="Times New Roman" w:hAnsi="Consolas" w:cs="Times New Roman"/>
+          <w:color w:val="0F4A85"/>
+          <w:kern w:val="0"/>
+          <w:sz w:val="21"/>
+          <w:szCs w:val="21"/>
+          <w14:ligatures w14:val="none"/>
+        </w:rPr>
+        <w:t>&gt;</w:t>
+      </w:r>
+    </w:p>
+    <w:p>
+      <w:pPr>
+        <w:shd w:val="clear" w:color="auto" w:fill="FFFFFF"/>
+        <w:spacing w:after="0" w:line="285" w:lineRule="atLeast"/>
+        <w:rPr>
+          <w:rFonts w:ascii="Consolas" w:eastAsia="Times New Roman" w:hAnsi="Consolas" w:cs="Times New Roman"/>
+          <w:color w:val="292929"/>
+          <w:kern w:val="0"/>
+          <w:sz w:val="21"/>
+          <w:szCs w:val="21"/>
+          <w14:ligatures w14:val="none"/>
+        </w:rPr>
+      </w:pPr>
+      <w:r>
+        <w:rPr>
+          <w:rFonts w:ascii="Consolas" w:eastAsia="Times New Roman" w:hAnsi="Consolas" w:cs="Times New Roman"/>
+          <w:color w:val="292929"/>
+          <w:kern w:val="0"/>
+          <w:sz w:val="21"/>
+          <w:szCs w:val="21"/>
+          <w14:ligatures w14:val="none"/>
+        </w:rPr>
+        <w:t xml:space="preserve">    </w:t>
+      </w:r>
+      <w:r>
+        <w:rPr>
+          <w:rFonts w:ascii="Consolas" w:eastAsia="Times New Roman" w:hAnsi="Consolas" w:cs="Times New Roman"/>
+          <w:color w:val="0F4A85"/>
+          <w:kern w:val="0"/>
+          <w:sz w:val="21"/>
+          <w:szCs w:val="21"/>
+          <w14:ligatures w14:val="none"/>
+        </w:rPr>
+        <w:t>&lt;/div&gt;</w:t>
+      </w:r>
+    </w:p>
+    <w:p>
+      <w:pPr>
+        <w:shd w:val="clear" w:color="auto" w:fill="FFFFFF"/>
+        <w:spacing w:after="0" w:line="285" w:lineRule="atLeast"/>
+        <w:rPr>
+          <w:rFonts w:ascii="Consolas" w:eastAsia="Times New Roman" w:hAnsi="Consolas" w:cs="Times New Roman"/>
+          <w:color w:val="292929"/>
+          <w:kern w:val="0"/>
+          <w:sz w:val="21"/>
+          <w:szCs w:val="21"/>
+          <w14:ligatures w14:val="none"/>
+        </w:rPr>
+      </w:pPr>
+      <w:r>
+        <w:rPr>
+          <w:rFonts w:ascii="Consolas" w:eastAsia="Times New Roman" w:hAnsi="Consolas" w:cs="Times New Roman"/>
+          <w:color w:val="292929"/>
+          <w:kern w:val="0"/>
+          <w:sz w:val="21"/>
+          <w:szCs w:val="21"/>
+          <w14:ligatures w14:val="none"/>
+        </w:rPr>
+        <w:t>  );</w:t>
+      </w:r>
+    </w:p>
+    <w:p>
+      <w:pPr>
+        <w:shd w:val="clear" w:color="auto" w:fill="FFFFFF"/>
+        <w:spacing w:after="0" w:line="285" w:lineRule="atLeast"/>
+        <w:rPr>
+          <w:rFonts w:ascii="Consolas" w:eastAsia="Times New Roman" w:hAnsi="Consolas" w:cs="Times New Roman"/>
+          <w:color w:val="292929"/>
+          <w:kern w:val="0"/>
+          <w:sz w:val="21"/>
+          <w:szCs w:val="21"/>
+          <w14:ligatures w14:val="none"/>
+        </w:rPr>
+      </w:pPr>
+      <w:r>
+        <w:rPr>
+          <w:rFonts w:ascii="Consolas" w:eastAsia="Times New Roman" w:hAnsi="Consolas" w:cs="Times New Roman"/>
+          <w:color w:val="292929"/>
+          <w:kern w:val="0"/>
+          <w:sz w:val="21"/>
+          <w:szCs w:val="21"/>
+          <w14:ligatures w14:val="none"/>
+        </w:rPr>
+        <w:t>}</w:t>
+      </w:r>
+    </w:p>
+    <w:p>
+      <w:pPr>
+        <w:shd w:val="clear" w:color="auto" w:fill="FFFFFF"/>
+        <w:spacing w:after="0" w:line="285" w:lineRule="atLeast"/>
+        <w:rPr>
+          <w:rFonts w:ascii="Consolas" w:eastAsia="Times New Roman" w:hAnsi="Consolas" w:cs="Times New Roman"/>
+          <w:color w:val="292929"/>
+          <w:kern w:val="0"/>
+          <w:sz w:val="21"/>
+          <w:szCs w:val="21"/>
+          <w14:ligatures w14:val="none"/>
+        </w:rPr>
+      </w:pPr>
+      <w:r>
+        <w:rPr>
+          <w:rFonts w:ascii="Consolas" w:eastAsia="Times New Roman" w:hAnsi="Consolas" w:cs="Times New Roman"/>
+          <w:color w:val="B5200D"/>
+          <w:kern w:val="0"/>
+          <w:sz w:val="21"/>
+          <w:szCs w:val="21"/>
+          <w14:ligatures w14:val="none"/>
+        </w:rPr>
+        <w:t>export</w:t>
+      </w:r>
+      <w:r>
+        <w:rPr>
+          <w:rFonts w:ascii="Consolas" w:eastAsia="Times New Roman" w:hAnsi="Consolas" w:cs="Times New Roman"/>
+          <w:color w:val="292929"/>
+          <w:kern w:val="0"/>
+          <w:sz w:val="21"/>
+          <w:szCs w:val="21"/>
+          <w14:ligatures w14:val="none"/>
+        </w:rPr>
+        <w:t xml:space="preserve"> </w:t>
+      </w:r>
+      <w:r>
+        <w:rPr>
+          <w:rFonts w:ascii="Consolas" w:eastAsia="Times New Roman" w:hAnsi="Consolas" w:cs="Times New Roman"/>
+          <w:color w:val="B5200D"/>
+          <w:kern w:val="0"/>
+          <w:sz w:val="21"/>
+          <w:szCs w:val="21"/>
+          <w14:ligatures w14:val="none"/>
+        </w:rPr>
+        <w:t>default</w:t>
+      </w:r>
+      <w:r>
+        <w:rPr>
+          <w:rFonts w:ascii="Consolas" w:eastAsia="Times New Roman" w:hAnsi="Consolas" w:cs="Times New Roman"/>
+          <w:color w:val="292929"/>
+          <w:kern w:val="0"/>
+          <w:sz w:val="21"/>
+          <w:szCs w:val="21"/>
+          <w14:ligatures w14:val="none"/>
+        </w:rPr>
+        <w:t xml:space="preserve"> </w:t>
+      </w:r>
+      <w:proofErr w:type="spellStart"/>
+      <w:r>
+        <w:rPr>
+          <w:rFonts w:ascii="Consolas" w:eastAsia="Times New Roman" w:hAnsi="Consolas" w:cs="Times New Roman"/>
+          <w:color w:val="001080"/>
+          <w:kern w:val="0"/>
+          <w:sz w:val="21"/>
+          <w:szCs w:val="21"/>
+          <w14:ligatures w14:val="none"/>
+        </w:rPr>
+        <w:t>NamePerson</w:t>
+      </w:r>
+      <w:proofErr w:type="spellEnd"/>
+      <w:r>
+        <w:rPr>
+          <w:rFonts w:ascii="Consolas" w:eastAsia="Times New Roman" w:hAnsi="Consolas" w:cs="Times New Roman"/>
+          <w:color w:val="292929"/>
+          <w:kern w:val="0"/>
+          <w:sz w:val="21"/>
+          <w:szCs w:val="21"/>
+          <w14:ligatures w14:val="none"/>
+        </w:rPr>
+        <w:t>;</w:t>
+      </w:r>
+    </w:p>
+    <w:p/>
+    <w:p>
+      <w:r>
+        <w:t xml:space="preserve">Sau </w:t>
+      </w:r>
+      <w:proofErr w:type="spellStart"/>
+      <w:r>
+        <w:t>đó</w:t>
+      </w:r>
+      <w:proofErr w:type="spellEnd"/>
+      <w:r>
+        <w:t xml:space="preserve"> </w:t>
+      </w:r>
+      <w:proofErr w:type="spellStart"/>
+      <w:r>
+        <w:t>thêm</w:t>
+      </w:r>
+      <w:proofErr w:type="spellEnd"/>
+      <w:r>
+        <w:t xml:space="preserve"> component </w:t>
+      </w:r>
+      <w:proofErr w:type="spellStart"/>
+      <w:r>
+        <w:t>NamePerson</w:t>
+      </w:r>
+      <w:proofErr w:type="spellEnd"/>
+      <w:r>
+        <w:t xml:space="preserve"> </w:t>
+      </w:r>
+      <w:proofErr w:type="spellStart"/>
+      <w:r>
+        <w:t>vào</w:t>
+      </w:r>
+      <w:proofErr w:type="spellEnd"/>
+      <w:r>
+        <w:t xml:space="preserve"> </w:t>
+      </w:r>
+      <w:proofErr w:type="spellStart"/>
+      <w:r>
+        <w:t>trong</w:t>
+      </w:r>
+      <w:proofErr w:type="spellEnd"/>
+      <w:r>
+        <w:t xml:space="preserve"> file index.js</w:t>
+      </w:r>
+    </w:p>
+    <w:p>
+      <w:pPr>
+        <w:shd w:val="clear" w:color="auto" w:fill="FFFFFF"/>
+        <w:spacing w:after="0" w:line="285" w:lineRule="atLeast"/>
+        <w:rPr>
+          <w:rFonts w:ascii="Consolas" w:eastAsia="Times New Roman" w:hAnsi="Consolas" w:cs="Times New Roman"/>
+          <w:color w:val="292929"/>
+          <w:kern w:val="0"/>
+          <w:sz w:val="21"/>
+          <w:szCs w:val="21"/>
+          <w14:ligatures w14:val="none"/>
+        </w:rPr>
+      </w:pPr>
+      <w:r>
+        <w:rPr>
+          <w:rFonts w:ascii="Consolas" w:eastAsia="Times New Roman" w:hAnsi="Consolas" w:cs="Times New Roman"/>
+          <w:color w:val="B5200D"/>
+          <w:kern w:val="0"/>
+          <w:sz w:val="21"/>
+          <w:szCs w:val="21"/>
+          <w14:ligatures w14:val="none"/>
+        </w:rPr>
+        <w:t>import</w:t>
+      </w:r>
+      <w:r>
+        <w:rPr>
+          <w:rFonts w:ascii="Consolas" w:eastAsia="Times New Roman" w:hAnsi="Consolas" w:cs="Times New Roman"/>
+          <w:color w:val="292929"/>
+          <w:kern w:val="0"/>
+          <w:sz w:val="21"/>
+          <w:szCs w:val="21"/>
+          <w14:ligatures w14:val="none"/>
+        </w:rPr>
+        <w:t xml:space="preserve"> </w:t>
+      </w:r>
+      <w:r>
+        <w:rPr>
+          <w:rFonts w:ascii="Consolas" w:eastAsia="Times New Roman" w:hAnsi="Consolas" w:cs="Times New Roman"/>
+          <w:color w:val="001080"/>
+          <w:kern w:val="0"/>
+          <w:sz w:val="21"/>
+          <w:szCs w:val="21"/>
+          <w14:ligatures w14:val="none"/>
+        </w:rPr>
+        <w:t>React</w:t>
+      </w:r>
+      <w:r>
+        <w:rPr>
+          <w:rFonts w:ascii="Consolas" w:eastAsia="Times New Roman" w:hAnsi="Consolas" w:cs="Times New Roman"/>
+          <w:color w:val="292929"/>
+          <w:kern w:val="0"/>
+          <w:sz w:val="21"/>
+          <w:szCs w:val="21"/>
+          <w14:ligatures w14:val="none"/>
+        </w:rPr>
+        <w:t xml:space="preserve"> </w:t>
+      </w:r>
+      <w:r>
+        <w:rPr>
+          <w:rFonts w:ascii="Consolas" w:eastAsia="Times New Roman" w:hAnsi="Consolas" w:cs="Times New Roman"/>
+          <w:color w:val="B5200D"/>
+          <w:kern w:val="0"/>
+          <w:sz w:val="21"/>
+          <w:szCs w:val="21"/>
+          <w14:ligatures w14:val="none"/>
+        </w:rPr>
+        <w:t>from</w:t>
+      </w:r>
+      <w:r>
+        <w:rPr>
+          <w:rFonts w:ascii="Consolas" w:eastAsia="Times New Roman" w:hAnsi="Consolas" w:cs="Times New Roman"/>
+          <w:color w:val="292929"/>
+          <w:kern w:val="0"/>
+          <w:sz w:val="21"/>
+          <w:szCs w:val="21"/>
+          <w14:ligatures w14:val="none"/>
+        </w:rPr>
+        <w:t xml:space="preserve"> </w:t>
+      </w:r>
+      <w:r>
+        <w:rPr>
+          <w:rFonts w:ascii="Consolas" w:eastAsia="Times New Roman" w:hAnsi="Consolas" w:cs="Times New Roman"/>
+          <w:color w:val="0F4A85"/>
+          <w:kern w:val="0"/>
+          <w:sz w:val="21"/>
+          <w:szCs w:val="21"/>
+          <w14:ligatures w14:val="none"/>
+        </w:rPr>
+        <w:t>"react"</w:t>
+      </w:r>
+      <w:r>
+        <w:rPr>
+          <w:rFonts w:ascii="Consolas" w:eastAsia="Times New Roman" w:hAnsi="Consolas" w:cs="Times New Roman"/>
+          <w:color w:val="292929"/>
+          <w:kern w:val="0"/>
+          <w:sz w:val="21"/>
+          <w:szCs w:val="21"/>
+          <w14:ligatures w14:val="none"/>
+        </w:rPr>
+        <w:t>;</w:t>
+      </w:r>
+    </w:p>
+    <w:p>
+      <w:pPr>
+        <w:shd w:val="clear" w:color="auto" w:fill="FFFFFF"/>
+        <w:spacing w:after="0" w:line="285" w:lineRule="atLeast"/>
+        <w:rPr>
+          <w:rFonts w:ascii="Consolas" w:eastAsia="Times New Roman" w:hAnsi="Consolas" w:cs="Times New Roman"/>
+          <w:color w:val="292929"/>
+          <w:kern w:val="0"/>
+          <w:sz w:val="21"/>
+          <w:szCs w:val="21"/>
+          <w14:ligatures w14:val="none"/>
+        </w:rPr>
+      </w:pPr>
+      <w:r>
+        <w:rPr>
+          <w:rFonts w:ascii="Consolas" w:eastAsia="Times New Roman" w:hAnsi="Consolas" w:cs="Times New Roman"/>
+          <w:color w:val="B5200D"/>
+          <w:kern w:val="0"/>
+          <w:sz w:val="21"/>
+          <w:szCs w:val="21"/>
+          <w14:ligatures w14:val="none"/>
+        </w:rPr>
+        <w:t>import</w:t>
+      </w:r>
+      <w:r>
+        <w:rPr>
+          <w:rFonts w:ascii="Consolas" w:eastAsia="Times New Roman" w:hAnsi="Consolas" w:cs="Times New Roman"/>
+          <w:color w:val="292929"/>
+          <w:kern w:val="0"/>
+          <w:sz w:val="21"/>
+          <w:szCs w:val="21"/>
+          <w14:ligatures w14:val="none"/>
+        </w:rPr>
+        <w:t xml:space="preserve"> </w:t>
+      </w:r>
+      <w:proofErr w:type="spellStart"/>
+      <w:r>
+        <w:rPr>
+          <w:rFonts w:ascii="Consolas" w:eastAsia="Times New Roman" w:hAnsi="Consolas" w:cs="Times New Roman"/>
+          <w:color w:val="001080"/>
+          <w:kern w:val="0"/>
+          <w:sz w:val="21"/>
+          <w:szCs w:val="21"/>
+          <w14:ligatures w14:val="none"/>
+        </w:rPr>
+        <w:t>ReactDOM</w:t>
+      </w:r>
+      <w:proofErr w:type="spellEnd"/>
+      <w:r>
+        <w:rPr>
+          <w:rFonts w:ascii="Consolas" w:eastAsia="Times New Roman" w:hAnsi="Consolas" w:cs="Times New Roman"/>
+          <w:color w:val="292929"/>
+          <w:kern w:val="0"/>
+          <w:sz w:val="21"/>
+          <w:szCs w:val="21"/>
+          <w14:ligatures w14:val="none"/>
+        </w:rPr>
+        <w:t xml:space="preserve"> </w:t>
+      </w:r>
+      <w:r>
+        <w:rPr>
+          <w:rFonts w:ascii="Consolas" w:eastAsia="Times New Roman" w:hAnsi="Consolas" w:cs="Times New Roman"/>
+          <w:color w:val="B5200D"/>
+          <w:kern w:val="0"/>
+          <w:sz w:val="21"/>
+          <w:szCs w:val="21"/>
+          <w14:ligatures w14:val="none"/>
+        </w:rPr>
+        <w:t>from</w:t>
+      </w:r>
+      <w:r>
+        <w:rPr>
+          <w:rFonts w:ascii="Consolas" w:eastAsia="Times New Roman" w:hAnsi="Consolas" w:cs="Times New Roman"/>
+          <w:color w:val="292929"/>
+          <w:kern w:val="0"/>
+          <w:sz w:val="21"/>
+          <w:szCs w:val="21"/>
+          <w14:ligatures w14:val="none"/>
+        </w:rPr>
+        <w:t xml:space="preserve"> </w:t>
+      </w:r>
+      <w:r>
+        <w:rPr>
+          <w:rFonts w:ascii="Consolas" w:eastAsia="Times New Roman" w:hAnsi="Consolas" w:cs="Times New Roman"/>
+          <w:color w:val="0F4A85"/>
+          <w:kern w:val="0"/>
+          <w:sz w:val="21"/>
+          <w:szCs w:val="21"/>
+          <w14:ligatures w14:val="none"/>
+        </w:rPr>
+        <w:t>"react-</w:t>
+      </w:r>
+      <w:proofErr w:type="spellStart"/>
+      <w:r>
+        <w:rPr>
+          <w:rFonts w:ascii="Consolas" w:eastAsia="Times New Roman" w:hAnsi="Consolas" w:cs="Times New Roman"/>
+          <w:color w:val="0F4A85"/>
+          <w:kern w:val="0"/>
+          <w:sz w:val="21"/>
+          <w:szCs w:val="21"/>
+          <w14:ligatures w14:val="none"/>
+        </w:rPr>
+        <w:t>dom</w:t>
+      </w:r>
+      <w:proofErr w:type="spellEnd"/>
+      <w:r>
+        <w:rPr>
+          <w:rFonts w:ascii="Consolas" w:eastAsia="Times New Roman" w:hAnsi="Consolas" w:cs="Times New Roman"/>
+          <w:color w:val="0F4A85"/>
+          <w:kern w:val="0"/>
+          <w:sz w:val="21"/>
+          <w:szCs w:val="21"/>
+          <w14:ligatures w14:val="none"/>
+        </w:rPr>
+        <w:t>/client"</w:t>
+      </w:r>
+      <w:r>
+        <w:rPr>
+          <w:rFonts w:ascii="Consolas" w:eastAsia="Times New Roman" w:hAnsi="Consolas" w:cs="Times New Roman"/>
+          <w:color w:val="292929"/>
+          <w:kern w:val="0"/>
+          <w:sz w:val="21"/>
+          <w:szCs w:val="21"/>
+          <w14:ligatures w14:val="none"/>
+        </w:rPr>
+        <w:t>;</w:t>
+      </w:r>
+    </w:p>
+    <w:p>
+      <w:pPr>
+        <w:shd w:val="clear" w:color="auto" w:fill="FFFFFF"/>
+        <w:spacing w:after="0" w:line="285" w:lineRule="atLeast"/>
+        <w:rPr>
+          <w:rFonts w:ascii="Consolas" w:eastAsia="Times New Roman" w:hAnsi="Consolas" w:cs="Times New Roman"/>
+          <w:color w:val="292929"/>
+          <w:kern w:val="0"/>
+          <w:sz w:val="21"/>
+          <w:szCs w:val="21"/>
+          <w14:ligatures w14:val="none"/>
+        </w:rPr>
+      </w:pPr>
+      <w:r>
+        <w:rPr>
+          <w:rFonts w:ascii="Consolas" w:eastAsia="Times New Roman" w:hAnsi="Consolas" w:cs="Times New Roman"/>
+          <w:color w:val="B5200D"/>
+          <w:kern w:val="0"/>
+          <w:sz w:val="21"/>
+          <w:szCs w:val="21"/>
+          <w14:ligatures w14:val="none"/>
+        </w:rPr>
+        <w:t>import</w:t>
+      </w:r>
+      <w:r>
+        <w:rPr>
+          <w:rFonts w:ascii="Consolas" w:eastAsia="Times New Roman" w:hAnsi="Consolas" w:cs="Times New Roman"/>
+          <w:color w:val="292929"/>
+          <w:kern w:val="0"/>
+          <w:sz w:val="21"/>
+          <w:szCs w:val="21"/>
+          <w14:ligatures w14:val="none"/>
+        </w:rPr>
+        <w:t xml:space="preserve"> </w:t>
+      </w:r>
+      <w:r>
+        <w:rPr>
+          <w:rFonts w:ascii="Consolas" w:eastAsia="Times New Roman" w:hAnsi="Consolas" w:cs="Times New Roman"/>
+          <w:color w:val="0F4A85"/>
+          <w:kern w:val="0"/>
+          <w:sz w:val="21"/>
+          <w:szCs w:val="21"/>
+          <w14:ligatures w14:val="none"/>
+        </w:rPr>
+        <w:t>"./index.css"</w:t>
+      </w:r>
+      <w:r>
+        <w:rPr>
+          <w:rFonts w:ascii="Consolas" w:eastAsia="Times New Roman" w:hAnsi="Consolas" w:cs="Times New Roman"/>
+          <w:color w:val="292929"/>
+          <w:kern w:val="0"/>
+          <w:sz w:val="21"/>
+          <w:szCs w:val="21"/>
+          <w14:ligatures w14:val="none"/>
+        </w:rPr>
+        <w:t>;</w:t>
+      </w:r>
+    </w:p>
+    <w:p>
+      <w:pPr>
+        <w:shd w:val="clear" w:color="auto" w:fill="FFFFFF"/>
+        <w:spacing w:after="0" w:line="285" w:lineRule="atLeast"/>
+        <w:rPr>
+          <w:rFonts w:ascii="Consolas" w:eastAsia="Times New Roman" w:hAnsi="Consolas" w:cs="Times New Roman"/>
+          <w:color w:val="292929"/>
+          <w:kern w:val="0"/>
+          <w:sz w:val="21"/>
+          <w:szCs w:val="21"/>
+          <w14:ligatures w14:val="none"/>
+        </w:rPr>
+      </w:pPr>
+      <w:r>
+        <w:rPr>
+          <w:rFonts w:ascii="Consolas" w:eastAsia="Times New Roman" w:hAnsi="Consolas" w:cs="Times New Roman"/>
+          <w:color w:val="B5200D"/>
+          <w:kern w:val="0"/>
+          <w:sz w:val="21"/>
+          <w:szCs w:val="21"/>
+          <w14:ligatures w14:val="none"/>
+        </w:rPr>
+        <w:t>import</w:t>
+      </w:r>
+      <w:r>
+        <w:rPr>
+          <w:rFonts w:ascii="Consolas" w:eastAsia="Times New Roman" w:hAnsi="Consolas" w:cs="Times New Roman"/>
+          <w:color w:val="292929"/>
+          <w:kern w:val="0"/>
+          <w:sz w:val="21"/>
+          <w:szCs w:val="21"/>
+          <w14:ligatures w14:val="none"/>
+        </w:rPr>
+        <w:t xml:space="preserve"> </w:t>
+      </w:r>
+      <w:r>
+        <w:rPr>
+          <w:rFonts w:ascii="Consolas" w:eastAsia="Times New Roman" w:hAnsi="Consolas" w:cs="Times New Roman"/>
+          <w:color w:val="001080"/>
+          <w:kern w:val="0"/>
+          <w:sz w:val="21"/>
+          <w:szCs w:val="21"/>
+          <w14:ligatures w14:val="none"/>
+        </w:rPr>
+        <w:t>App</w:t>
+      </w:r>
+      <w:r>
+        <w:rPr>
+          <w:rFonts w:ascii="Consolas" w:eastAsia="Times New Roman" w:hAnsi="Consolas" w:cs="Times New Roman"/>
+          <w:color w:val="292929"/>
+          <w:kern w:val="0"/>
+          <w:sz w:val="21"/>
+          <w:szCs w:val="21"/>
+          <w14:ligatures w14:val="none"/>
+        </w:rPr>
+        <w:t xml:space="preserve"> </w:t>
+      </w:r>
+      <w:r>
+        <w:rPr>
+          <w:rFonts w:ascii="Consolas" w:eastAsia="Times New Roman" w:hAnsi="Consolas" w:cs="Times New Roman"/>
+          <w:color w:val="B5200D"/>
+          <w:kern w:val="0"/>
+          <w:sz w:val="21"/>
+          <w:szCs w:val="21"/>
+          <w14:ligatures w14:val="none"/>
+        </w:rPr>
+        <w:t>from</w:t>
+      </w:r>
+      <w:r>
+        <w:rPr>
+          <w:rFonts w:ascii="Consolas" w:eastAsia="Times New Roman" w:hAnsi="Consolas" w:cs="Times New Roman"/>
+          <w:color w:val="292929"/>
+          <w:kern w:val="0"/>
+          <w:sz w:val="21"/>
+          <w:szCs w:val="21"/>
+          <w14:ligatures w14:val="none"/>
+        </w:rPr>
+        <w:t xml:space="preserve"> </w:t>
+      </w:r>
+      <w:proofErr w:type="gramStart"/>
+      <w:r>
+        <w:rPr>
+          <w:rFonts w:ascii="Consolas" w:eastAsia="Times New Roman" w:hAnsi="Consolas" w:cs="Times New Roman"/>
+          <w:color w:val="0F4A85"/>
+          <w:kern w:val="0"/>
+          <w:sz w:val="21"/>
+          <w:szCs w:val="21"/>
+          <w14:ligatures w14:val="none"/>
+        </w:rPr>
+        <w:t>"./</w:t>
+      </w:r>
+      <w:proofErr w:type="gramEnd"/>
+      <w:r>
+        <w:rPr>
+          <w:rFonts w:ascii="Consolas" w:eastAsia="Times New Roman" w:hAnsi="Consolas" w:cs="Times New Roman"/>
+          <w:color w:val="0F4A85"/>
+          <w:kern w:val="0"/>
+          <w:sz w:val="21"/>
+          <w:szCs w:val="21"/>
+          <w14:ligatures w14:val="none"/>
+        </w:rPr>
+        <w:t>App"</w:t>
+      </w:r>
+      <w:r>
+        <w:rPr>
+          <w:rFonts w:ascii="Consolas" w:eastAsia="Times New Roman" w:hAnsi="Consolas" w:cs="Times New Roman"/>
+          <w:color w:val="292929"/>
+          <w:kern w:val="0"/>
+          <w:sz w:val="21"/>
+          <w:szCs w:val="21"/>
+          <w14:ligatures w14:val="none"/>
+        </w:rPr>
+        <w:t>;</w:t>
+      </w:r>
+    </w:p>
+    <w:p>
+      <w:pPr>
+        <w:shd w:val="clear" w:color="auto" w:fill="FFFFFF"/>
+        <w:spacing w:after="0" w:line="285" w:lineRule="atLeast"/>
+        <w:rPr>
+          <w:rFonts w:ascii="Consolas" w:eastAsia="Times New Roman" w:hAnsi="Consolas" w:cs="Times New Roman"/>
+          <w:color w:val="292929"/>
+          <w:kern w:val="0"/>
+          <w:sz w:val="21"/>
+          <w:szCs w:val="21"/>
+          <w14:ligatures w14:val="none"/>
+        </w:rPr>
+      </w:pPr>
+      <w:r>
+        <w:rPr>
+          <w:rFonts w:ascii="Consolas" w:eastAsia="Times New Roman" w:hAnsi="Consolas" w:cs="Times New Roman"/>
+          <w:color w:val="B5200D"/>
+          <w:kern w:val="0"/>
+          <w:sz w:val="21"/>
+          <w:szCs w:val="21"/>
+          <w14:ligatures w14:val="none"/>
+        </w:rPr>
+        <w:t>import</w:t>
+      </w:r>
+      <w:r>
+        <w:rPr>
+          <w:rFonts w:ascii="Consolas" w:eastAsia="Times New Roman" w:hAnsi="Consolas" w:cs="Times New Roman"/>
+          <w:color w:val="292929"/>
+          <w:kern w:val="0"/>
+          <w:sz w:val="21"/>
+          <w:szCs w:val="21"/>
+          <w14:ligatures w14:val="none"/>
+        </w:rPr>
+        <w:t xml:space="preserve"> </w:t>
+      </w:r>
+      <w:proofErr w:type="spellStart"/>
+      <w:r>
+        <w:rPr>
+          <w:rFonts w:ascii="Consolas" w:eastAsia="Times New Roman" w:hAnsi="Consolas" w:cs="Times New Roman"/>
+          <w:color w:val="001080"/>
+          <w:kern w:val="0"/>
+          <w:sz w:val="21"/>
+          <w:szCs w:val="21"/>
+          <w14:ligatures w14:val="none"/>
+        </w:rPr>
+        <w:t>reportWebVitals</w:t>
+      </w:r>
+      <w:proofErr w:type="spellEnd"/>
+      <w:r>
+        <w:rPr>
+          <w:rFonts w:ascii="Consolas" w:eastAsia="Times New Roman" w:hAnsi="Consolas" w:cs="Times New Roman"/>
+          <w:color w:val="292929"/>
+          <w:kern w:val="0"/>
+          <w:sz w:val="21"/>
+          <w:szCs w:val="21"/>
+          <w14:ligatures w14:val="none"/>
+        </w:rPr>
+        <w:t xml:space="preserve"> </w:t>
+      </w:r>
+      <w:r>
+        <w:rPr>
+          <w:rFonts w:ascii="Consolas" w:eastAsia="Times New Roman" w:hAnsi="Consolas" w:cs="Times New Roman"/>
+          <w:color w:val="B5200D"/>
+          <w:kern w:val="0"/>
+          <w:sz w:val="21"/>
+          <w:szCs w:val="21"/>
+          <w14:ligatures w14:val="none"/>
+        </w:rPr>
+        <w:t>from</w:t>
+      </w:r>
+      <w:r>
+        <w:rPr>
+          <w:rFonts w:ascii="Consolas" w:eastAsia="Times New Roman" w:hAnsi="Consolas" w:cs="Times New Roman"/>
+          <w:color w:val="292929"/>
+          <w:kern w:val="0"/>
+          <w:sz w:val="21"/>
+          <w:szCs w:val="21"/>
+          <w14:ligatures w14:val="none"/>
+        </w:rPr>
+        <w:t xml:space="preserve"> </w:t>
+      </w:r>
+      <w:proofErr w:type="gramStart"/>
+      <w:r>
+        <w:rPr>
+          <w:rFonts w:ascii="Consolas" w:eastAsia="Times New Roman" w:hAnsi="Consolas" w:cs="Times New Roman"/>
+          <w:color w:val="0F4A85"/>
+          <w:kern w:val="0"/>
+          <w:sz w:val="21"/>
+          <w:szCs w:val="21"/>
+          <w14:ligatures w14:val="none"/>
+        </w:rPr>
+        <w:t>"./</w:t>
+      </w:r>
+      <w:proofErr w:type="spellStart"/>
+      <w:proofErr w:type="gramEnd"/>
+      <w:r>
+        <w:rPr>
+          <w:rFonts w:ascii="Consolas" w:eastAsia="Times New Roman" w:hAnsi="Consolas" w:cs="Times New Roman"/>
+          <w:color w:val="0F4A85"/>
+          <w:kern w:val="0"/>
+          <w:sz w:val="21"/>
+          <w:szCs w:val="21"/>
+          <w14:ligatures w14:val="none"/>
+        </w:rPr>
+        <w:t>reportWebVitals</w:t>
+      </w:r>
+      <w:proofErr w:type="spellEnd"/>
+      <w:r>
+        <w:rPr>
+          <w:rFonts w:ascii="Consolas" w:eastAsia="Times New Roman" w:hAnsi="Consolas" w:cs="Times New Roman"/>
+          <w:color w:val="0F4A85"/>
+          <w:kern w:val="0"/>
+          <w:sz w:val="21"/>
+          <w:szCs w:val="21"/>
+          <w14:ligatures w14:val="none"/>
+        </w:rPr>
+        <w:t>"</w:t>
+      </w:r>
+      <w:r>
+        <w:rPr>
+          <w:rFonts w:ascii="Consolas" w:eastAsia="Times New Roman" w:hAnsi="Consolas" w:cs="Times New Roman"/>
+          <w:color w:val="292929"/>
+          <w:kern w:val="0"/>
+          <w:sz w:val="21"/>
+          <w:szCs w:val="21"/>
+          <w14:ligatures w14:val="none"/>
+        </w:rPr>
+        <w:t>;</w:t>
+      </w:r>
+    </w:p>
+    <w:p>
+      <w:pPr>
+        <w:shd w:val="clear" w:color="auto" w:fill="FFFFFF"/>
+        <w:spacing w:after="0" w:line="285" w:lineRule="atLeast"/>
+        <w:rPr>
+          <w:rFonts w:ascii="Consolas" w:eastAsia="Times New Roman" w:hAnsi="Consolas" w:cs="Times New Roman"/>
+          <w:color w:val="292929"/>
+          <w:kern w:val="0"/>
+          <w:sz w:val="21"/>
+          <w:szCs w:val="21"/>
+          <w14:ligatures w14:val="none"/>
+        </w:rPr>
+      </w:pPr>
+      <w:r>
+        <w:rPr>
+          <w:rFonts w:ascii="Consolas" w:eastAsia="Times New Roman" w:hAnsi="Consolas" w:cs="Times New Roman"/>
+          <w:color w:val="B5200D"/>
+          <w:kern w:val="0"/>
+          <w:sz w:val="21"/>
+          <w:szCs w:val="21"/>
+          <w14:ligatures w14:val="none"/>
+        </w:rPr>
+        <w:t>import</w:t>
+      </w:r>
+      <w:r>
+        <w:rPr>
+          <w:rFonts w:ascii="Consolas" w:eastAsia="Times New Roman" w:hAnsi="Consolas" w:cs="Times New Roman"/>
+          <w:color w:val="292929"/>
+          <w:kern w:val="0"/>
+          <w:sz w:val="21"/>
+          <w:szCs w:val="21"/>
+          <w14:ligatures w14:val="none"/>
+        </w:rPr>
+        <w:t xml:space="preserve"> </w:t>
+      </w:r>
+      <w:proofErr w:type="spellStart"/>
+      <w:r>
+        <w:rPr>
+          <w:rFonts w:ascii="Consolas" w:eastAsia="Times New Roman" w:hAnsi="Consolas" w:cs="Times New Roman"/>
+          <w:color w:val="001080"/>
+          <w:kern w:val="0"/>
+          <w:sz w:val="21"/>
+          <w:szCs w:val="21"/>
+          <w14:ligatures w14:val="none"/>
+        </w:rPr>
+        <w:t>NamePerson</w:t>
+      </w:r>
+      <w:proofErr w:type="spellEnd"/>
+      <w:r>
+        <w:rPr>
+          <w:rFonts w:ascii="Consolas" w:eastAsia="Times New Roman" w:hAnsi="Consolas" w:cs="Times New Roman"/>
+          <w:color w:val="292929"/>
+          <w:kern w:val="0"/>
+          <w:sz w:val="21"/>
+          <w:szCs w:val="21"/>
+          <w14:ligatures w14:val="none"/>
+        </w:rPr>
+        <w:t xml:space="preserve"> </w:t>
+      </w:r>
+      <w:r>
+        <w:rPr>
+          <w:rFonts w:ascii="Consolas" w:eastAsia="Times New Roman" w:hAnsi="Consolas" w:cs="Times New Roman"/>
+          <w:color w:val="B5200D"/>
+          <w:kern w:val="0"/>
+          <w:sz w:val="21"/>
+          <w:szCs w:val="21"/>
+          <w14:ligatures w14:val="none"/>
+        </w:rPr>
+        <w:t>from</w:t>
+      </w:r>
+      <w:r>
+        <w:rPr>
+          <w:rFonts w:ascii="Consolas" w:eastAsia="Times New Roman" w:hAnsi="Consolas" w:cs="Times New Roman"/>
+          <w:color w:val="292929"/>
+          <w:kern w:val="0"/>
+          <w:sz w:val="21"/>
+          <w:szCs w:val="21"/>
+          <w14:ligatures w14:val="none"/>
+        </w:rPr>
+        <w:t xml:space="preserve"> </w:t>
+      </w:r>
+      <w:proofErr w:type="gramStart"/>
+      <w:r>
+        <w:rPr>
+          <w:rFonts w:ascii="Consolas" w:eastAsia="Times New Roman" w:hAnsi="Consolas" w:cs="Times New Roman"/>
+          <w:color w:val="0F4A85"/>
+          <w:kern w:val="0"/>
+          <w:sz w:val="21"/>
+          <w:szCs w:val="21"/>
+          <w14:ligatures w14:val="none"/>
+        </w:rPr>
+        <w:t>"./</w:t>
+      </w:r>
+      <w:proofErr w:type="spellStart"/>
+      <w:proofErr w:type="gramEnd"/>
+      <w:r>
+        <w:rPr>
+          <w:rFonts w:ascii="Consolas" w:eastAsia="Times New Roman" w:hAnsi="Consolas" w:cs="Times New Roman"/>
+          <w:color w:val="0F4A85"/>
+          <w:kern w:val="0"/>
+          <w:sz w:val="21"/>
+          <w:szCs w:val="21"/>
+          <w14:ligatures w14:val="none"/>
+        </w:rPr>
+        <w:t>NamePerson</w:t>
+      </w:r>
+      <w:proofErr w:type="spellEnd"/>
+      <w:r>
+        <w:rPr>
+          <w:rFonts w:ascii="Consolas" w:eastAsia="Times New Roman" w:hAnsi="Consolas" w:cs="Times New Roman"/>
+          <w:color w:val="0F4A85"/>
+          <w:kern w:val="0"/>
+          <w:sz w:val="21"/>
+          <w:szCs w:val="21"/>
+          <w14:ligatures w14:val="none"/>
+        </w:rPr>
+        <w:t>"</w:t>
+      </w:r>
+      <w:r>
+        <w:rPr>
+          <w:rFonts w:ascii="Consolas" w:eastAsia="Times New Roman" w:hAnsi="Consolas" w:cs="Times New Roman"/>
+          <w:color w:val="292929"/>
+          <w:kern w:val="0"/>
+          <w:sz w:val="21"/>
+          <w:szCs w:val="21"/>
+          <w14:ligatures w14:val="none"/>
+        </w:rPr>
+        <w:t>;</w:t>
+      </w:r>
+    </w:p>
+    <w:p>
+      <w:pPr>
+        <w:shd w:val="clear" w:color="auto" w:fill="FFFFFF"/>
+        <w:spacing w:after="0" w:line="285" w:lineRule="atLeast"/>
+        <w:rPr>
+          <w:rFonts w:ascii="Consolas" w:eastAsia="Times New Roman" w:hAnsi="Consolas" w:cs="Times New Roman"/>
+          <w:color w:val="292929"/>
+          <w:kern w:val="0"/>
+          <w:sz w:val="21"/>
+          <w:szCs w:val="21"/>
+          <w14:ligatures w14:val="none"/>
+        </w:rPr>
+      </w:pPr>
+    </w:p>
+    <w:p>
+      <w:pPr>
+        <w:shd w:val="clear" w:color="auto" w:fill="FFFFFF"/>
+        <w:spacing w:after="0" w:line="285" w:lineRule="atLeast"/>
+        <w:rPr>
+          <w:rFonts w:ascii="Consolas" w:eastAsia="Times New Roman" w:hAnsi="Consolas" w:cs="Times New Roman"/>
+          <w:color w:val="292929"/>
+          <w:kern w:val="0"/>
+          <w:sz w:val="21"/>
+          <w:szCs w:val="21"/>
+          <w14:ligatures w14:val="none"/>
+        </w:rPr>
+      </w:pPr>
+      <w:r>
+        <w:rPr>
+          <w:rFonts w:ascii="Consolas" w:eastAsia="Times New Roman" w:hAnsi="Consolas" w:cs="Times New Roman"/>
+          <w:color w:val="0F4A85"/>
+          <w:kern w:val="0"/>
+          <w:sz w:val="21"/>
+          <w:szCs w:val="21"/>
+          <w14:ligatures w14:val="none"/>
+        </w:rPr>
+        <w:t>const</w:t>
+      </w:r>
+      <w:r>
+        <w:rPr>
+          <w:rFonts w:ascii="Consolas" w:eastAsia="Times New Roman" w:hAnsi="Consolas" w:cs="Times New Roman"/>
+          <w:color w:val="292929"/>
+          <w:kern w:val="0"/>
+          <w:sz w:val="21"/>
+          <w:szCs w:val="21"/>
+          <w14:ligatures w14:val="none"/>
+        </w:rPr>
+        <w:t xml:space="preserve"> </w:t>
+      </w:r>
+      <w:r>
+        <w:rPr>
+          <w:rFonts w:ascii="Consolas" w:eastAsia="Times New Roman" w:hAnsi="Consolas" w:cs="Times New Roman"/>
+          <w:color w:val="02715D"/>
+          <w:kern w:val="0"/>
+          <w:sz w:val="21"/>
+          <w:szCs w:val="21"/>
+          <w14:ligatures w14:val="none"/>
+        </w:rPr>
+        <w:t>root</w:t>
+      </w:r>
+      <w:r>
+        <w:rPr>
+          <w:rFonts w:ascii="Consolas" w:eastAsia="Times New Roman" w:hAnsi="Consolas" w:cs="Times New Roman"/>
+          <w:color w:val="292929"/>
+          <w:kern w:val="0"/>
+          <w:sz w:val="21"/>
+          <w:szCs w:val="21"/>
+          <w14:ligatures w14:val="none"/>
+        </w:rPr>
+        <w:t xml:space="preserve"> </w:t>
+      </w:r>
+      <w:r>
+        <w:rPr>
+          <w:rFonts w:ascii="Consolas" w:eastAsia="Times New Roman" w:hAnsi="Consolas" w:cs="Times New Roman"/>
+          <w:color w:val="000000"/>
+          <w:kern w:val="0"/>
+          <w:sz w:val="21"/>
+          <w:szCs w:val="21"/>
+          <w14:ligatures w14:val="none"/>
+        </w:rPr>
+        <w:t>=</w:t>
+      </w:r>
+      <w:r>
+        <w:rPr>
+          <w:rFonts w:ascii="Consolas" w:eastAsia="Times New Roman" w:hAnsi="Consolas" w:cs="Times New Roman"/>
+          <w:color w:val="292929"/>
+          <w:kern w:val="0"/>
+          <w:sz w:val="21"/>
+          <w:szCs w:val="21"/>
+          <w14:ligatures w14:val="none"/>
+        </w:rPr>
+        <w:t xml:space="preserve"> </w:t>
+      </w:r>
+      <w:proofErr w:type="spellStart"/>
+      <w:r>
+        <w:rPr>
+          <w:rFonts w:ascii="Consolas" w:eastAsia="Times New Roman" w:hAnsi="Consolas" w:cs="Times New Roman"/>
+          <w:color w:val="001080"/>
+          <w:kern w:val="0"/>
+          <w:sz w:val="21"/>
+          <w:szCs w:val="21"/>
+          <w14:ligatures w14:val="none"/>
+        </w:rPr>
+        <w:t>ReactDOM</w:t>
+      </w:r>
+      <w:r>
+        <w:rPr>
+          <w:rFonts w:ascii="Consolas" w:eastAsia="Times New Roman" w:hAnsi="Consolas" w:cs="Times New Roman"/>
+          <w:color w:val="292929"/>
+          <w:kern w:val="0"/>
+          <w:sz w:val="21"/>
+          <w:szCs w:val="21"/>
+          <w14:ligatures w14:val="none"/>
+        </w:rPr>
+        <w:t>.</w:t>
+      </w:r>
+      <w:r>
+        <w:rPr>
+          <w:rFonts w:ascii="Consolas" w:eastAsia="Times New Roman" w:hAnsi="Consolas" w:cs="Times New Roman"/>
+          <w:color w:val="5E2CBC"/>
+          <w:kern w:val="0"/>
+          <w:sz w:val="21"/>
+          <w:szCs w:val="21"/>
+          <w14:ligatures w14:val="none"/>
+        </w:rPr>
+        <w:t>createRoot</w:t>
+      </w:r>
+      <w:proofErr w:type="spellEnd"/>
+      <w:r>
+        <w:rPr>
+          <w:rFonts w:ascii="Consolas" w:eastAsia="Times New Roman" w:hAnsi="Consolas" w:cs="Times New Roman"/>
+          <w:color w:val="292929"/>
+          <w:kern w:val="0"/>
+          <w:sz w:val="21"/>
+          <w:szCs w:val="21"/>
+          <w14:ligatures w14:val="none"/>
+        </w:rPr>
+        <w:t>(</w:t>
+      </w:r>
+      <w:proofErr w:type="spellStart"/>
+      <w:proofErr w:type="gramStart"/>
+      <w:r>
+        <w:rPr>
+          <w:rFonts w:ascii="Consolas" w:eastAsia="Times New Roman" w:hAnsi="Consolas" w:cs="Times New Roman"/>
+          <w:color w:val="001080"/>
+          <w:kern w:val="0"/>
+          <w:sz w:val="21"/>
+          <w:szCs w:val="21"/>
+          <w14:ligatures w14:val="none"/>
+        </w:rPr>
+        <w:t>document</w:t>
+      </w:r>
+      <w:r>
+        <w:rPr>
+          <w:rFonts w:ascii="Consolas" w:eastAsia="Times New Roman" w:hAnsi="Consolas" w:cs="Times New Roman"/>
+          <w:color w:val="292929"/>
+          <w:kern w:val="0"/>
+          <w:sz w:val="21"/>
+          <w:szCs w:val="21"/>
+          <w14:ligatures w14:val="none"/>
+        </w:rPr>
+        <w:t>.</w:t>
+      </w:r>
+      <w:r>
+        <w:rPr>
+          <w:rFonts w:ascii="Consolas" w:eastAsia="Times New Roman" w:hAnsi="Consolas" w:cs="Times New Roman"/>
+          <w:color w:val="5E2CBC"/>
+          <w:kern w:val="0"/>
+          <w:sz w:val="21"/>
+          <w:szCs w:val="21"/>
+          <w14:ligatures w14:val="none"/>
+        </w:rPr>
+        <w:t>getElementById</w:t>
+      </w:r>
+      <w:proofErr w:type="spellEnd"/>
+      <w:proofErr w:type="gramEnd"/>
+      <w:r>
+        <w:rPr>
+          <w:rFonts w:ascii="Consolas" w:eastAsia="Times New Roman" w:hAnsi="Consolas" w:cs="Times New Roman"/>
+          <w:color w:val="292929"/>
+          <w:kern w:val="0"/>
+          <w:sz w:val="21"/>
+          <w:szCs w:val="21"/>
+          <w14:ligatures w14:val="none"/>
+        </w:rPr>
+        <w:t>(</w:t>
+      </w:r>
+      <w:r>
+        <w:rPr>
+          <w:rFonts w:ascii="Consolas" w:eastAsia="Times New Roman" w:hAnsi="Consolas" w:cs="Times New Roman"/>
+          <w:color w:val="0F4A85"/>
+          <w:kern w:val="0"/>
+          <w:sz w:val="21"/>
+          <w:szCs w:val="21"/>
+          <w14:ligatures w14:val="none"/>
+        </w:rPr>
+        <w:t>"root"</w:t>
+      </w:r>
+      <w:r>
+        <w:rPr>
+          <w:rFonts w:ascii="Consolas" w:eastAsia="Times New Roman" w:hAnsi="Consolas" w:cs="Times New Roman"/>
+          <w:color w:val="292929"/>
+          <w:kern w:val="0"/>
+          <w:sz w:val="21"/>
+          <w:szCs w:val="21"/>
+          <w14:ligatures w14:val="none"/>
+        </w:rPr>
+        <w:t>));</w:t>
+      </w:r>
+    </w:p>
+    <w:p>
+      <w:pPr>
+        <w:shd w:val="clear" w:color="auto" w:fill="FFFFFF"/>
+        <w:spacing w:after="0" w:line="285" w:lineRule="atLeast"/>
+        <w:rPr>
+          <w:rFonts w:ascii="Consolas" w:eastAsia="Times New Roman" w:hAnsi="Consolas" w:cs="Times New Roman"/>
+          <w:color w:val="292929"/>
+          <w:kern w:val="0"/>
+          <w:sz w:val="21"/>
+          <w:szCs w:val="21"/>
+          <w14:ligatures w14:val="none"/>
+        </w:rPr>
+      </w:pPr>
+      <w:proofErr w:type="spellStart"/>
+      <w:proofErr w:type="gramStart"/>
+      <w:r>
+        <w:rPr>
+          <w:rFonts w:ascii="Consolas" w:eastAsia="Times New Roman" w:hAnsi="Consolas" w:cs="Times New Roman"/>
+          <w:color w:val="001080"/>
+          <w:kern w:val="0"/>
+          <w:sz w:val="21"/>
+          <w:szCs w:val="21"/>
+          <w14:ligatures w14:val="none"/>
+        </w:rPr>
+        <w:t>root</w:t>
+      </w:r>
+      <w:r>
+        <w:rPr>
+          <w:rFonts w:ascii="Consolas" w:eastAsia="Times New Roman" w:hAnsi="Consolas" w:cs="Times New Roman"/>
+          <w:color w:val="292929"/>
+          <w:kern w:val="0"/>
+          <w:sz w:val="21"/>
+          <w:szCs w:val="21"/>
+          <w14:ligatures w14:val="none"/>
+        </w:rPr>
+        <w:t>.</w:t>
+      </w:r>
+      <w:r>
+        <w:rPr>
+          <w:rFonts w:ascii="Consolas" w:eastAsia="Times New Roman" w:hAnsi="Consolas" w:cs="Times New Roman"/>
+          <w:color w:val="5E2CBC"/>
+          <w:kern w:val="0"/>
+          <w:sz w:val="21"/>
+          <w:szCs w:val="21"/>
+          <w14:ligatures w14:val="none"/>
+        </w:rPr>
+        <w:t>render</w:t>
+      </w:r>
+      <w:proofErr w:type="spellEnd"/>
+      <w:proofErr w:type="gramEnd"/>
+      <w:r>
+        <w:rPr>
+          <w:rFonts w:ascii="Consolas" w:eastAsia="Times New Roman" w:hAnsi="Consolas" w:cs="Times New Roman"/>
+          <w:color w:val="292929"/>
+          <w:kern w:val="0"/>
+          <w:sz w:val="21"/>
+          <w:szCs w:val="21"/>
+          <w14:ligatures w14:val="none"/>
+        </w:rPr>
+        <w:t>(</w:t>
+      </w:r>
+    </w:p>
+    <w:p>
+      <w:pPr>
+        <w:shd w:val="clear" w:color="auto" w:fill="FFFFFF"/>
+        <w:spacing w:after="0" w:line="285" w:lineRule="atLeast"/>
+        <w:rPr>
+          <w:rFonts w:ascii="Consolas" w:eastAsia="Times New Roman" w:hAnsi="Consolas" w:cs="Times New Roman"/>
+          <w:color w:val="292929"/>
+          <w:kern w:val="0"/>
+          <w:sz w:val="21"/>
+          <w:szCs w:val="21"/>
+          <w14:ligatures w14:val="none"/>
+        </w:rPr>
+      </w:pPr>
+      <w:r>
+        <w:rPr>
+          <w:rFonts w:ascii="Consolas" w:eastAsia="Times New Roman" w:hAnsi="Consolas" w:cs="Times New Roman"/>
+          <w:color w:val="292929"/>
+          <w:kern w:val="0"/>
+          <w:sz w:val="21"/>
+          <w:szCs w:val="21"/>
+          <w14:ligatures w14:val="none"/>
+        </w:rPr>
+        <w:t xml:space="preserve">  </w:t>
+      </w:r>
+      <w:r>
+        <w:rPr>
+          <w:rFonts w:ascii="Consolas" w:eastAsia="Times New Roman" w:hAnsi="Consolas" w:cs="Times New Roman"/>
+          <w:color w:val="0F4A85"/>
+          <w:kern w:val="0"/>
+          <w:sz w:val="21"/>
+          <w:szCs w:val="21"/>
+          <w14:ligatures w14:val="none"/>
+        </w:rPr>
+        <w:t>&lt;</w:t>
+      </w:r>
+      <w:proofErr w:type="spellStart"/>
+      <w:r>
+        <w:rPr>
+          <w:rFonts w:ascii="Consolas" w:eastAsia="Times New Roman" w:hAnsi="Consolas" w:cs="Times New Roman"/>
+          <w:color w:val="185E73"/>
+          <w:kern w:val="0"/>
+          <w:sz w:val="21"/>
+          <w:szCs w:val="21"/>
+          <w14:ligatures w14:val="none"/>
+        </w:rPr>
+        <w:t>React.StrictMode</w:t>
+      </w:r>
+      <w:proofErr w:type="spellEnd"/>
+      <w:r>
+        <w:rPr>
+          <w:rFonts w:ascii="Consolas" w:eastAsia="Times New Roman" w:hAnsi="Consolas" w:cs="Times New Roman"/>
+          <w:color w:val="0F4A85"/>
+          <w:kern w:val="0"/>
+          <w:sz w:val="21"/>
+          <w:szCs w:val="21"/>
+          <w14:ligatures w14:val="none"/>
+        </w:rPr>
+        <w:t>&gt;</w:t>
+      </w:r>
+    </w:p>
+    <w:p>
+      <w:pPr>
+        <w:shd w:val="clear" w:color="auto" w:fill="FFFFFF"/>
+        <w:spacing w:after="0" w:line="285" w:lineRule="atLeast"/>
+        <w:rPr>
+          <w:rFonts w:ascii="Consolas" w:eastAsia="Times New Roman" w:hAnsi="Consolas" w:cs="Times New Roman"/>
+          <w:color w:val="292929"/>
+          <w:kern w:val="0"/>
+          <w:sz w:val="21"/>
+          <w:szCs w:val="21"/>
+          <w14:ligatures w14:val="none"/>
+        </w:rPr>
+      </w:pPr>
+      <w:r>
+        <w:rPr>
+          <w:rFonts w:ascii="Consolas" w:eastAsia="Times New Roman" w:hAnsi="Consolas" w:cs="Times New Roman"/>
+          <w:color w:val="292929"/>
+          <w:kern w:val="0"/>
+          <w:sz w:val="21"/>
+          <w:szCs w:val="21"/>
+          <w14:ligatures w14:val="none"/>
+        </w:rPr>
+        <w:t xml:space="preserve">    </w:t>
+      </w:r>
+      <w:r>
+        <w:rPr>
+          <w:rFonts w:ascii="Consolas" w:eastAsia="Times New Roman" w:hAnsi="Consolas" w:cs="Times New Roman"/>
+          <w:color w:val="0F4A85"/>
+          <w:kern w:val="0"/>
+          <w:sz w:val="21"/>
+          <w:szCs w:val="21"/>
+          <w14:ligatures w14:val="none"/>
+        </w:rPr>
+        <w:t>&lt;</w:t>
+      </w:r>
+      <w:r>
+        <w:rPr>
+          <w:rFonts w:ascii="Consolas" w:eastAsia="Times New Roman" w:hAnsi="Consolas" w:cs="Times New Roman"/>
+          <w:color w:val="185E73"/>
+          <w:kern w:val="0"/>
+          <w:sz w:val="21"/>
+          <w:szCs w:val="21"/>
+          <w14:ligatures w14:val="none"/>
+        </w:rPr>
+        <w:t>App</w:t>
+      </w:r>
+      <w:r>
+        <w:rPr>
+          <w:rFonts w:ascii="Consolas" w:eastAsia="Times New Roman" w:hAnsi="Consolas" w:cs="Times New Roman"/>
+          <w:color w:val="292929"/>
+          <w:kern w:val="0"/>
+          <w:sz w:val="21"/>
+          <w:szCs w:val="21"/>
+          <w14:ligatures w14:val="none"/>
+        </w:rPr>
+        <w:t xml:space="preserve"> </w:t>
+      </w:r>
+      <w:r>
+        <w:rPr>
+          <w:rFonts w:ascii="Consolas" w:eastAsia="Times New Roman" w:hAnsi="Consolas" w:cs="Times New Roman"/>
+          <w:color w:val="0F4A85"/>
+          <w:kern w:val="0"/>
+          <w:sz w:val="21"/>
+          <w:szCs w:val="21"/>
+          <w14:ligatures w14:val="none"/>
+        </w:rPr>
+        <w:t>/&gt;</w:t>
+      </w:r>
+    </w:p>
+    <w:p>
+      <w:pPr>
+        <w:shd w:val="clear" w:color="auto" w:fill="FFFFFF"/>
+        <w:spacing w:after="0" w:line="285" w:lineRule="atLeast"/>
+        <w:rPr>
+          <w:rFonts w:ascii="Consolas" w:eastAsia="Times New Roman" w:hAnsi="Consolas" w:cs="Times New Roman"/>
+          <w:color w:val="292929"/>
+          <w:kern w:val="0"/>
+          <w:sz w:val="21"/>
+          <w:szCs w:val="21"/>
+          <w14:ligatures w14:val="none"/>
+        </w:rPr>
+      </w:pPr>
+      <w:r>
+        <w:rPr>
+          <w:rFonts w:ascii="Consolas" w:eastAsia="Times New Roman" w:hAnsi="Consolas" w:cs="Times New Roman"/>
+          <w:color w:val="292929"/>
+          <w:kern w:val="0"/>
+          <w:sz w:val="21"/>
+          <w:szCs w:val="21"/>
+          <w14:ligatures w14:val="none"/>
+        </w:rPr>
+        <w:t xml:space="preserve">    </w:t>
+      </w:r>
+      <w:r>
+        <w:rPr>
+          <w:rFonts w:ascii="Consolas" w:eastAsia="Times New Roman" w:hAnsi="Consolas" w:cs="Times New Roman"/>
+          <w:color w:val="0F4A85"/>
+          <w:kern w:val="0"/>
+          <w:sz w:val="21"/>
+          <w:szCs w:val="21"/>
+          <w14:ligatures w14:val="none"/>
+        </w:rPr>
+        <w:t>&lt;</w:t>
+      </w:r>
+      <w:proofErr w:type="spellStart"/>
+      <w:r>
+        <w:rPr>
+          <w:rFonts w:ascii="Consolas" w:eastAsia="Times New Roman" w:hAnsi="Consolas" w:cs="Times New Roman"/>
+          <w:color w:val="185E73"/>
+          <w:kern w:val="0"/>
+          <w:sz w:val="21"/>
+          <w:szCs w:val="21"/>
+          <w14:ligatures w14:val="none"/>
+        </w:rPr>
+        <w:t>NamePerson</w:t>
+      </w:r>
+      <w:proofErr w:type="spellEnd"/>
+      <w:r>
+        <w:rPr>
+          <w:rFonts w:ascii="Consolas" w:eastAsia="Times New Roman" w:hAnsi="Consolas" w:cs="Times New Roman"/>
+          <w:color w:val="292929"/>
+          <w:kern w:val="0"/>
+          <w:sz w:val="21"/>
+          <w:szCs w:val="21"/>
+          <w14:ligatures w14:val="none"/>
+        </w:rPr>
+        <w:t xml:space="preserve"> </w:t>
+      </w:r>
+      <w:r>
+        <w:rPr>
+          <w:rFonts w:ascii="Consolas" w:eastAsia="Times New Roman" w:hAnsi="Consolas" w:cs="Times New Roman"/>
+          <w:color w:val="0F4A85"/>
+          <w:kern w:val="0"/>
+          <w:sz w:val="21"/>
+          <w:szCs w:val="21"/>
+          <w14:ligatures w14:val="none"/>
+        </w:rPr>
+        <w:t>/&gt;</w:t>
+      </w:r>
+    </w:p>
+    <w:p>
+      <w:pPr>
+        <w:shd w:val="clear" w:color="auto" w:fill="FFFFFF"/>
+        <w:spacing w:after="0" w:line="285" w:lineRule="atLeast"/>
+        <w:rPr>
+          <w:rFonts w:ascii="Consolas" w:eastAsia="Times New Roman" w:hAnsi="Consolas" w:cs="Times New Roman"/>
+          <w:color w:val="292929"/>
+          <w:kern w:val="0"/>
+          <w:sz w:val="21"/>
+          <w:szCs w:val="21"/>
+          <w14:ligatures w14:val="none"/>
+        </w:rPr>
+      </w:pPr>
+      <w:r>
+        <w:rPr>
+          <w:rFonts w:ascii="Consolas" w:eastAsia="Times New Roman" w:hAnsi="Consolas" w:cs="Times New Roman"/>
+          <w:color w:val="292929"/>
+          <w:kern w:val="0"/>
+          <w:sz w:val="21"/>
+          <w:szCs w:val="21"/>
+          <w14:ligatures w14:val="none"/>
+        </w:rPr>
+        <w:t xml:space="preserve">  </w:t>
+      </w:r>
+      <w:r>
+        <w:rPr>
+          <w:rFonts w:ascii="Consolas" w:eastAsia="Times New Roman" w:hAnsi="Consolas" w:cs="Times New Roman"/>
+          <w:color w:val="0F4A85"/>
+          <w:kern w:val="0"/>
+          <w:sz w:val="21"/>
+          <w:szCs w:val="21"/>
+          <w14:ligatures w14:val="none"/>
+        </w:rPr>
+        <w:t>&lt;/</w:t>
+      </w:r>
+      <w:proofErr w:type="spellStart"/>
+      <w:r>
+        <w:rPr>
+          <w:rFonts w:ascii="Consolas" w:eastAsia="Times New Roman" w:hAnsi="Consolas" w:cs="Times New Roman"/>
+          <w:color w:val="185E73"/>
+          <w:kern w:val="0"/>
+          <w:sz w:val="21"/>
+          <w:szCs w:val="21"/>
+          <w14:ligatures w14:val="none"/>
+        </w:rPr>
+        <w:t>React.StrictMode</w:t>
+      </w:r>
+      <w:proofErr w:type="spellEnd"/>
+      <w:r>
+        <w:rPr>
+          <w:rFonts w:ascii="Consolas" w:eastAsia="Times New Roman" w:hAnsi="Consolas" w:cs="Times New Roman"/>
+          <w:color w:val="0F4A85"/>
+          <w:kern w:val="0"/>
+          <w:sz w:val="21"/>
+          <w:szCs w:val="21"/>
+          <w14:ligatures w14:val="none"/>
+        </w:rPr>
+        <w:t>&gt;</w:t>
+      </w:r>
+    </w:p>
+    <w:p>
+      <w:pPr>
+        <w:shd w:val="clear" w:color="auto" w:fill="FFFFFF"/>
+        <w:spacing w:after="0" w:line="285" w:lineRule="atLeast"/>
+        <w:rPr>
+          <w:rFonts w:ascii="Consolas" w:eastAsia="Times New Roman" w:hAnsi="Consolas" w:cs="Times New Roman"/>
+          <w:color w:val="292929"/>
+          <w:kern w:val="0"/>
+          <w:sz w:val="21"/>
+          <w:szCs w:val="21"/>
+          <w14:ligatures w14:val="none"/>
+        </w:rPr>
+      </w:pPr>
+      <w:r>
+        <w:rPr>
+          <w:rFonts w:ascii="Consolas" w:eastAsia="Times New Roman" w:hAnsi="Consolas" w:cs="Times New Roman"/>
+          <w:color w:val="292929"/>
+          <w:kern w:val="0"/>
+          <w:sz w:val="21"/>
+          <w:szCs w:val="21"/>
+          <w14:ligatures w14:val="none"/>
+        </w:rPr>
+        <w:t>);</w:t>
+      </w:r>
+    </w:p>
+    <w:p>
+      <w:pPr>
+        <w:shd w:val="clear" w:color="auto" w:fill="FFFFFF"/>
+        <w:spacing w:after="0" w:line="285" w:lineRule="atLeast"/>
+        <w:rPr>
+          <w:rFonts w:ascii="Consolas" w:eastAsia="Times New Roman" w:hAnsi="Consolas" w:cs="Times New Roman"/>
+          <w:color w:val="292929"/>
+          <w:kern w:val="0"/>
+          <w:sz w:val="21"/>
+          <w:szCs w:val="21"/>
+          <w14:ligatures w14:val="none"/>
+        </w:rPr>
+      </w:pPr>
+    </w:p>
+    <w:p>
+      <w:pPr>
+        <w:shd w:val="clear" w:color="auto" w:fill="FFFFFF"/>
+        <w:spacing w:after="0" w:line="285" w:lineRule="atLeast"/>
+        <w:rPr>
+          <w:rFonts w:ascii="Consolas" w:eastAsia="Times New Roman" w:hAnsi="Consolas" w:cs="Times New Roman"/>
+          <w:color w:val="292929"/>
+          <w:kern w:val="0"/>
+          <w:sz w:val="21"/>
+          <w:szCs w:val="21"/>
+          <w14:ligatures w14:val="none"/>
+        </w:rPr>
+      </w:pPr>
+      <w:r>
+        <w:rPr>
+          <w:rFonts w:ascii="Consolas" w:eastAsia="Times New Roman" w:hAnsi="Consolas" w:cs="Times New Roman"/>
+          <w:color w:val="515151"/>
+          <w:kern w:val="0"/>
+          <w:sz w:val="21"/>
+          <w:szCs w:val="21"/>
+          <w14:ligatures w14:val="none"/>
+        </w:rPr>
+        <w:t>// If you want to start measuring performance in your app, pass a function</w:t>
+      </w:r>
+    </w:p>
+    <w:p>
+      <w:pPr>
+        <w:shd w:val="clear" w:color="auto" w:fill="FFFFFF"/>
+        <w:spacing w:after="0" w:line="285" w:lineRule="atLeast"/>
+        <w:rPr>
+          <w:rFonts w:ascii="Consolas" w:eastAsia="Times New Roman" w:hAnsi="Consolas" w:cs="Times New Roman"/>
+          <w:color w:val="292929"/>
+          <w:kern w:val="0"/>
+          <w:sz w:val="21"/>
+          <w:szCs w:val="21"/>
+          <w14:ligatures w14:val="none"/>
+        </w:rPr>
+      </w:pPr>
+      <w:r>
+        <w:rPr>
+          <w:rFonts w:ascii="Consolas" w:eastAsia="Times New Roman" w:hAnsi="Consolas" w:cs="Times New Roman"/>
+          <w:color w:val="515151"/>
+          <w:kern w:val="0"/>
+          <w:sz w:val="21"/>
+          <w:szCs w:val="21"/>
+          <w14:ligatures w14:val="none"/>
+        </w:rPr>
+        <w:t xml:space="preserve">// to log results (for example: </w:t>
+      </w:r>
+      <w:proofErr w:type="spellStart"/>
+      <w:r>
+        <w:rPr>
+          <w:rFonts w:ascii="Consolas" w:eastAsia="Times New Roman" w:hAnsi="Consolas" w:cs="Times New Roman"/>
+          <w:color w:val="515151"/>
+          <w:kern w:val="0"/>
+          <w:sz w:val="21"/>
+          <w:szCs w:val="21"/>
+          <w14:ligatures w14:val="none"/>
+        </w:rPr>
+        <w:t>reportWebVitals</w:t>
+      </w:r>
+      <w:proofErr w:type="spellEnd"/>
+      <w:r>
+        <w:rPr>
+          <w:rFonts w:ascii="Consolas" w:eastAsia="Times New Roman" w:hAnsi="Consolas" w:cs="Times New Roman"/>
+          <w:color w:val="515151"/>
+          <w:kern w:val="0"/>
+          <w:sz w:val="21"/>
+          <w:szCs w:val="21"/>
+          <w14:ligatures w14:val="none"/>
+        </w:rPr>
+        <w:t>(console.log))</w:t>
+      </w:r>
+    </w:p>
+    <w:p>
+      <w:pPr>
+        <w:shd w:val="clear" w:color="auto" w:fill="FFFFFF"/>
+        <w:spacing w:after="0" w:line="285" w:lineRule="atLeast"/>
+        <w:rPr>
+          <w:rFonts w:ascii="Consolas" w:eastAsia="Times New Roman" w:hAnsi="Consolas" w:cs="Times New Roman"/>
+          <w:color w:val="292929"/>
+          <w:kern w:val="0"/>
+          <w:sz w:val="21"/>
+          <w:szCs w:val="21"/>
+          <w14:ligatures w14:val="none"/>
+        </w:rPr>
+      </w:pPr>
+      <w:r>
+        <w:rPr>
+          <w:rFonts w:ascii="Consolas" w:eastAsia="Times New Roman" w:hAnsi="Consolas" w:cs="Times New Roman"/>
+          <w:color w:val="515151"/>
+          <w:kern w:val="0"/>
+          <w:sz w:val="21"/>
+          <w:szCs w:val="21"/>
+          <w14:ligatures w14:val="none"/>
+        </w:rPr>
+        <w:t>// or send to an analytics endpoint. Learn more: https://bit.ly/CRA-vitals</w:t>
+      </w:r>
+    </w:p>
+    <w:p>
+      <w:pPr>
+        <w:shd w:val="clear" w:color="auto" w:fill="FFFFFF"/>
+        <w:spacing w:after="0" w:line="285" w:lineRule="atLeast"/>
+        <w:rPr>
+          <w:rFonts w:ascii="Consolas" w:eastAsia="Times New Roman" w:hAnsi="Consolas" w:cs="Times New Roman"/>
+          <w:color w:val="292929"/>
+          <w:kern w:val="0"/>
+          <w:sz w:val="21"/>
+          <w:szCs w:val="21"/>
+          <w14:ligatures w14:val="none"/>
+        </w:rPr>
+      </w:pPr>
+      <w:proofErr w:type="spellStart"/>
+      <w:proofErr w:type="gramStart"/>
+      <w:r>
+        <w:rPr>
+          <w:rFonts w:ascii="Consolas" w:eastAsia="Times New Roman" w:hAnsi="Consolas" w:cs="Times New Roman"/>
+          <w:color w:val="5E2CBC"/>
+          <w:kern w:val="0"/>
+          <w:sz w:val="21"/>
+          <w:szCs w:val="21"/>
+          <w14:ligatures w14:val="none"/>
+        </w:rPr>
+        <w:t>reportWebVitals</w:t>
+      </w:r>
+      <w:proofErr w:type="spellEnd"/>
+      <w:r>
+        <w:rPr>
+          <w:rFonts w:ascii="Consolas" w:eastAsia="Times New Roman" w:hAnsi="Consolas" w:cs="Times New Roman"/>
+          <w:color w:val="292929"/>
+          <w:kern w:val="0"/>
+          <w:sz w:val="21"/>
+          <w:szCs w:val="21"/>
+          <w14:ligatures w14:val="none"/>
+        </w:rPr>
+        <w:t>(</w:t>
+      </w:r>
+      <w:proofErr w:type="gramEnd"/>
+      <w:r>
+        <w:rPr>
+          <w:rFonts w:ascii="Consolas" w:eastAsia="Times New Roman" w:hAnsi="Consolas" w:cs="Times New Roman"/>
+          <w:color w:val="292929"/>
+          <w:kern w:val="0"/>
+          <w:sz w:val="21"/>
+          <w:szCs w:val="21"/>
+          <w14:ligatures w14:val="none"/>
+        </w:rPr>
+        <w:t>);</w:t>
+      </w:r>
+    </w:p>
+    <w:p>
+      <w:pPr>
+        <w:shd w:val="clear" w:color="auto" w:fill="FFFFFF"/>
+        <w:spacing w:after="0" w:line="285" w:lineRule="atLeast"/>
+        <w:rPr>
+          <w:rFonts w:ascii="Consolas" w:eastAsia="Times New Roman" w:hAnsi="Consolas" w:cs="Times New Roman"/>
+          <w:color w:val="292929"/>
+          <w:kern w:val="0"/>
+          <w:sz w:val="21"/>
+          <w:szCs w:val="21"/>
+          <w14:ligatures w14:val="none"/>
+        </w:rPr>
+      </w:pPr>
+    </w:p>
+    <w:p>
+      <w:r>
+        <w:lastRenderedPageBreak/>
+        <w:t xml:space="preserve">Reload </w:t>
+      </w:r>
+      <w:proofErr w:type="spellStart"/>
+      <w:r>
+        <w:t>lại</w:t>
+      </w:r>
+      <w:proofErr w:type="spellEnd"/>
+      <w:r>
+        <w:t xml:space="preserve"> </w:t>
+      </w:r>
+      <w:proofErr w:type="spellStart"/>
+      <w:r>
+        <w:t>trang</w:t>
+      </w:r>
+      <w:proofErr w:type="spellEnd"/>
+      <w:r>
+        <w:t xml:space="preserve"> web.</w:t>
+      </w:r>
+    </w:p>
+    <w:p>
+      <w:r>
+        <w:rPr>
+          <w:noProof/>
+        </w:rPr>
+        <w:drawing>
+          <wp:inline distT="0" distB="0" distL="0" distR="0" wp14:anchorId="4D8EF809" wp14:editId="00CE57C7">
+            <wp:extent cx="5943600" cy="1102995"/>
+            <wp:effectExtent l="0" t="0" r="0" b="1905"/>
+            <wp:docPr id="592809090" name="Picture 1" descr="A white background with black and white clouds&#10;&#10;AI-generated content may be incorrect."/>
+            <wp:cNvGraphicFramePr>
+              <a:graphicFrameLocks xmlns:a="http://schemas.openxmlformats.org/drawingml/2006/main" noChangeAspect="1"/>
+            </wp:cNvGraphicFramePr>
+            <a:graphic xmlns:a="http://schemas.openxmlformats.org/drawingml/2006/main">
+              <a:graphicData uri="http://schemas.openxmlformats.org/drawingml/2006/picture">
+                <pic:pic xmlns:pic="http://schemas.openxmlformats.org/drawingml/2006/picture">
+                  <pic:nvPicPr>
+                    <pic:cNvPr id="2864729" name="Picture 1" descr="A white background with black and white clouds&#10;&#10;AI-generated content may be incorrect."/>
+                    <pic:cNvPicPr/>
+                  </pic:nvPicPr>
+                  <pic:blipFill>
+                    <a:blip r:embed="rId6"/>
+                    <a:stretch>
+                      <a:fillRect/>
+                    </a:stretch>
+                  </pic:blipFill>
+                  <pic:spPr>
+                    <a:xfrm>
+                      <a:off x="0" y="0"/>
+                      <a:ext cx="5943600" cy="1102995"/>
+                    </a:xfrm>
+                    <a:prstGeom prst="rect">
+                      <a:avLst/>
+                    </a:prstGeom>
+                  </pic:spPr>
+                </pic:pic>
+              </a:graphicData>
+            </a:graphic>
+          </wp:inline>
+        </w:drawing>
+      </w:r>
+    </w:p>
+    <w:p>
+      <w:proofErr w:type="spellStart"/>
+      <w:r>
+        <w:t>Có</w:t>
+      </w:r>
+      <w:proofErr w:type="spellEnd"/>
+      <w:r>
+        <w:t xml:space="preserve"> </w:t>
+      </w:r>
+      <w:proofErr w:type="spellStart"/>
+      <w:r>
+        <w:t>thể</w:t>
+      </w:r>
+      <w:proofErr w:type="spellEnd"/>
+      <w:r>
+        <w:t xml:space="preserve"> </w:t>
+      </w:r>
+      <w:proofErr w:type="spellStart"/>
+      <w:r>
+        <w:t>viết</w:t>
+      </w:r>
+      <w:proofErr w:type="spellEnd"/>
+      <w:r>
+        <w:t xml:space="preserve"> file NamePerson.js </w:t>
+      </w:r>
+      <w:proofErr w:type="spellStart"/>
+      <w:r>
+        <w:t>theo</w:t>
+      </w:r>
+      <w:proofErr w:type="spellEnd"/>
+      <w:r>
+        <w:t xml:space="preserve"> </w:t>
+      </w:r>
+      <w:proofErr w:type="spellStart"/>
+      <w:r>
+        <w:t>cách</w:t>
+      </w:r>
+      <w:proofErr w:type="spellEnd"/>
+      <w:r>
+        <w:t xml:space="preserve"> </w:t>
+      </w:r>
+      <w:proofErr w:type="spellStart"/>
+      <w:r>
+        <w:t>này</w:t>
+      </w:r>
+      <w:proofErr w:type="spellEnd"/>
+      <w:r>
+        <w:t>:</w:t>
+      </w:r>
+    </w:p>
+    <w:p>
+      <w:pPr>
+        <w:shd w:val="clear" w:color="auto" w:fill="FFFFFF"/>
+        <w:spacing w:after="0" w:line="285" w:lineRule="atLeast"/>
+        <w:rPr>
+          <w:rFonts w:ascii="Consolas" w:eastAsia="Times New Roman" w:hAnsi="Consolas" w:cs="Times New Roman"/>
+          <w:color w:val="292929"/>
+          <w:kern w:val="0"/>
+          <w:sz w:val="21"/>
+          <w:szCs w:val="21"/>
+          <w14:ligatures w14:val="none"/>
+        </w:rPr>
+      </w:pPr>
+      <w:r>
+        <w:rPr>
+          <w:rFonts w:ascii="Consolas" w:eastAsia="Times New Roman" w:hAnsi="Consolas" w:cs="Times New Roman"/>
+          <w:color w:val="0F4A85"/>
+          <w:kern w:val="0"/>
+          <w:sz w:val="21"/>
+          <w:szCs w:val="21"/>
+          <w14:ligatures w14:val="none"/>
+        </w:rPr>
+        <w:t>function</w:t>
+      </w:r>
+      <w:r>
+        <w:rPr>
+          <w:rFonts w:ascii="Consolas" w:eastAsia="Times New Roman" w:hAnsi="Consolas" w:cs="Times New Roman"/>
+          <w:color w:val="292929"/>
+          <w:kern w:val="0"/>
+          <w:sz w:val="21"/>
+          <w:szCs w:val="21"/>
+          <w14:ligatures w14:val="none"/>
+        </w:rPr>
+        <w:t xml:space="preserve"> </w:t>
+      </w:r>
+      <w:proofErr w:type="spellStart"/>
+      <w:proofErr w:type="gramStart"/>
+      <w:r>
+        <w:rPr>
+          <w:rFonts w:ascii="Consolas" w:eastAsia="Times New Roman" w:hAnsi="Consolas" w:cs="Times New Roman"/>
+          <w:color w:val="5E2CBC"/>
+          <w:kern w:val="0"/>
+          <w:sz w:val="21"/>
+          <w:szCs w:val="21"/>
+          <w14:ligatures w14:val="none"/>
+        </w:rPr>
+        <w:t>NamePerson</w:t>
+      </w:r>
+      <w:proofErr w:type="spellEnd"/>
+      <w:r>
+        <w:rPr>
+          <w:rFonts w:ascii="Consolas" w:eastAsia="Times New Roman" w:hAnsi="Consolas" w:cs="Times New Roman"/>
+          <w:color w:val="292929"/>
+          <w:kern w:val="0"/>
+          <w:sz w:val="21"/>
+          <w:szCs w:val="21"/>
+          <w14:ligatures w14:val="none"/>
+        </w:rPr>
+        <w:t>(</w:t>
+      </w:r>
+      <w:proofErr w:type="gramEnd"/>
+      <w:r>
+        <w:rPr>
+          <w:rFonts w:ascii="Consolas" w:eastAsia="Times New Roman" w:hAnsi="Consolas" w:cs="Times New Roman"/>
+          <w:color w:val="292929"/>
+          <w:kern w:val="0"/>
+          <w:sz w:val="21"/>
+          <w:szCs w:val="21"/>
+          <w14:ligatures w14:val="none"/>
+        </w:rPr>
+        <w:t>) {</w:t>
+      </w:r>
+    </w:p>
+    <w:p>
+      <w:pPr>
+        <w:shd w:val="clear" w:color="auto" w:fill="FFFFFF"/>
+        <w:spacing w:after="0" w:line="285" w:lineRule="atLeast"/>
+        <w:rPr>
+          <w:rFonts w:ascii="Consolas" w:eastAsia="Times New Roman" w:hAnsi="Consolas" w:cs="Times New Roman"/>
+          <w:color w:val="292929"/>
+          <w:kern w:val="0"/>
+          <w:sz w:val="21"/>
+          <w:szCs w:val="21"/>
+          <w14:ligatures w14:val="none"/>
+        </w:rPr>
+      </w:pPr>
+      <w:r>
+        <w:rPr>
+          <w:rFonts w:ascii="Consolas" w:eastAsia="Times New Roman" w:hAnsi="Consolas" w:cs="Times New Roman"/>
+          <w:color w:val="292929"/>
+          <w:kern w:val="0"/>
+          <w:sz w:val="21"/>
+          <w:szCs w:val="21"/>
+          <w14:ligatures w14:val="none"/>
+        </w:rPr>
+        <w:t xml:space="preserve">  </w:t>
+      </w:r>
+      <w:r>
+        <w:rPr>
+          <w:rFonts w:ascii="Consolas" w:eastAsia="Times New Roman" w:hAnsi="Consolas" w:cs="Times New Roman"/>
+          <w:color w:val="0F4A85"/>
+          <w:kern w:val="0"/>
+          <w:sz w:val="21"/>
+          <w:szCs w:val="21"/>
+          <w14:ligatures w14:val="none"/>
+        </w:rPr>
+        <w:t>const</w:t>
+      </w:r>
+      <w:r>
+        <w:rPr>
+          <w:rFonts w:ascii="Consolas" w:eastAsia="Times New Roman" w:hAnsi="Consolas" w:cs="Times New Roman"/>
+          <w:color w:val="292929"/>
+          <w:kern w:val="0"/>
+          <w:sz w:val="21"/>
+          <w:szCs w:val="21"/>
+          <w14:ligatures w14:val="none"/>
+        </w:rPr>
+        <w:t xml:space="preserve"> </w:t>
+      </w:r>
+      <w:r>
+        <w:rPr>
+          <w:rFonts w:ascii="Consolas" w:eastAsia="Times New Roman" w:hAnsi="Consolas" w:cs="Times New Roman"/>
+          <w:color w:val="02715D"/>
+          <w:kern w:val="0"/>
+          <w:sz w:val="21"/>
+          <w:szCs w:val="21"/>
+          <w14:ligatures w14:val="none"/>
+        </w:rPr>
+        <w:t>names</w:t>
+      </w:r>
+      <w:r>
+        <w:rPr>
+          <w:rFonts w:ascii="Consolas" w:eastAsia="Times New Roman" w:hAnsi="Consolas" w:cs="Times New Roman"/>
+          <w:color w:val="292929"/>
+          <w:kern w:val="0"/>
+          <w:sz w:val="21"/>
+          <w:szCs w:val="21"/>
+          <w14:ligatures w14:val="none"/>
+        </w:rPr>
+        <w:t xml:space="preserve"> </w:t>
+      </w:r>
+      <w:r>
+        <w:rPr>
+          <w:rFonts w:ascii="Consolas" w:eastAsia="Times New Roman" w:hAnsi="Consolas" w:cs="Times New Roman"/>
+          <w:color w:val="000000"/>
+          <w:kern w:val="0"/>
+          <w:sz w:val="21"/>
+          <w:szCs w:val="21"/>
+          <w14:ligatures w14:val="none"/>
+        </w:rPr>
+        <w:t>=</w:t>
+      </w:r>
+      <w:r>
+        <w:rPr>
+          <w:rFonts w:ascii="Consolas" w:eastAsia="Times New Roman" w:hAnsi="Consolas" w:cs="Times New Roman"/>
+          <w:color w:val="292929"/>
+          <w:kern w:val="0"/>
+          <w:sz w:val="21"/>
+          <w:szCs w:val="21"/>
+          <w14:ligatures w14:val="none"/>
+        </w:rPr>
+        <w:t xml:space="preserve"> [</w:t>
+      </w:r>
+      <w:r>
+        <w:rPr>
+          <w:rFonts w:ascii="Consolas" w:eastAsia="Times New Roman" w:hAnsi="Consolas" w:cs="Times New Roman"/>
+          <w:color w:val="0F4A85"/>
+          <w:kern w:val="0"/>
+          <w:sz w:val="21"/>
+          <w:szCs w:val="21"/>
+          <w14:ligatures w14:val="none"/>
+        </w:rPr>
+        <w:t>"Alice"</w:t>
+      </w:r>
+      <w:r>
+        <w:rPr>
+          <w:rFonts w:ascii="Consolas" w:eastAsia="Times New Roman" w:hAnsi="Consolas" w:cs="Times New Roman"/>
+          <w:color w:val="292929"/>
+          <w:kern w:val="0"/>
+          <w:sz w:val="21"/>
+          <w:szCs w:val="21"/>
+          <w14:ligatures w14:val="none"/>
+        </w:rPr>
+        <w:t xml:space="preserve">, </w:t>
+      </w:r>
+      <w:r>
+        <w:rPr>
+          <w:rFonts w:ascii="Consolas" w:eastAsia="Times New Roman" w:hAnsi="Consolas" w:cs="Times New Roman"/>
+          <w:color w:val="0F4A85"/>
+          <w:kern w:val="0"/>
+          <w:sz w:val="21"/>
+          <w:szCs w:val="21"/>
+          <w14:ligatures w14:val="none"/>
+        </w:rPr>
+        <w:t>"Bob"</w:t>
+      </w:r>
+      <w:r>
+        <w:rPr>
+          <w:rFonts w:ascii="Consolas" w:eastAsia="Times New Roman" w:hAnsi="Consolas" w:cs="Times New Roman"/>
+          <w:color w:val="292929"/>
+          <w:kern w:val="0"/>
+          <w:sz w:val="21"/>
+          <w:szCs w:val="21"/>
+          <w14:ligatures w14:val="none"/>
+        </w:rPr>
+        <w:t xml:space="preserve">, </w:t>
+      </w:r>
+      <w:r>
+        <w:rPr>
+          <w:rFonts w:ascii="Consolas" w:eastAsia="Times New Roman" w:hAnsi="Consolas" w:cs="Times New Roman"/>
+          <w:color w:val="0F4A85"/>
+          <w:kern w:val="0"/>
+          <w:sz w:val="21"/>
+          <w:szCs w:val="21"/>
+          <w14:ligatures w14:val="none"/>
+        </w:rPr>
+        <w:t>"Charlie"</w:t>
+      </w:r>
+      <w:r>
+        <w:rPr>
+          <w:rFonts w:ascii="Consolas" w:eastAsia="Times New Roman" w:hAnsi="Consolas" w:cs="Times New Roman"/>
+          <w:color w:val="292929"/>
+          <w:kern w:val="0"/>
+          <w:sz w:val="21"/>
+          <w:szCs w:val="21"/>
+          <w14:ligatures w14:val="none"/>
+        </w:rPr>
+        <w:t>];</w:t>
+      </w:r>
+    </w:p>
+    <w:p>
+      <w:pPr>
+        <w:shd w:val="clear" w:color="auto" w:fill="FFFFFF"/>
+        <w:spacing w:after="0" w:line="285" w:lineRule="atLeast"/>
+        <w:rPr>
+          <w:rFonts w:ascii="Consolas" w:eastAsia="Times New Roman" w:hAnsi="Consolas" w:cs="Times New Roman"/>
+          <w:color w:val="292929"/>
+          <w:kern w:val="0"/>
+          <w:sz w:val="21"/>
+          <w:szCs w:val="21"/>
+          <w14:ligatures w14:val="none"/>
+        </w:rPr>
+      </w:pPr>
+      <w:r>
+        <w:rPr>
+          <w:rFonts w:ascii="Consolas" w:eastAsia="Times New Roman" w:hAnsi="Consolas" w:cs="Times New Roman"/>
+          <w:color w:val="292929"/>
+          <w:kern w:val="0"/>
+          <w:sz w:val="21"/>
+          <w:szCs w:val="21"/>
+          <w14:ligatures w14:val="none"/>
+        </w:rPr>
+        <w:t xml:space="preserve">  </w:t>
+      </w:r>
+      <w:r>
+        <w:rPr>
+          <w:rFonts w:ascii="Consolas" w:eastAsia="Times New Roman" w:hAnsi="Consolas" w:cs="Times New Roman"/>
+          <w:color w:val="0F4A85"/>
+          <w:kern w:val="0"/>
+          <w:sz w:val="21"/>
+          <w:szCs w:val="21"/>
+          <w14:ligatures w14:val="none"/>
+        </w:rPr>
+        <w:t>const</w:t>
+      </w:r>
+      <w:r>
+        <w:rPr>
+          <w:rFonts w:ascii="Consolas" w:eastAsia="Times New Roman" w:hAnsi="Consolas" w:cs="Times New Roman"/>
+          <w:color w:val="292929"/>
+          <w:kern w:val="0"/>
+          <w:sz w:val="21"/>
+          <w:szCs w:val="21"/>
+          <w14:ligatures w14:val="none"/>
+        </w:rPr>
+        <w:t xml:space="preserve"> </w:t>
+      </w:r>
+      <w:r>
+        <w:rPr>
+          <w:rFonts w:ascii="Consolas" w:eastAsia="Times New Roman" w:hAnsi="Consolas" w:cs="Times New Roman"/>
+          <w:color w:val="5E2CBC"/>
+          <w:kern w:val="0"/>
+          <w:sz w:val="21"/>
+          <w:szCs w:val="21"/>
+          <w14:ligatures w14:val="none"/>
+        </w:rPr>
+        <w:t>element</w:t>
+      </w:r>
+      <w:r>
+        <w:rPr>
+          <w:rFonts w:ascii="Consolas" w:eastAsia="Times New Roman" w:hAnsi="Consolas" w:cs="Times New Roman"/>
+          <w:color w:val="292929"/>
+          <w:kern w:val="0"/>
+          <w:sz w:val="21"/>
+          <w:szCs w:val="21"/>
+          <w14:ligatures w14:val="none"/>
+        </w:rPr>
+        <w:t xml:space="preserve"> </w:t>
+      </w:r>
+      <w:r>
+        <w:rPr>
+          <w:rFonts w:ascii="Consolas" w:eastAsia="Times New Roman" w:hAnsi="Consolas" w:cs="Times New Roman"/>
+          <w:color w:val="000000"/>
+          <w:kern w:val="0"/>
+          <w:sz w:val="21"/>
+          <w:szCs w:val="21"/>
+          <w14:ligatures w14:val="none"/>
+        </w:rPr>
+        <w:t>=</w:t>
+      </w:r>
+      <w:r>
+        <w:rPr>
+          <w:rFonts w:ascii="Consolas" w:eastAsia="Times New Roman" w:hAnsi="Consolas" w:cs="Times New Roman"/>
+          <w:color w:val="292929"/>
+          <w:kern w:val="0"/>
+          <w:sz w:val="21"/>
+          <w:szCs w:val="21"/>
+          <w14:ligatures w14:val="none"/>
+        </w:rPr>
+        <w:t xml:space="preserve"> (</w:t>
+      </w:r>
+    </w:p>
+    <w:p>
+      <w:pPr>
+        <w:shd w:val="clear" w:color="auto" w:fill="FFFFFF"/>
+        <w:spacing w:after="0" w:line="285" w:lineRule="atLeast"/>
+        <w:rPr>
+          <w:rFonts w:ascii="Consolas" w:eastAsia="Times New Roman" w:hAnsi="Consolas" w:cs="Times New Roman"/>
+          <w:color w:val="292929"/>
+          <w:kern w:val="0"/>
+          <w:sz w:val="21"/>
+          <w:szCs w:val="21"/>
+          <w14:ligatures w14:val="none"/>
+        </w:rPr>
+      </w:pPr>
+      <w:r>
+        <w:rPr>
+          <w:rFonts w:ascii="Consolas" w:eastAsia="Times New Roman" w:hAnsi="Consolas" w:cs="Times New Roman"/>
+          <w:color w:val="292929"/>
+          <w:kern w:val="0"/>
+          <w:sz w:val="21"/>
+          <w:szCs w:val="21"/>
+          <w14:ligatures w14:val="none"/>
+        </w:rPr>
+        <w:t xml:space="preserve">    </w:t>
+      </w:r>
+      <w:r>
+        <w:rPr>
+          <w:rFonts w:ascii="Consolas" w:eastAsia="Times New Roman" w:hAnsi="Consolas" w:cs="Times New Roman"/>
+          <w:color w:val="0F4A85"/>
+          <w:kern w:val="0"/>
+          <w:sz w:val="21"/>
+          <w:szCs w:val="21"/>
+          <w14:ligatures w14:val="none"/>
+        </w:rPr>
+        <w:t>&lt;</w:t>
+      </w:r>
+      <w:proofErr w:type="spellStart"/>
+      <w:r>
+        <w:rPr>
+          <w:rFonts w:ascii="Consolas" w:eastAsia="Times New Roman" w:hAnsi="Consolas" w:cs="Times New Roman"/>
+          <w:color w:val="0F4A85"/>
+          <w:kern w:val="0"/>
+          <w:sz w:val="21"/>
+          <w:szCs w:val="21"/>
+          <w14:ligatures w14:val="none"/>
+        </w:rPr>
+        <w:t>ul</w:t>
+      </w:r>
+      <w:proofErr w:type="spellEnd"/>
+      <w:r>
+        <w:rPr>
+          <w:rFonts w:ascii="Consolas" w:eastAsia="Times New Roman" w:hAnsi="Consolas" w:cs="Times New Roman"/>
+          <w:color w:val="0F4A85"/>
+          <w:kern w:val="0"/>
+          <w:sz w:val="21"/>
+          <w:szCs w:val="21"/>
+          <w14:ligatures w14:val="none"/>
+        </w:rPr>
+        <w:t>&gt;</w:t>
+      </w:r>
+    </w:p>
+    <w:p>
+      <w:pPr>
+        <w:shd w:val="clear" w:color="auto" w:fill="FFFFFF"/>
+        <w:spacing w:after="0" w:line="285" w:lineRule="atLeast"/>
+        <w:rPr>
+          <w:rFonts w:ascii="Consolas" w:eastAsia="Times New Roman" w:hAnsi="Consolas" w:cs="Times New Roman"/>
+          <w:color w:val="292929"/>
+          <w:kern w:val="0"/>
+          <w:sz w:val="21"/>
+          <w:szCs w:val="21"/>
+          <w14:ligatures w14:val="none"/>
+        </w:rPr>
+      </w:pPr>
+      <w:r>
+        <w:rPr>
+          <w:rFonts w:ascii="Consolas" w:eastAsia="Times New Roman" w:hAnsi="Consolas" w:cs="Times New Roman"/>
+          <w:color w:val="292929"/>
+          <w:kern w:val="0"/>
+          <w:sz w:val="21"/>
+          <w:szCs w:val="21"/>
+          <w14:ligatures w14:val="none"/>
+        </w:rPr>
+        <w:t xml:space="preserve">      </w:t>
+      </w:r>
+      <w:r>
+        <w:rPr>
+          <w:rFonts w:ascii="Consolas" w:eastAsia="Times New Roman" w:hAnsi="Consolas" w:cs="Times New Roman"/>
+          <w:color w:val="0F4A85"/>
+          <w:kern w:val="0"/>
+          <w:sz w:val="21"/>
+          <w:szCs w:val="21"/>
+          <w14:ligatures w14:val="none"/>
+        </w:rPr>
+        <w:t>{</w:t>
+      </w:r>
+      <w:proofErr w:type="spellStart"/>
+      <w:proofErr w:type="gramStart"/>
+      <w:r>
+        <w:rPr>
+          <w:rFonts w:ascii="Consolas" w:eastAsia="Times New Roman" w:hAnsi="Consolas" w:cs="Times New Roman"/>
+          <w:color w:val="001080"/>
+          <w:kern w:val="0"/>
+          <w:sz w:val="21"/>
+          <w:szCs w:val="21"/>
+          <w14:ligatures w14:val="none"/>
+        </w:rPr>
+        <w:t>names</w:t>
+      </w:r>
+      <w:r>
+        <w:rPr>
+          <w:rFonts w:ascii="Consolas" w:eastAsia="Times New Roman" w:hAnsi="Consolas" w:cs="Times New Roman"/>
+          <w:color w:val="292929"/>
+          <w:kern w:val="0"/>
+          <w:sz w:val="21"/>
+          <w:szCs w:val="21"/>
+          <w14:ligatures w14:val="none"/>
+        </w:rPr>
+        <w:t>.</w:t>
+      </w:r>
+      <w:r>
+        <w:rPr>
+          <w:rFonts w:ascii="Consolas" w:eastAsia="Times New Roman" w:hAnsi="Consolas" w:cs="Times New Roman"/>
+          <w:color w:val="5E2CBC"/>
+          <w:kern w:val="0"/>
+          <w:sz w:val="21"/>
+          <w:szCs w:val="21"/>
+          <w14:ligatures w14:val="none"/>
+        </w:rPr>
+        <w:t>map</w:t>
+      </w:r>
+      <w:proofErr w:type="spellEnd"/>
+      <w:r>
+        <w:rPr>
+          <w:rFonts w:ascii="Consolas" w:eastAsia="Times New Roman" w:hAnsi="Consolas" w:cs="Times New Roman"/>
+          <w:color w:val="292929"/>
+          <w:kern w:val="0"/>
+          <w:sz w:val="21"/>
+          <w:szCs w:val="21"/>
+          <w14:ligatures w14:val="none"/>
+        </w:rPr>
+        <w:t>(</w:t>
+      </w:r>
+      <w:proofErr w:type="gramEnd"/>
+      <w:r>
+        <w:rPr>
+          <w:rFonts w:ascii="Consolas" w:eastAsia="Times New Roman" w:hAnsi="Consolas" w:cs="Times New Roman"/>
+          <w:color w:val="292929"/>
+          <w:kern w:val="0"/>
+          <w:sz w:val="21"/>
+          <w:szCs w:val="21"/>
+          <w14:ligatures w14:val="none"/>
+        </w:rPr>
+        <w:t>(</w:t>
+      </w:r>
+      <w:r>
+        <w:rPr>
+          <w:rFonts w:ascii="Consolas" w:eastAsia="Times New Roman" w:hAnsi="Consolas" w:cs="Times New Roman"/>
+          <w:color w:val="001080"/>
+          <w:kern w:val="0"/>
+          <w:sz w:val="21"/>
+          <w:szCs w:val="21"/>
+          <w14:ligatures w14:val="none"/>
+        </w:rPr>
+        <w:t>name</w:t>
+      </w:r>
+      <w:r>
+        <w:rPr>
+          <w:rFonts w:ascii="Consolas" w:eastAsia="Times New Roman" w:hAnsi="Consolas" w:cs="Times New Roman"/>
+          <w:color w:val="292929"/>
+          <w:kern w:val="0"/>
+          <w:sz w:val="21"/>
+          <w:szCs w:val="21"/>
+          <w14:ligatures w14:val="none"/>
+        </w:rPr>
+        <w:t xml:space="preserve">, </w:t>
+      </w:r>
+      <w:r>
+        <w:rPr>
+          <w:rFonts w:ascii="Consolas" w:eastAsia="Times New Roman" w:hAnsi="Consolas" w:cs="Times New Roman"/>
+          <w:color w:val="001080"/>
+          <w:kern w:val="0"/>
+          <w:sz w:val="21"/>
+          <w:szCs w:val="21"/>
+          <w14:ligatures w14:val="none"/>
+        </w:rPr>
+        <w:t>index</w:t>
+      </w:r>
+      <w:r>
+        <w:rPr>
+          <w:rFonts w:ascii="Consolas" w:eastAsia="Times New Roman" w:hAnsi="Consolas" w:cs="Times New Roman"/>
+          <w:color w:val="292929"/>
+          <w:kern w:val="0"/>
+          <w:sz w:val="21"/>
+          <w:szCs w:val="21"/>
+          <w14:ligatures w14:val="none"/>
+        </w:rPr>
+        <w:t xml:space="preserve">) </w:t>
+      </w:r>
+      <w:r>
+        <w:rPr>
+          <w:rFonts w:ascii="Consolas" w:eastAsia="Times New Roman" w:hAnsi="Consolas" w:cs="Times New Roman"/>
+          <w:color w:val="0F4A85"/>
+          <w:kern w:val="0"/>
+          <w:sz w:val="21"/>
+          <w:szCs w:val="21"/>
+          <w14:ligatures w14:val="none"/>
+        </w:rPr>
+        <w:t>=&gt;</w:t>
+      </w:r>
+      <w:r>
+        <w:rPr>
+          <w:rFonts w:ascii="Consolas" w:eastAsia="Times New Roman" w:hAnsi="Consolas" w:cs="Times New Roman"/>
+          <w:color w:val="292929"/>
+          <w:kern w:val="0"/>
+          <w:sz w:val="21"/>
+          <w:szCs w:val="21"/>
+          <w14:ligatures w14:val="none"/>
+        </w:rPr>
+        <w:t xml:space="preserve"> (</w:t>
+      </w:r>
+    </w:p>
+    <w:p>
+      <w:pPr>
+        <w:shd w:val="clear" w:color="auto" w:fill="FFFFFF"/>
+        <w:spacing w:after="0" w:line="285" w:lineRule="atLeast"/>
+        <w:rPr>
+          <w:rFonts w:ascii="Consolas" w:eastAsia="Times New Roman" w:hAnsi="Consolas" w:cs="Times New Roman"/>
+          <w:color w:val="292929"/>
+          <w:kern w:val="0"/>
+          <w:sz w:val="21"/>
+          <w:szCs w:val="21"/>
+          <w14:ligatures w14:val="none"/>
+        </w:rPr>
+      </w:pPr>
+      <w:r>
+        <w:rPr>
+          <w:rFonts w:ascii="Consolas" w:eastAsia="Times New Roman" w:hAnsi="Consolas" w:cs="Times New Roman"/>
+          <w:color w:val="292929"/>
+          <w:kern w:val="0"/>
+          <w:sz w:val="21"/>
+          <w:szCs w:val="21"/>
+          <w14:ligatures w14:val="none"/>
+        </w:rPr>
+        <w:t xml:space="preserve">        </w:t>
+      </w:r>
+      <w:r>
+        <w:rPr>
+          <w:rFonts w:ascii="Consolas" w:eastAsia="Times New Roman" w:hAnsi="Consolas" w:cs="Times New Roman"/>
+          <w:color w:val="0F4A85"/>
+          <w:kern w:val="0"/>
+          <w:sz w:val="21"/>
+          <w:szCs w:val="21"/>
+          <w14:ligatures w14:val="none"/>
+        </w:rPr>
+        <w:t>&lt;li</w:t>
+      </w:r>
+      <w:r>
+        <w:rPr>
+          <w:rFonts w:ascii="Consolas" w:eastAsia="Times New Roman" w:hAnsi="Consolas" w:cs="Times New Roman"/>
+          <w:color w:val="292929"/>
+          <w:kern w:val="0"/>
+          <w:sz w:val="21"/>
+          <w:szCs w:val="21"/>
+          <w14:ligatures w14:val="none"/>
+        </w:rPr>
+        <w:t xml:space="preserve"> </w:t>
+      </w:r>
+      <w:r>
+        <w:rPr>
+          <w:rFonts w:ascii="Consolas" w:eastAsia="Times New Roman" w:hAnsi="Consolas" w:cs="Times New Roman"/>
+          <w:color w:val="264F78"/>
+          <w:kern w:val="0"/>
+          <w:sz w:val="21"/>
+          <w:szCs w:val="21"/>
+          <w14:ligatures w14:val="none"/>
+        </w:rPr>
+        <w:t>key</w:t>
+      </w:r>
+      <w:r>
+        <w:rPr>
+          <w:rFonts w:ascii="Consolas" w:eastAsia="Times New Roman" w:hAnsi="Consolas" w:cs="Times New Roman"/>
+          <w:color w:val="000000"/>
+          <w:kern w:val="0"/>
+          <w:sz w:val="21"/>
+          <w:szCs w:val="21"/>
+          <w14:ligatures w14:val="none"/>
+        </w:rPr>
+        <w:t>=</w:t>
+      </w:r>
+      <w:r>
+        <w:rPr>
+          <w:rFonts w:ascii="Consolas" w:eastAsia="Times New Roman" w:hAnsi="Consolas" w:cs="Times New Roman"/>
+          <w:color w:val="0F4A85"/>
+          <w:kern w:val="0"/>
+          <w:sz w:val="21"/>
+          <w:szCs w:val="21"/>
+          <w14:ligatures w14:val="none"/>
+        </w:rPr>
+        <w:t>{</w:t>
+      </w:r>
+      <w:r>
+        <w:rPr>
+          <w:rFonts w:ascii="Consolas" w:eastAsia="Times New Roman" w:hAnsi="Consolas" w:cs="Times New Roman"/>
+          <w:color w:val="001080"/>
+          <w:kern w:val="0"/>
+          <w:sz w:val="21"/>
+          <w:szCs w:val="21"/>
+          <w14:ligatures w14:val="none"/>
+        </w:rPr>
+        <w:t>index</w:t>
+      </w:r>
+      <w:r>
+        <w:rPr>
+          <w:rFonts w:ascii="Consolas" w:eastAsia="Times New Roman" w:hAnsi="Consolas" w:cs="Times New Roman"/>
+          <w:color w:val="0F4A85"/>
+          <w:kern w:val="0"/>
+          <w:sz w:val="21"/>
+          <w:szCs w:val="21"/>
+          <w14:ligatures w14:val="none"/>
+        </w:rPr>
+        <w:t>}&gt;{</w:t>
+      </w:r>
+      <w:r>
+        <w:rPr>
+          <w:rFonts w:ascii="Consolas" w:eastAsia="Times New Roman" w:hAnsi="Consolas" w:cs="Times New Roman"/>
+          <w:color w:val="001080"/>
+          <w:kern w:val="0"/>
+          <w:sz w:val="21"/>
+          <w:szCs w:val="21"/>
+          <w14:ligatures w14:val="none"/>
+        </w:rPr>
+        <w:t>name</w:t>
+      </w:r>
+      <w:r>
+        <w:rPr>
+          <w:rFonts w:ascii="Consolas" w:eastAsia="Times New Roman" w:hAnsi="Consolas" w:cs="Times New Roman"/>
+          <w:color w:val="0F4A85"/>
+          <w:kern w:val="0"/>
+          <w:sz w:val="21"/>
+          <w:szCs w:val="21"/>
+          <w14:ligatures w14:val="none"/>
+        </w:rPr>
+        <w:t>}&lt;/li&gt;</w:t>
+      </w:r>
+    </w:p>
+    <w:p>
+      <w:pPr>
+        <w:shd w:val="clear" w:color="auto" w:fill="FFFFFF"/>
+        <w:spacing w:after="0" w:line="285" w:lineRule="atLeast"/>
+        <w:rPr>
+          <w:rFonts w:ascii="Consolas" w:eastAsia="Times New Roman" w:hAnsi="Consolas" w:cs="Times New Roman"/>
+          <w:color w:val="292929"/>
+          <w:kern w:val="0"/>
+          <w:sz w:val="21"/>
+          <w:szCs w:val="21"/>
+          <w14:ligatures w14:val="none"/>
+        </w:rPr>
+      </w:pPr>
+      <w:r>
+        <w:rPr>
+          <w:rFonts w:ascii="Consolas" w:eastAsia="Times New Roman" w:hAnsi="Consolas" w:cs="Times New Roman"/>
+          <w:color w:val="292929"/>
+          <w:kern w:val="0"/>
+          <w:sz w:val="21"/>
+          <w:szCs w:val="21"/>
+          <w14:ligatures w14:val="none"/>
+        </w:rPr>
+        <w:t>      ))</w:t>
+      </w:r>
+      <w:r>
+        <w:rPr>
+          <w:rFonts w:ascii="Consolas" w:eastAsia="Times New Roman" w:hAnsi="Consolas" w:cs="Times New Roman"/>
+          <w:color w:val="0F4A85"/>
+          <w:kern w:val="0"/>
+          <w:sz w:val="21"/>
+          <w:szCs w:val="21"/>
+          <w14:ligatures w14:val="none"/>
+        </w:rPr>
+        <w:t>}</w:t>
+      </w:r>
+    </w:p>
+    <w:p>
+      <w:pPr>
+        <w:shd w:val="clear" w:color="auto" w:fill="FFFFFF"/>
+        <w:spacing w:after="0" w:line="285" w:lineRule="atLeast"/>
+        <w:rPr>
+          <w:rFonts w:ascii="Consolas" w:eastAsia="Times New Roman" w:hAnsi="Consolas" w:cs="Times New Roman"/>
+          <w:color w:val="292929"/>
+          <w:kern w:val="0"/>
+          <w:sz w:val="21"/>
+          <w:szCs w:val="21"/>
+          <w14:ligatures w14:val="none"/>
+        </w:rPr>
+      </w:pPr>
+      <w:r>
+        <w:rPr>
+          <w:rFonts w:ascii="Consolas" w:eastAsia="Times New Roman" w:hAnsi="Consolas" w:cs="Times New Roman"/>
+          <w:color w:val="292929"/>
+          <w:kern w:val="0"/>
+          <w:sz w:val="21"/>
+          <w:szCs w:val="21"/>
+          <w14:ligatures w14:val="none"/>
+        </w:rPr>
+        <w:t xml:space="preserve">    </w:t>
+      </w:r>
+      <w:r>
+        <w:rPr>
+          <w:rFonts w:ascii="Consolas" w:eastAsia="Times New Roman" w:hAnsi="Consolas" w:cs="Times New Roman"/>
+          <w:color w:val="0F4A85"/>
+          <w:kern w:val="0"/>
+          <w:sz w:val="21"/>
+          <w:szCs w:val="21"/>
+          <w14:ligatures w14:val="none"/>
+        </w:rPr>
+        <w:t>&lt;/</w:t>
+      </w:r>
+      <w:proofErr w:type="spellStart"/>
+      <w:r>
+        <w:rPr>
+          <w:rFonts w:ascii="Consolas" w:eastAsia="Times New Roman" w:hAnsi="Consolas" w:cs="Times New Roman"/>
+          <w:color w:val="0F4A85"/>
+          <w:kern w:val="0"/>
+          <w:sz w:val="21"/>
+          <w:szCs w:val="21"/>
+          <w14:ligatures w14:val="none"/>
+        </w:rPr>
+        <w:t>ul</w:t>
+      </w:r>
+      <w:proofErr w:type="spellEnd"/>
+      <w:r>
+        <w:rPr>
+          <w:rFonts w:ascii="Consolas" w:eastAsia="Times New Roman" w:hAnsi="Consolas" w:cs="Times New Roman"/>
+          <w:color w:val="0F4A85"/>
+          <w:kern w:val="0"/>
+          <w:sz w:val="21"/>
+          <w:szCs w:val="21"/>
+          <w14:ligatures w14:val="none"/>
+        </w:rPr>
+        <w:t>&gt;</w:t>
+      </w:r>
+    </w:p>
+    <w:p>
+      <w:pPr>
+        <w:shd w:val="clear" w:color="auto" w:fill="FFFFFF"/>
+        <w:spacing w:after="0" w:line="285" w:lineRule="atLeast"/>
+        <w:rPr>
+          <w:rFonts w:ascii="Consolas" w:eastAsia="Times New Roman" w:hAnsi="Consolas" w:cs="Times New Roman"/>
+          <w:color w:val="292929"/>
+          <w:kern w:val="0"/>
+          <w:sz w:val="21"/>
+          <w:szCs w:val="21"/>
+          <w14:ligatures w14:val="none"/>
+        </w:rPr>
+      </w:pPr>
+      <w:r>
+        <w:rPr>
+          <w:rFonts w:ascii="Consolas" w:eastAsia="Times New Roman" w:hAnsi="Consolas" w:cs="Times New Roman"/>
+          <w:color w:val="292929"/>
+          <w:kern w:val="0"/>
+          <w:sz w:val="21"/>
+          <w:szCs w:val="21"/>
+          <w14:ligatures w14:val="none"/>
+        </w:rPr>
+        <w:t>  );</w:t>
+      </w:r>
+    </w:p>
+    <w:p>
+      <w:pPr>
+        <w:shd w:val="clear" w:color="auto" w:fill="FFFFFF"/>
+        <w:spacing w:after="0" w:line="285" w:lineRule="atLeast"/>
+        <w:rPr>
+          <w:rFonts w:ascii="Consolas" w:eastAsia="Times New Roman" w:hAnsi="Consolas" w:cs="Times New Roman"/>
+          <w:color w:val="292929"/>
+          <w:kern w:val="0"/>
+          <w:sz w:val="21"/>
+          <w:szCs w:val="21"/>
+          <w14:ligatures w14:val="none"/>
+        </w:rPr>
+      </w:pPr>
+    </w:p>
+    <w:p>
+      <w:pPr>
+        <w:shd w:val="clear" w:color="auto" w:fill="FFFFFF"/>
+        <w:spacing w:after="0" w:line="285" w:lineRule="atLeast"/>
+        <w:rPr>
+          <w:rFonts w:ascii="Consolas" w:eastAsia="Times New Roman" w:hAnsi="Consolas" w:cs="Times New Roman"/>
+          <w:color w:val="292929"/>
+          <w:kern w:val="0"/>
+          <w:sz w:val="21"/>
+          <w:szCs w:val="21"/>
+          <w14:ligatures w14:val="none"/>
+        </w:rPr>
+      </w:pPr>
+      <w:r>
+        <w:rPr>
+          <w:rFonts w:ascii="Consolas" w:eastAsia="Times New Roman" w:hAnsi="Consolas" w:cs="Times New Roman"/>
+          <w:color w:val="292929"/>
+          <w:kern w:val="0"/>
+          <w:sz w:val="21"/>
+          <w:szCs w:val="21"/>
+          <w14:ligatures w14:val="none"/>
+        </w:rPr>
+        <w:t xml:space="preserve">  </w:t>
+      </w:r>
+      <w:r>
+        <w:rPr>
+          <w:rFonts w:ascii="Consolas" w:eastAsia="Times New Roman" w:hAnsi="Consolas" w:cs="Times New Roman"/>
+          <w:color w:val="B5200D"/>
+          <w:kern w:val="0"/>
+          <w:sz w:val="21"/>
+          <w:szCs w:val="21"/>
+          <w14:ligatures w14:val="none"/>
+        </w:rPr>
+        <w:t>return</w:t>
+      </w:r>
+      <w:r>
+        <w:rPr>
+          <w:rFonts w:ascii="Consolas" w:eastAsia="Times New Roman" w:hAnsi="Consolas" w:cs="Times New Roman"/>
+          <w:color w:val="292929"/>
+          <w:kern w:val="0"/>
+          <w:sz w:val="21"/>
+          <w:szCs w:val="21"/>
+          <w14:ligatures w14:val="none"/>
+        </w:rPr>
+        <w:t xml:space="preserve"> </w:t>
+      </w:r>
+      <w:r>
+        <w:rPr>
+          <w:rFonts w:ascii="Consolas" w:eastAsia="Times New Roman" w:hAnsi="Consolas" w:cs="Times New Roman"/>
+          <w:color w:val="001080"/>
+          <w:kern w:val="0"/>
+          <w:sz w:val="21"/>
+          <w:szCs w:val="21"/>
+          <w14:ligatures w14:val="none"/>
+        </w:rPr>
+        <w:t>element</w:t>
+      </w:r>
+      <w:r>
+        <w:rPr>
+          <w:rFonts w:ascii="Consolas" w:eastAsia="Times New Roman" w:hAnsi="Consolas" w:cs="Times New Roman"/>
+          <w:color w:val="292929"/>
+          <w:kern w:val="0"/>
+          <w:sz w:val="21"/>
+          <w:szCs w:val="21"/>
+          <w14:ligatures w14:val="none"/>
+        </w:rPr>
+        <w:t>;</w:t>
+      </w:r>
+    </w:p>
+    <w:p>
+      <w:pPr>
+        <w:shd w:val="clear" w:color="auto" w:fill="FFFFFF"/>
+        <w:spacing w:after="0" w:line="285" w:lineRule="atLeast"/>
+        <w:rPr>
+          <w:rFonts w:ascii="Consolas" w:eastAsia="Times New Roman" w:hAnsi="Consolas" w:cs="Times New Roman"/>
+          <w:color w:val="292929"/>
+          <w:kern w:val="0"/>
+          <w:sz w:val="21"/>
+          <w:szCs w:val="21"/>
+          <w14:ligatures w14:val="none"/>
+        </w:rPr>
+      </w:pPr>
+      <w:r>
+        <w:rPr>
+          <w:rFonts w:ascii="Consolas" w:eastAsia="Times New Roman" w:hAnsi="Consolas" w:cs="Times New Roman"/>
+          <w:color w:val="292929"/>
+          <w:kern w:val="0"/>
+          <w:sz w:val="21"/>
+          <w:szCs w:val="21"/>
+          <w14:ligatures w14:val="none"/>
+        </w:rPr>
+        <w:t>}</w:t>
+      </w:r>
+    </w:p>
+    <w:p>
+      <w:pPr>
+        <w:shd w:val="clear" w:color="auto" w:fill="FFFFFF"/>
+        <w:spacing w:after="0" w:line="285" w:lineRule="atLeast"/>
+        <w:rPr>
+          <w:rFonts w:ascii="Consolas" w:eastAsia="Times New Roman" w:hAnsi="Consolas" w:cs="Times New Roman"/>
+          <w:color w:val="292929"/>
+          <w:kern w:val="0"/>
+          <w:sz w:val="21"/>
+          <w:szCs w:val="21"/>
+          <w14:ligatures w14:val="none"/>
+        </w:rPr>
+      </w:pPr>
+    </w:p>
+    <w:p>
+      <w:pPr>
+        <w:shd w:val="clear" w:color="auto" w:fill="FFFFFF"/>
+        <w:spacing w:after="0" w:line="285" w:lineRule="atLeast"/>
+        <w:rPr>
+          <w:rFonts w:ascii="Consolas" w:eastAsia="Times New Roman" w:hAnsi="Consolas" w:cs="Times New Roman"/>
+          <w:color w:val="292929"/>
+          <w:kern w:val="0"/>
+          <w:sz w:val="21"/>
+          <w:szCs w:val="21"/>
+          <w14:ligatures w14:val="none"/>
+        </w:rPr>
+      </w:pPr>
+      <w:r>
+        <w:rPr>
+          <w:rFonts w:ascii="Consolas" w:eastAsia="Times New Roman" w:hAnsi="Consolas" w:cs="Times New Roman"/>
+          <w:color w:val="B5200D"/>
+          <w:kern w:val="0"/>
+          <w:sz w:val="21"/>
+          <w:szCs w:val="21"/>
+          <w14:ligatures w14:val="none"/>
+        </w:rPr>
+        <w:t>export</w:t>
+      </w:r>
+      <w:r>
+        <w:rPr>
+          <w:rFonts w:ascii="Consolas" w:eastAsia="Times New Roman" w:hAnsi="Consolas" w:cs="Times New Roman"/>
+          <w:color w:val="292929"/>
+          <w:kern w:val="0"/>
+          <w:sz w:val="21"/>
+          <w:szCs w:val="21"/>
+          <w14:ligatures w14:val="none"/>
+        </w:rPr>
+        <w:t xml:space="preserve"> </w:t>
+      </w:r>
+      <w:r>
+        <w:rPr>
+          <w:rFonts w:ascii="Consolas" w:eastAsia="Times New Roman" w:hAnsi="Consolas" w:cs="Times New Roman"/>
+          <w:color w:val="B5200D"/>
+          <w:kern w:val="0"/>
+          <w:sz w:val="21"/>
+          <w:szCs w:val="21"/>
+          <w14:ligatures w14:val="none"/>
+        </w:rPr>
+        <w:t>default</w:t>
+      </w:r>
+      <w:r>
+        <w:rPr>
+          <w:rFonts w:ascii="Consolas" w:eastAsia="Times New Roman" w:hAnsi="Consolas" w:cs="Times New Roman"/>
+          <w:color w:val="292929"/>
+          <w:kern w:val="0"/>
+          <w:sz w:val="21"/>
+          <w:szCs w:val="21"/>
+          <w14:ligatures w14:val="none"/>
+        </w:rPr>
+        <w:t xml:space="preserve"> </w:t>
+      </w:r>
+      <w:proofErr w:type="spellStart"/>
+      <w:r>
+        <w:rPr>
+          <w:rFonts w:ascii="Consolas" w:eastAsia="Times New Roman" w:hAnsi="Consolas" w:cs="Times New Roman"/>
+          <w:color w:val="001080"/>
+          <w:kern w:val="0"/>
+          <w:sz w:val="21"/>
+          <w:szCs w:val="21"/>
+          <w14:ligatures w14:val="none"/>
+        </w:rPr>
+        <w:t>NamePerson</w:t>
+      </w:r>
+      <w:proofErr w:type="spellEnd"/>
+      <w:r>
+        <w:rPr>
+          <w:rFonts w:ascii="Consolas" w:eastAsia="Times New Roman" w:hAnsi="Consolas" w:cs="Times New Roman"/>
+          <w:color w:val="292929"/>
+          <w:kern w:val="0"/>
+          <w:sz w:val="21"/>
+          <w:szCs w:val="21"/>
+          <w14:ligatures w14:val="none"/>
+        </w:rPr>
+        <w:t>;</w:t>
+      </w:r>
+    </w:p>
+    <w:p>
+      <w:pPr>
+        <w:shd w:val="clear" w:color="auto" w:fill="FFFFFF"/>
+        <w:spacing w:after="0" w:line="285" w:lineRule="atLeast"/>
+        <w:rPr>
+          <w:rFonts w:ascii="Consolas" w:eastAsia="Times New Roman" w:hAnsi="Consolas" w:cs="Times New Roman"/>
+          <w:color w:val="292929"/>
+          <w:kern w:val="0"/>
+          <w:sz w:val="21"/>
+          <w:szCs w:val="21"/>
+          <w14:ligatures w14:val="none"/>
+        </w:rPr>
+      </w:pPr>
+      <w:r>
+        <w:rPr>
+          <w:rFonts w:ascii="Consolas" w:eastAsia="Times New Roman" w:hAnsi="Consolas" w:cs="Times New Roman"/>
+          <w:color w:val="292929"/>
+          <w:kern w:val="0"/>
+          <w:sz w:val="21"/>
+          <w:szCs w:val="21"/>
+          <w14:ligatures w14:val="none"/>
+        </w:rPr>
+        <w:drawing>
+          <wp:inline distT="0" distB="0" distL="0" distR="0" wp14:anchorId="070A0CFE" wp14:editId="27A11962">
+            <wp:extent cx="5943600" cy="2555875"/>
+            <wp:effectExtent l="0" t="0" r="0" b="0"/>
+            <wp:docPr id="1627454199" name="Hình ảnh 1"/>
+            <wp:cNvGraphicFramePr>
+              <a:graphicFrameLocks xmlns:a="http://schemas.openxmlformats.org/drawingml/2006/main" noChangeAspect="1"/>
+            </wp:cNvGraphicFramePr>
+            <a:graphic xmlns:a="http://schemas.openxmlformats.org/drawingml/2006/main">
+              <a:graphicData uri="http://schemas.openxmlformats.org/drawingml/2006/picture">
+                <pic:pic xmlns:pic="http://schemas.openxmlformats.org/drawingml/2006/picture">
+                  <pic:nvPicPr>
+                    <pic:cNvPr id="1627454199" name=""/>
+                    <pic:cNvPicPr/>
+                  </pic:nvPicPr>
+                  <pic:blipFill>
+                    <a:blip r:embed="rId7"/>
+                    <a:stretch>
+                      <a:fillRect/>
+                    </a:stretch>
+                  </pic:blipFill>
+                  <pic:spPr>
+                    <a:xfrm>
+                      <a:off x="0" y="0"/>
+                      <a:ext cx="5943600" cy="2555875"/>
+                    </a:xfrm>
+                    <a:prstGeom prst="rect">
+                      <a:avLst/>
+                    </a:prstGeom>
+                  </pic:spPr>
+                </pic:pic>
+              </a:graphicData>
+            </a:graphic>
+          </wp:inline>
+        </w:drawing>
+      </w:r>
+    </w:p>
+    <w:p>
+      <w:r>
+        <w:rPr>
+          <w:b/>
+          <w:bCs/>
+        </w:rPr>
+        <w:t xml:space="preserve">Exercise </w:t>
+      </w:r>
+      <w:r>
+        <w:rPr>
+          <w:b/>
+          <w:bCs/>
+        </w:rPr>
+        <w:t>2</w:t>
+      </w:r>
+      <w:r>
+        <w:rPr>
+          <w:b/>
+          <w:bCs/>
+        </w:rPr>
+        <w:t>: Display a person's details</w:t>
+      </w:r>
+    </w:p>
+    <w:p>
+      <w:r>
+        <w:t>Given a person object, display their name, age, and occupation.</w:t>
+      </w:r>
+    </w:p>
+    <w:p/>
+    <w:p>
+      <w:r>
+        <w:lastRenderedPageBreak/>
+        <w:drawing>
+          <wp:inline distT="0" distB="0" distL="0" distR="0" wp14:anchorId="6A5790EA" wp14:editId="3C5F4E11">
+            <wp:extent cx="5943600" cy="3249930"/>
+            <wp:effectExtent l="0" t="0" r="0" b="7620"/>
+            <wp:docPr id="223742350" name="Hình ảnh 1"/>
+            <wp:cNvGraphicFramePr>
+              <a:graphicFrameLocks xmlns:a="http://schemas.openxmlformats.org/drawingml/2006/main" noChangeAspect="1"/>
+            </wp:cNvGraphicFramePr>
+            <a:graphic xmlns:a="http://schemas.openxmlformats.org/drawingml/2006/main">
+              <a:graphicData uri="http://schemas.openxmlformats.org/drawingml/2006/picture">
+                <pic:pic xmlns:pic="http://schemas.openxmlformats.org/drawingml/2006/picture">
+                  <pic:nvPicPr>
+                    <pic:cNvPr id="223742350" name=""/>
+                    <pic:cNvPicPr/>
+                  </pic:nvPicPr>
+                  <pic:blipFill>
+                    <a:blip r:embed="rId8"/>
+                    <a:stretch>
+                      <a:fillRect/>
+                    </a:stretch>
+                  </pic:blipFill>
+                  <pic:spPr>
+                    <a:xfrm>
+                      <a:off x="0" y="0"/>
+                      <a:ext cx="5943600" cy="3249930"/>
+                    </a:xfrm>
+                    <a:prstGeom prst="rect">
+                      <a:avLst/>
+                    </a:prstGeom>
+                  </pic:spPr>
+                </pic:pic>
+              </a:graphicData>
+            </a:graphic>
+          </wp:inline>
+        </w:drawing>
+      </w:r>
+    </w:p>
+    <w:p>
+      <w:r>
+        <w:t>Using the above people array, do the following exercises:</w:t>
+      </w:r>
+    </w:p>
+    <w:p>
+      <w:r>
+        <w:rPr>
+          <w:b/>
+          <w:bCs/>
+        </w:rPr>
+        <w:t>Exercise 3</w:t>
+      </w:r>
+      <w:r>
+        <w:rPr>
+          <w:b/>
+          <w:bCs/>
+        </w:rPr>
+        <w:t xml:space="preserve">: </w:t>
+      </w:r>
+      <w:r>
+        <w:t>Display a list of people (PeopleList.js)</w:t>
+      </w:r>
+    </w:p>
+    <w:p>
+      <w:r>
+        <w:drawing>
+          <wp:inline distT="0" distB="0" distL="0" distR="0" wp14:anchorId="2F42B74C" wp14:editId="2D7E9F46">
+            <wp:extent cx="5943600" cy="3004820"/>
+            <wp:effectExtent l="0" t="0" r="0" b="5080"/>
+            <wp:docPr id="1149324236" name="Hình ảnh 1"/>
+            <wp:cNvGraphicFramePr>
+              <a:graphicFrameLocks xmlns:a="http://schemas.openxmlformats.org/drawingml/2006/main" noChangeAspect="1"/>
+            </wp:cNvGraphicFramePr>
+            <a:graphic xmlns:a="http://schemas.openxmlformats.org/drawingml/2006/main">
+              <a:graphicData uri="http://schemas.openxmlformats.org/drawingml/2006/picture">
+                <pic:pic xmlns:pic="http://schemas.openxmlformats.org/drawingml/2006/picture">
+                  <pic:nvPicPr>
+                    <pic:cNvPr id="1149324236" name=""/>
+                    <pic:cNvPicPr/>
+                  </pic:nvPicPr>
+                  <pic:blipFill>
+                    <a:blip r:embed="rId9"/>
+                    <a:stretch>
+                      <a:fillRect/>
+                    </a:stretch>
+                  </pic:blipFill>
+                  <pic:spPr>
+                    <a:xfrm>
+                      <a:off x="0" y="0"/>
+                      <a:ext cx="5943600" cy="3004820"/>
+                    </a:xfrm>
+                    <a:prstGeom prst="rect">
+                      <a:avLst/>
+                    </a:prstGeom>
+                  </pic:spPr>
+                </pic:pic>
+              </a:graphicData>
+            </a:graphic>
+          </wp:inline>
+        </w:drawing>
+      </w:r>
+    </w:p>
+    <w:p>
+      <w:r>
+        <w:rPr>
+          <w:b/>
+          <w:bCs/>
+        </w:rPr>
+        <w:t xml:space="preserve">Exercise </w:t>
+      </w:r>
+      <w:r>
+        <w:rPr>
+          <w:b/>
+          <w:bCs/>
+        </w:rPr>
+        <w:t>4</w:t>
+      </w:r>
+      <w:r>
+        <w:rPr>
+          <w:b/>
+          <w:bCs/>
+        </w:rPr>
+        <w:t xml:space="preserve">: </w:t>
+      </w:r>
+      <w:r>
+        <w:t xml:space="preserve">Display a table of </w:t>
+      </w:r>
+      <w:r>
+        <w:t>people</w:t>
+      </w:r>
+    </w:p>
+    <w:p>
+      <w:r>
+        <w:lastRenderedPageBreak/>
+        <w:drawing>
+          <wp:inline distT="0" distB="0" distL="0" distR="0" wp14:anchorId="6DB110E6" wp14:editId="3CE24AE8">
+            <wp:extent cx="5943600" cy="3560445"/>
+            <wp:effectExtent l="0" t="0" r="0" b="1905"/>
+            <wp:docPr id="1358464285" name="Hình ảnh 1"/>
+            <wp:cNvGraphicFramePr>
+              <a:graphicFrameLocks xmlns:a="http://schemas.openxmlformats.org/drawingml/2006/main" noChangeAspect="1"/>
+            </wp:cNvGraphicFramePr>
+            <a:graphic xmlns:a="http://schemas.openxmlformats.org/drawingml/2006/main">
+              <a:graphicData uri="http://schemas.openxmlformats.org/drawingml/2006/picture">
+                <pic:pic xmlns:pic="http://schemas.openxmlformats.org/drawingml/2006/picture">
+                  <pic:nvPicPr>
+                    <pic:cNvPr id="1358464285" name=""/>
+                    <pic:cNvPicPr/>
+                  </pic:nvPicPr>
+                  <pic:blipFill>
+                    <a:blip r:embed="rId10"/>
+                    <a:stretch>
+                      <a:fillRect/>
+                    </a:stretch>
+                  </pic:blipFill>
+                  <pic:spPr>
+                    <a:xfrm>
+                      <a:off x="0" y="0"/>
+                      <a:ext cx="5943600" cy="3560445"/>
+                    </a:xfrm>
+                    <a:prstGeom prst="rect">
+                      <a:avLst/>
+                    </a:prstGeom>
+                  </pic:spPr>
+                </pic:pic>
+              </a:graphicData>
+            </a:graphic>
+          </wp:inline>
+        </w:drawing>
+      </w:r>
+    </w:p>
+    <w:p>
+      <w:r>
+        <w:rPr>
+          <w:b/>
+          <w:bCs/>
+        </w:rPr>
+        <w:t xml:space="preserve">Exercise </w:t>
+      </w:r>
+      <w:r>
+        <w:rPr>
+          <w:b/>
+          <w:bCs/>
+        </w:rPr>
+        <w:t>5</w:t>
+      </w:r>
+      <w:r>
+        <w:rPr>
+          <w:b/>
+          <w:bCs/>
+        </w:rPr>
+        <w:t xml:space="preserve">: </w:t>
+      </w:r>
+      <w:r>
+        <w:t>Find the first teenager (FirstTeenager.js)</w:t>
+      </w:r>
+    </w:p>
+    <w:p>
+      <w:r>
+        <w:drawing>
+          <wp:inline distT="0" distB="0" distL="0" distR="0" wp14:anchorId="506069CA" wp14:editId="1DC75D7A">
+            <wp:extent cx="5943600" cy="4108450"/>
+            <wp:effectExtent l="0" t="0" r="0" b="6350"/>
+            <wp:docPr id="591769897" name="Hình ảnh 1"/>
+            <wp:cNvGraphicFramePr>
+              <a:graphicFrameLocks xmlns:a="http://schemas.openxmlformats.org/drawingml/2006/main" noChangeAspect="1"/>
+            </wp:cNvGraphicFramePr>
+            <a:graphic xmlns:a="http://schemas.openxmlformats.org/drawingml/2006/main">
+              <a:graphicData uri="http://schemas.openxmlformats.org/drawingml/2006/picture">
+                <pic:pic xmlns:pic="http://schemas.openxmlformats.org/drawingml/2006/picture">
+                  <pic:nvPicPr>
+                    <pic:cNvPr id="591769897" name=""/>
+                    <pic:cNvPicPr/>
+                  </pic:nvPicPr>
+                  <pic:blipFill>
+                    <a:blip r:embed="rId11"/>
+                    <a:stretch>
+                      <a:fillRect/>
+                    </a:stretch>
+                  </pic:blipFill>
+                  <pic:spPr>
+                    <a:xfrm>
+                      <a:off x="0" y="0"/>
+                      <a:ext cx="5943600" cy="4108450"/>
+                    </a:xfrm>
+                    <a:prstGeom prst="rect">
+                      <a:avLst/>
+                    </a:prstGeom>
+                  </pic:spPr>
+                </pic:pic>
+              </a:graphicData>
+            </a:graphic>
+          </wp:inline>
+        </w:drawing>
+      </w:r>
+    </w:p>
+    <w:p>
+      <w:r>
+        <w:rPr>
+          <w:b/>
+          <w:bCs/>
+        </w:rPr>
+        <w:lastRenderedPageBreak/>
+        <w:t xml:space="preserve">Exercise </w:t>
+      </w:r>
+      <w:r>
+        <w:rPr>
+          <w:b/>
+          <w:bCs/>
+        </w:rPr>
+        <w:t>6</w:t>
+      </w:r>
+      <w:r>
+        <w:rPr>
+          <w:b/>
+          <w:bCs/>
+        </w:rPr>
+        <w:t xml:space="preserve">: </w:t>
+      </w:r>
+      <w:r>
+        <w:t>Check if all are teenagers (AreAllTeenagers.js)</w:t>
+      </w:r>
+    </w:p>
+    <w:p>
+      <w:r>
+        <w:drawing>
+          <wp:inline distT="0" distB="0" distL="0" distR="0" wp14:anchorId="0459C4CD" wp14:editId="02DF97C9">
+            <wp:extent cx="5943600" cy="3327400"/>
+            <wp:effectExtent l="0" t="0" r="0" b="6350"/>
+            <wp:docPr id="1455035271" name="Hình ảnh 1"/>
+            <wp:cNvGraphicFramePr>
+              <a:graphicFrameLocks xmlns:a="http://schemas.openxmlformats.org/drawingml/2006/main" noChangeAspect="1"/>
+            </wp:cNvGraphicFramePr>
+            <a:graphic xmlns:a="http://schemas.openxmlformats.org/drawingml/2006/main">
+              <a:graphicData uri="http://schemas.openxmlformats.org/drawingml/2006/picture">
+                <pic:pic xmlns:pic="http://schemas.openxmlformats.org/drawingml/2006/picture">
+                  <pic:nvPicPr>
+                    <pic:cNvPr id="1455035271" name=""/>
+                    <pic:cNvPicPr/>
+                  </pic:nvPicPr>
+                  <pic:blipFill>
+                    <a:blip r:embed="rId12"/>
+                    <a:stretch>
+                      <a:fillRect/>
+                    </a:stretch>
+                  </pic:blipFill>
+                  <pic:spPr>
+                    <a:xfrm>
+                      <a:off x="0" y="0"/>
+                      <a:ext cx="5943600" cy="3327400"/>
+                    </a:xfrm>
+                    <a:prstGeom prst="rect">
+                      <a:avLst/>
+                    </a:prstGeom>
+                  </pic:spPr>
+                </pic:pic>
+              </a:graphicData>
+            </a:graphic>
+          </wp:inline>
+        </w:drawing>
+      </w:r>
+    </w:p>
+    <w:p>
+      <w:r>
+        <w:rPr>
+          <w:b/>
+          <w:bCs/>
+        </w:rPr>
+        <w:t xml:space="preserve">Exercise </w:t>
+      </w:r>
+      <w:r>
+        <w:rPr>
+          <w:b/>
+          <w:bCs/>
+        </w:rPr>
+        <w:t>7</w:t>
+      </w:r>
+      <w:r>
+        <w:rPr>
+          <w:b/>
+          <w:bCs/>
+        </w:rPr>
+        <w:t xml:space="preserve">: </w:t>
+      </w:r>
+      <w:r>
+        <w:t>Sort by Occupation and Then by Age</w:t>
+      </w:r>
+    </w:p>
+    <w:p>
+      <w:r>
+        <w:t>Write a function to sort the people array first by occupation alphabetically and then by age in ascending order within each occupation group.</w:t>
+      </w:r>
+    </w:p>
+    <w:p>
+      <w:r>
+        <w:lastRenderedPageBreak/>
+        <w:drawing>
+          <wp:inline distT="0" distB="0" distL="0" distR="0" wp14:anchorId="56CEAD0B" wp14:editId="51D17396">
+            <wp:extent cx="5943600" cy="4351655"/>
+            <wp:effectExtent l="0" t="0" r="0" b="0"/>
+            <wp:docPr id="221358340" name="Hình ảnh 1"/>
+            <wp:cNvGraphicFramePr>
+              <a:graphicFrameLocks xmlns:a="http://schemas.openxmlformats.org/drawingml/2006/main" noChangeAspect="1"/>
+            </wp:cNvGraphicFramePr>
+            <a:graphic xmlns:a="http://schemas.openxmlformats.org/drawingml/2006/main">
+              <a:graphicData uri="http://schemas.openxmlformats.org/drawingml/2006/picture">
+                <pic:pic xmlns:pic="http://schemas.openxmlformats.org/drawingml/2006/picture">
+                  <pic:nvPicPr>
+                    <pic:cNvPr id="221358340" name=""/>
+                    <pic:cNvPicPr/>
+                  </pic:nvPicPr>
+                  <pic:blipFill>
+                    <a:blip r:embed="rId13"/>
+                    <a:stretch>
+                      <a:fillRect/>
+                    </a:stretch>
+                  </pic:blipFill>
+                  <pic:spPr>
+                    <a:xfrm>
+                      <a:off x="0" y="0"/>
+                      <a:ext cx="5943600" cy="4351655"/>
+                    </a:xfrm>
+                    <a:prstGeom prst="rect">
+                      <a:avLst/>
+                    </a:prstGeom>
+                  </pic:spPr>
+                </pic:pic>
+              </a:graphicData>
+            </a:graphic>
+          </wp:inline>
+        </w:drawing>
+      </w:r>
+    </w:p>
+    <w:p>
+      <w:r>
+        <w:rPr>
+          <w:b/>
+          <w:bCs/>
+        </w:rPr>
+        <w:t>Exercise 8:</w:t>
+      </w:r>
+      <w:r>
+        <w:t xml:space="preserve"> </w:t>
+      </w:r>
+      <w:r>
+        <w:t>Group People by Occupation</w:t>
+      </w:r>
+    </w:p>
+    <w:p>
+      <w:r>
+        <w:t>Write a function that groups people by their occupation into an object. Each key is an occupation, and the value is an array of people with that occupation.</w:t>
+      </w:r>
+    </w:p>
+    <w:p>
+      <w:pPr>
+        <w:rPr>
+          <w:b/>
+          <w:bCs/>
+        </w:rPr>
+      </w:pPr>
+      <w:r>
+        <w:rPr>
+          <w:b/>
+          <w:bCs/>
+        </w:rPr>
+        <w:lastRenderedPageBreak/>
+        <w:drawing>
+          <wp:inline distT="0" distB="0" distL="0" distR="0" wp14:anchorId="6B4C243F" wp14:editId="63176E29">
+            <wp:extent cx="5943600" cy="4972050"/>
+            <wp:effectExtent l="0" t="0" r="0" b="0"/>
+            <wp:docPr id="1660604892" name="Hình ảnh 1"/>
+            <wp:cNvGraphicFramePr>
+              <a:graphicFrameLocks xmlns:a="http://schemas.openxmlformats.org/drawingml/2006/main" noChangeAspect="1"/>
+            </wp:cNvGraphicFramePr>
+            <a:graphic xmlns:a="http://schemas.openxmlformats.org/drawingml/2006/main">
+              <a:graphicData uri="http://schemas.openxmlformats.org/drawingml/2006/picture">
+                <pic:pic xmlns:pic="http://schemas.openxmlformats.org/drawingml/2006/picture">
+                  <pic:nvPicPr>
+                    <pic:cNvPr id="1660604892" name=""/>
+                    <pic:cNvPicPr/>
+                  </pic:nvPicPr>
+                  <pic:blipFill>
+                    <a:blip r:embed="rId14"/>
+                    <a:stretch>
+                      <a:fillRect/>
+                    </a:stretch>
+                  </pic:blipFill>
+                  <pic:spPr>
+                    <a:xfrm>
+                      <a:off x="0" y="0"/>
+                      <a:ext cx="5943600" cy="4972050"/>
+                    </a:xfrm>
+                    <a:prstGeom prst="rect">
+                      <a:avLst/>
+                    </a:prstGeom>
+                  </pic:spPr>
+                </pic:pic>
+              </a:graphicData>
+            </a:graphic>
+          </wp:inline>
+        </w:drawing>
+      </w:r>
+    </w:p>
+    <w:p>
+      <w:r>
+        <w:rPr>
+          <w:b/>
+          <w:bCs/>
+        </w:rPr>
+        <w:t xml:space="preserve">Exercise </w:t>
+      </w:r>
+      <w:r>
+        <w:rPr>
+          <w:b/>
+          <w:bCs/>
+        </w:rPr>
+        <w:t>9</w:t>
+      </w:r>
+      <w:r>
+        <w:rPr>
+          <w:b/>
+          <w:bCs/>
+        </w:rPr>
+        <w:t xml:space="preserve">: </w:t>
+      </w:r>
+      <w:r>
+        <w:t>Find the Oldest and Youngest Person</w:t>
+      </w:r>
+    </w:p>
+    <w:p>
+      <w:r>
+        <w:t>Create a function to find and display the oldest and youngest person in the array.</w:t>
+      </w:r>
+    </w:p>
+    <w:p>
+      <w:r>
+        <w:lastRenderedPageBreak/>
+        <w:drawing>
+          <wp:inline distT="0" distB="0" distL="0" distR="0" wp14:anchorId="14E9FCAE" wp14:editId="6F8F5442">
+            <wp:extent cx="5943600" cy="3728720"/>
+            <wp:effectExtent l="0" t="0" r="0" b="5080"/>
+            <wp:docPr id="381867831" name="Hình ảnh 1"/>
+            <wp:cNvGraphicFramePr>
+              <a:graphicFrameLocks xmlns:a="http://schemas.openxmlformats.org/drawingml/2006/main" noChangeAspect="1"/>
+            </wp:cNvGraphicFramePr>
+            <a:graphic xmlns:a="http://schemas.openxmlformats.org/drawingml/2006/main">
+              <a:graphicData uri="http://schemas.openxmlformats.org/drawingml/2006/picture">
+                <pic:pic xmlns:pic="http://schemas.openxmlformats.org/drawingml/2006/picture">
+                  <pic:nvPicPr>
+                    <pic:cNvPr id="381867831" name=""/>
+                    <pic:cNvPicPr/>
+                  </pic:nvPicPr>
+                  <pic:blipFill>
+                    <a:blip r:embed="rId15"/>
+                    <a:stretch>
+                      <a:fillRect/>
+                    </a:stretch>
+                  </pic:blipFill>
+                  <pic:spPr>
+                    <a:xfrm>
+                      <a:off x="0" y="0"/>
+                      <a:ext cx="5943600" cy="3728720"/>
+                    </a:xfrm>
+                    <a:prstGeom prst="rect">
+                      <a:avLst/>
+                    </a:prstGeom>
+                  </pic:spPr>
+                </pic:pic>
+              </a:graphicData>
+            </a:graphic>
+          </wp:inline>
+        </w:drawing>
+      </w:r>
+    </w:p>
+    <w:p>
+      <w:r>
+        <w:rPr>
+          <w:b/>
+          <w:bCs/>
+        </w:rPr>
+        <w:t xml:space="preserve">Exercise </w:t>
+      </w:r>
+      <w:r>
+        <w:rPr>
+          <w:b/>
+          <w:bCs/>
+        </w:rPr>
+        <w:t>10</w:t>
+      </w:r>
+      <w:r>
+        <w:rPr>
+          <w:b/>
+          <w:bCs/>
+        </w:rPr>
+        <w:t xml:space="preserve">: </w:t>
+      </w:r>
+      <w:r>
+        <w:t>Calculate the Average Age of Each Occupation</w:t>
+      </w:r>
+    </w:p>
+    <w:p>
+      <w:r>
+        <w:t>Write a function that calculates and displays the average age for each occupation.</w:t>
+      </w:r>
+    </w:p>
+    <w:p>
+      <w:pPr>
+        <w:rPr>
+          <w:b/>
+          <w:bCs/>
+        </w:rPr>
+      </w:pPr>
+    </w:p>
+    <w:p>
+      <w:pPr>
+        <w:rPr>
+          <w:b/>
+          <w:bCs/>
+        </w:rPr>
+      </w:pPr>
+    </w:p>
     <w:p/>
     <w:sectPr>
-      <w:pgSz w:w="11906" w:h="16838"/>
-      <w:pgMar w:top="1440" w:right="1440" w:bottom="1440" w:left="1440" w:header="708" w:footer="708" w:gutter="0"/>
-      <w:cols w:space="708"/>
+      <w:pgSz w:w="12240" w:h="15840"/>
+      <w:pgMar w:top="1440" w:right="1440" w:bottom="1440" w:left="1440" w:header="720" w:footer="720" w:gutter="0"/>
+      <w:cols w:space="720"/>
       <w:docGrid w:linePitch="360"/>
     </w:sectPr>
   </w:body>
@@ -413,6 +9387,16 @@
   <w:style w:type="paragraph" w:default="1" w:styleId="Binhthng">
     <w:name w:val="Normal"/>
     <w:qFormat/>
+    <w:rsid w:val="0059591B"/>
+    <w:pPr>
+      <w:spacing w:line="259" w:lineRule="auto"/>
+    </w:pPr>
+    <w:rPr>
+      <w:rFonts w:ascii="Times New Roman" w:eastAsiaTheme="minorHAnsi" w:hAnsi="Times New Roman"/>
+      <w:sz w:val="26"/>
+      <w:szCs w:val="22"/>
+      <w:lang w:val="en-US" w:eastAsia="en-US"/>
+    </w:rPr>
   </w:style>
   <w:style w:type="paragraph" w:styleId="u1">
     <w:name w:val="heading 1"/>
@@ -425,7 +9409,7 @@
     <w:pPr>
       <w:keepNext/>
       <w:keepLines/>
-      <w:spacing w:before="360" w:after="80"/>
+      <w:spacing w:before="360" w:after="80" w:line="278" w:lineRule="auto"/>
       <w:outlineLvl w:val="0"/>
     </w:pPr>
     <w:rPr>
@@ -433,6 +9417,7 @@
       <w:color w:val="2F5496" w:themeColor="accent1" w:themeShade="BF"/>
       <w:sz w:val="40"/>
       <w:szCs w:val="40"/>
+      <w:lang w:val="vi-VN" w:eastAsia="ja-JP"/>
     </w:rPr>
   </w:style>
   <w:style w:type="paragraph" w:styleId="u2">
@@ -448,7 +9433,7 @@
     <w:pPr>
       <w:keepNext/>
       <w:keepLines/>
-      <w:spacing w:before="160" w:after="80"/>
+      <w:spacing w:before="160" w:after="80" w:line="278" w:lineRule="auto"/>
       <w:outlineLvl w:val="1"/>
     </w:pPr>
     <w:rPr>
@@ -456,6 +9441,7 @@
       <w:color w:val="2F5496" w:themeColor="accent1" w:themeShade="BF"/>
       <w:sz w:val="32"/>
       <w:szCs w:val="32"/>
+      <w:lang w:val="vi-VN" w:eastAsia="ja-JP"/>
     </w:rPr>
   </w:style>
   <w:style w:type="paragraph" w:styleId="u3">
@@ -471,14 +9457,15 @@
     <w:pPr>
       <w:keepNext/>
       <w:keepLines/>
-      <w:spacing w:before="160" w:after="80"/>
+      <w:spacing w:before="160" w:after="80" w:line="278" w:lineRule="auto"/>
       <w:outlineLvl w:val="2"/>
     </w:pPr>
     <w:rPr>
-      <w:rFonts w:eastAsiaTheme="majorEastAsia" w:cstheme="majorBidi"/>
+      <w:rFonts w:asciiTheme="minorHAnsi" w:eastAsiaTheme="majorEastAsia" w:hAnsiTheme="minorHAnsi" w:cstheme="majorBidi"/>
       <w:color w:val="2F5496" w:themeColor="accent1" w:themeShade="BF"/>
       <w:sz w:val="28"/>
       <w:szCs w:val="28"/>
+      <w:lang w:val="vi-VN" w:eastAsia="ja-JP"/>
     </w:rPr>
   </w:style>
   <w:style w:type="paragraph" w:styleId="u4">
@@ -494,14 +9481,17 @@
     <w:pPr>
       <w:keepNext/>
       <w:keepLines/>
-      <w:spacing w:before="80" w:after="40"/>
+      <w:spacing w:before="80" w:after="40" w:line="278" w:lineRule="auto"/>
       <w:outlineLvl w:val="3"/>
     </w:pPr>
     <w:rPr>
-      <w:rFonts w:eastAsiaTheme="majorEastAsia" w:cstheme="majorBidi"/>
+      <w:rFonts w:asciiTheme="minorHAnsi" w:eastAsiaTheme="majorEastAsia" w:hAnsiTheme="minorHAnsi" w:cstheme="majorBidi"/>
       <w:i/>
       <w:iCs/>
       <w:color w:val="2F5496" w:themeColor="accent1" w:themeShade="BF"/>
+      <w:sz w:val="24"/>
+      <w:szCs w:val="24"/>
+      <w:lang w:val="vi-VN" w:eastAsia="ja-JP"/>
     </w:rPr>
   </w:style>
   <w:style w:type="paragraph" w:styleId="u5">
@@ -517,12 +9507,15 @@
     <w:pPr>
       <w:keepNext/>
       <w:keepLines/>
-      <w:spacing w:before="80" w:after="40"/>
+      <w:spacing w:before="80" w:after="40" w:line="278" w:lineRule="auto"/>
       <w:outlineLvl w:val="4"/>
     </w:pPr>
     <w:rPr>
-      <w:rFonts w:eastAsiaTheme="majorEastAsia" w:cstheme="majorBidi"/>
+      <w:rFonts w:asciiTheme="minorHAnsi" w:eastAsiaTheme="majorEastAsia" w:hAnsiTheme="minorHAnsi" w:cstheme="majorBidi"/>
       <w:color w:val="2F5496" w:themeColor="accent1" w:themeShade="BF"/>
+      <w:sz w:val="24"/>
+      <w:szCs w:val="24"/>
+      <w:lang w:val="vi-VN" w:eastAsia="ja-JP"/>
     </w:rPr>
   </w:style>
   <w:style w:type="paragraph" w:styleId="u6">
@@ -538,14 +9531,17 @@
     <w:pPr>
       <w:keepNext/>
       <w:keepLines/>
-      <w:spacing w:before="40" w:after="0"/>
+      <w:spacing w:before="40" w:after="0" w:line="278" w:lineRule="auto"/>
       <w:outlineLvl w:val="5"/>
     </w:pPr>
     <w:rPr>
-      <w:rFonts w:eastAsiaTheme="majorEastAsia" w:cstheme="majorBidi"/>
+      <w:rFonts w:asciiTheme="minorHAnsi" w:eastAsiaTheme="majorEastAsia" w:hAnsiTheme="minorHAnsi" w:cstheme="majorBidi"/>
       <w:i/>
       <w:iCs/>
       <w:color w:val="595959" w:themeColor="text1" w:themeTint="A6"/>
+      <w:sz w:val="24"/>
+      <w:szCs w:val="24"/>
+      <w:lang w:val="vi-VN" w:eastAsia="ja-JP"/>
     </w:rPr>
   </w:style>
   <w:style w:type="paragraph" w:styleId="u7">
@@ -561,12 +9557,15 @@
     <w:pPr>
       <w:keepNext/>
       <w:keepLines/>
-      <w:spacing w:before="40" w:after="0"/>
+      <w:spacing w:before="40" w:after="0" w:line="278" w:lineRule="auto"/>
       <w:outlineLvl w:val="6"/>
     </w:pPr>
     <w:rPr>
-      <w:rFonts w:eastAsiaTheme="majorEastAsia" w:cstheme="majorBidi"/>
+      <w:rFonts w:asciiTheme="minorHAnsi" w:eastAsiaTheme="majorEastAsia" w:hAnsiTheme="minorHAnsi" w:cstheme="majorBidi"/>
       <w:color w:val="595959" w:themeColor="text1" w:themeTint="A6"/>
+      <w:sz w:val="24"/>
+      <w:szCs w:val="24"/>
+      <w:lang w:val="vi-VN" w:eastAsia="ja-JP"/>
     </w:rPr>
   </w:style>
   <w:style w:type="paragraph" w:styleId="u8">
@@ -582,14 +9581,17 @@
     <w:pPr>
       <w:keepNext/>
       <w:keepLines/>
-      <w:spacing w:after="0"/>
+      <w:spacing w:after="0" w:line="278" w:lineRule="auto"/>
       <w:outlineLvl w:val="7"/>
     </w:pPr>
     <w:rPr>
-      <w:rFonts w:eastAsiaTheme="majorEastAsia" w:cstheme="majorBidi"/>
+      <w:rFonts w:asciiTheme="minorHAnsi" w:eastAsiaTheme="majorEastAsia" w:hAnsiTheme="minorHAnsi" w:cstheme="majorBidi"/>
       <w:i/>
       <w:iCs/>
       <w:color w:val="272727" w:themeColor="text1" w:themeTint="D8"/>
+      <w:sz w:val="24"/>
+      <w:szCs w:val="24"/>
+      <w:lang w:val="vi-VN" w:eastAsia="ja-JP"/>
     </w:rPr>
   </w:style>
   <w:style w:type="paragraph" w:styleId="u9">
@@ -605,12 +9607,15 @@
     <w:pPr>
       <w:keepNext/>
       <w:keepLines/>
-      <w:spacing w:after="0"/>
+      <w:spacing w:after="0" w:line="278" w:lineRule="auto"/>
       <w:outlineLvl w:val="8"/>
     </w:pPr>
     <w:rPr>
-      <w:rFonts w:eastAsiaTheme="majorEastAsia" w:cstheme="majorBidi"/>
+      <w:rFonts w:asciiTheme="minorHAnsi" w:eastAsiaTheme="majorEastAsia" w:hAnsiTheme="minorHAnsi" w:cstheme="majorBidi"/>
       <w:color w:val="272727" w:themeColor="text1" w:themeTint="D8"/>
+      <w:sz w:val="24"/>
+      <w:szCs w:val="24"/>
+      <w:lang w:val="vi-VN" w:eastAsia="ja-JP"/>
     </w:rPr>
   </w:style>
   <w:style w:type="character" w:default="1" w:styleId="Phngmcinhcuaoanvn">
@@ -777,6 +9782,7 @@
       <w:kern w:val="28"/>
       <w:sz w:val="56"/>
       <w:szCs w:val="56"/>
+      <w:lang w:val="vi-VN" w:eastAsia="ja-JP"/>
     </w:rPr>
   </w:style>
   <w:style w:type="character" w:customStyle="1" w:styleId="TiuChar">
@@ -805,13 +9811,15 @@
       <w:numPr>
         <w:ilvl w:val="1"/>
       </w:numPr>
+      <w:spacing w:line="278" w:lineRule="auto"/>
     </w:pPr>
     <w:rPr>
-      <w:rFonts w:eastAsiaTheme="majorEastAsia" w:cstheme="majorBidi"/>
+      <w:rFonts w:asciiTheme="minorHAnsi" w:eastAsiaTheme="majorEastAsia" w:hAnsiTheme="minorHAnsi" w:cstheme="majorBidi"/>
       <w:color w:val="595959" w:themeColor="text1" w:themeTint="A6"/>
       <w:spacing w:val="15"/>
       <w:sz w:val="28"/>
       <w:szCs w:val="28"/>
+      <w:lang w:val="vi-VN" w:eastAsia="ja-JP"/>
     </w:rPr>
   </w:style>
   <w:style w:type="character" w:customStyle="1" w:styleId="TiuphuChar">
@@ -837,13 +9845,17 @@
     <w:qFormat/>
     <w:rsid w:val="0017551F"/>
     <w:pPr>
-      <w:spacing w:before="160"/>
+      <w:spacing w:before="160" w:line="278" w:lineRule="auto"/>
       <w:jc w:val="center"/>
     </w:pPr>
     <w:rPr>
+      <w:rFonts w:asciiTheme="minorHAnsi" w:eastAsiaTheme="minorEastAsia" w:hAnsiTheme="minorHAnsi"/>
       <w:i/>
       <w:iCs/>
       <w:color w:val="404040" w:themeColor="text1" w:themeTint="BF"/>
+      <w:sz w:val="24"/>
+      <w:szCs w:val="24"/>
+      <w:lang w:val="vi-VN" w:eastAsia="ja-JP"/>
     </w:rPr>
   </w:style>
   <w:style w:type="character" w:customStyle="1" w:styleId="LitrichdnChar">
@@ -865,9 +9877,16 @@
     <w:qFormat/>
     <w:rsid w:val="0017551F"/>
     <w:pPr>
+      <w:spacing w:line="278" w:lineRule="auto"/>
       <w:ind w:left="720"/>
       <w:contextualSpacing/>
     </w:pPr>
+    <w:rPr>
+      <w:rFonts w:asciiTheme="minorHAnsi" w:eastAsiaTheme="minorEastAsia" w:hAnsiTheme="minorHAnsi"/>
+      <w:sz w:val="24"/>
+      <w:szCs w:val="24"/>
+      <w:lang w:val="vi-VN" w:eastAsia="ja-JP"/>
+    </w:rPr>
   </w:style>
   <w:style w:type="character" w:styleId="NhnmnhThm">
     <w:name w:val="Intense Emphasis"/>
@@ -894,14 +9913,18 @@
         <w:top w:val="single" w:sz="4" w:space="10" w:color="2F5496" w:themeColor="accent1" w:themeShade="BF"/>
         <w:bottom w:val="single" w:sz="4" w:space="10" w:color="2F5496" w:themeColor="accent1" w:themeShade="BF"/>
       </w:pBdr>
-      <w:spacing w:before="360" w:after="360"/>
+      <w:spacing w:before="360" w:after="360" w:line="278" w:lineRule="auto"/>
       <w:ind w:left="864" w:right="864"/>
       <w:jc w:val="center"/>
     </w:pPr>
     <w:rPr>
+      <w:rFonts w:asciiTheme="minorHAnsi" w:eastAsiaTheme="minorEastAsia" w:hAnsiTheme="minorHAnsi"/>
       <w:i/>
       <w:iCs/>
       <w:color w:val="2F5496" w:themeColor="accent1" w:themeShade="BF"/>
+      <w:sz w:val="24"/>
+      <w:szCs w:val="24"/>
+      <w:lang w:val="vi-VN" w:eastAsia="ja-JP"/>
     </w:rPr>
   </w:style>
   <w:style w:type="character" w:customStyle="1" w:styleId="NhaykepmChar">
@@ -928,6 +9951,17 @@
       <w:smallCaps/>
       <w:color w:val="2F5496" w:themeColor="accent1" w:themeShade="BF"/>
       <w:spacing w:val="5"/>
+    </w:rPr>
+  </w:style>
+  <w:style w:type="character" w:styleId="Siuktni">
+    <w:name w:val="Hyperlink"/>
+    <w:basedOn w:val="Phngmcinhcuaoanvn"/>
+    <w:uiPriority w:val="99"/>
+    <w:unhideWhenUsed/>
+    <w:rsid w:val="0059591B"/>
+    <w:rPr>
+      <w:color w:val="0000FF"/>
+      <w:u w:val="single"/>
     </w:rPr>
   </w:style>
 </w:styles>
